--- a/assets/syllabus/IT-CS 115 Panitz Syllabus Summer 2026.docx
+++ b/assets/syllabus/IT-CS 115 Panitz Syllabus Summer 2026.docx
@@ -4,7 +4,7 @@
   <w:body>
     <w:p>
       <w:pPr>
-        <w:pStyle w:val="811"/>
+        <w:pStyle w:val="963"/>
         <w:pBdr/>
         <w:spacing/>
         <w:ind/>
@@ -90,10 +90,15 @@
           <w:rFonts w:ascii="Arial" w:hAnsi="Arial" w:eastAsia="Arial" w:cs="Arial"/>
         </w:rPr>
       </w:r>
+      <w:r>
+        <w:rPr>
+          <w:rFonts w:ascii="Arial" w:hAnsi="Arial" w:cs="Arial"/>
+        </w:rPr>
+      </w:r>
     </w:p>
     <w:p>
       <w:pPr>
-        <w:pStyle w:val="811"/>
+        <w:pStyle w:val="963"/>
         <w:pBdr/>
         <w:spacing/>
         <w:ind/>
@@ -111,12 +116,17 @@
       <w:r>
         <w:rPr>
           <w:rFonts w:ascii="Arial" w:hAnsi="Arial" w:eastAsia="Arial" w:cs="Arial"/>
+        </w:rPr>
+      </w:r>
+      <w:r>
+        <w:rPr>
+          <w:rFonts w:ascii="Arial" w:hAnsi="Arial" w:cs="Arial"/>
         </w:rPr>
       </w:r>
     </w:p>
     <w:p>
       <w:pPr>
-        <w:pStyle w:val="813"/>
+        <w:pStyle w:val="965"/>
         <w:pBdr/>
         <w:spacing/>
         <w:ind/>
@@ -212,6 +222,11 @@
       <w:r>
         <w:rPr>
           <w:rFonts w:ascii="Arial" w:hAnsi="Arial" w:eastAsia="Arial" w:cs="Arial"/>
+        </w:rPr>
+      </w:r>
+      <w:r>
+        <w:rPr>
+          <w:rFonts w:ascii="Arial" w:hAnsi="Arial" w:cs="Arial"/>
         </w:rPr>
       </w:r>
     </w:p>
@@ -235,10 +250,15 @@
           <w:rFonts w:ascii="Arial" w:hAnsi="Arial" w:eastAsia="Arial" w:cs="Arial"/>
         </w:rPr>
       </w:r>
+      <w:r>
+        <w:rPr>
+          <w:rFonts w:ascii="Arial" w:hAnsi="Arial" w:cs="Arial"/>
+        </w:rPr>
+      </w:r>
     </w:p>
     <w:p>
       <w:pPr>
-        <w:pStyle w:val="799"/>
+        <w:pStyle w:val="951"/>
         <w:pBdr/>
         <w:spacing/>
         <w:ind/>
@@ -256,12 +276,17 @@
       <w:r>
         <w:rPr>
           <w:rFonts w:ascii="Arial" w:hAnsi="Arial" w:eastAsia="Arial" w:cs="Arial"/>
+        </w:rPr>
+      </w:r>
+      <w:r>
+        <w:rPr>
+          <w:rFonts w:ascii="Arial" w:hAnsi="Arial" w:cs="Arial"/>
         </w:rPr>
       </w:r>
     </w:p>
     <w:p>
       <w:pPr>
-        <w:pStyle w:val="800"/>
+        <w:pStyle w:val="952"/>
         <w:pBdr/>
         <w:spacing/>
         <w:ind/>
@@ -282,18 +307,18 @@
       </w:r>
       <w:r>
         <w:rPr>
-          <w:rFonts w:ascii="Arial" w:hAnsi="Arial" w:eastAsia="Arial" w:cs="Arial"/>
+          <w:rFonts w:ascii="Arial" w:hAnsi="Arial" w:cs="Arial"/>
         </w:rPr>
       </w:r>
     </w:p>
     <w:p>
       <w:pPr>
-        <w:pStyle w:val="798"/>
-        <w:pBdr/>
-        <w:spacing/>
-        <w:ind/>
-        <w:rPr>
-          <w:rStyle w:val="821"/>
+        <w:pStyle w:val="950"/>
+        <w:pBdr/>
+        <w:spacing/>
+        <w:ind/>
+        <w:rPr>
+          <w:rStyle w:val="973"/>
           <w:rFonts w:ascii="Arial" w:hAnsi="Arial" w:cs="Arial"/>
           <w:b w:val="0"/>
           <w:bCs w:val="0"/>
@@ -307,7 +332,7 @@
       <w:bookmarkStart w:id="1" w:name="_Hlk168945874"/>
       <w:r>
         <w:rPr>
-          <w:rStyle w:val="821"/>
+          <w:rStyle w:val="973"/>
           <w:rFonts w:ascii="Arial" w:hAnsi="Arial" w:eastAsia="Arial" w:cs="Arial"/>
         </w:rPr>
         <w:t xml:space="preserve">Day, time, place of class meetings</w:t>
@@ -335,14 +360,14 @@
       <w:bookmarkEnd w:id="1"/>
       <w:r>
         <w:rPr>
-          <w:rStyle w:val="821"/>
+          <w:rStyle w:val="973"/>
           <w:rFonts w:ascii="Arial" w:hAnsi="Arial" w:eastAsia="Arial" w:cs="Arial"/>
         </w:rPr>
         <w:t xml:space="preserve"> </w:t>
       </w:r>
       <w:r>
         <w:rPr>
-          <w:rStyle w:val="821"/>
+          <w:rStyle w:val="973"/>
           <w:rFonts w:ascii="Arial" w:hAnsi="Arial" w:eastAsia="Arial" w:cs="Arial"/>
           <w:b w:val="0"/>
           <w:bCs w:val="0"/>
@@ -351,7 +376,7 @@
       </w:r>
       <w:r>
         <w:rPr>
-          <w:rStyle w:val="821"/>
+          <w:rStyle w:val="973"/>
           <w:rFonts w:ascii="Arial" w:hAnsi="Arial" w:eastAsia="Arial" w:cs="Arial"/>
           <w:b w:val="0"/>
           <w:bCs w:val="0"/>
@@ -359,8 +384,8 @@
       </w:r>
       <w:r>
         <w:rPr>
-          <w:rStyle w:val="821"/>
-          <w:rFonts w:ascii="Arial" w:hAnsi="Arial" w:eastAsia="Arial" w:cs="Arial"/>
+          <w:rStyle w:val="973"/>
+          <w:rFonts w:ascii="Arial" w:hAnsi="Arial" w:cs="Arial"/>
           <w:b w:val="0"/>
           <w:bCs w:val="0"/>
         </w:rPr>
@@ -368,7 +393,7 @@
     </w:p>
     <w:p>
       <w:pPr>
-        <w:pStyle w:val="798"/>
+        <w:pStyle w:val="950"/>
         <w:numPr>
           <w:ilvl w:val="0"/>
           <w:numId w:val="28"/>
@@ -377,46 +402,46 @@
         <w:spacing/>
         <w:ind/>
         <w:rPr>
-          <w:rStyle w:val="821"/>
-          <w:rFonts w:ascii="Arial" w:hAnsi="Arial" w:cs="Arial"/>
-        </w:rPr>
-      </w:pPr>
-      <w:r>
-        <w:rPr>
-          <w:rStyle w:val="821"/>
+          <w:rStyle w:val="973"/>
+          <w:rFonts w:ascii="Arial" w:hAnsi="Arial" w:cs="Arial"/>
+        </w:rPr>
+      </w:pPr>
+      <w:r>
+        <w:rPr>
+          <w:rStyle w:val="973"/>
           <w:rFonts w:ascii="Arial" w:hAnsi="Arial" w:eastAsia="Arial" w:cs="Arial"/>
         </w:rPr>
       </w:r>
       <w:r>
         <w:rPr>
-          <w:rStyle w:val="821"/>
+          <w:rStyle w:val="973"/>
           <w:rFonts w:ascii="Arial" w:hAnsi="Arial" w:eastAsia="Arial" w:cs="Arial"/>
         </w:rPr>
         <w:t xml:space="preserve">Midterm on Thursday July 30th 6-8pm</w:t>
       </w:r>
       <w:r>
         <w:rPr>
-          <w:rStyle w:val="821"/>
+          <w:rStyle w:val="973"/>
           <w:rFonts w:ascii="Arial" w:hAnsi="Arial" w:eastAsia="Arial" w:cs="Arial"/>
         </w:rPr>
         <w:t xml:space="preserve"> in-person on Cascadia’s campus</w:t>
       </w:r>
       <w:r>
         <w:rPr>
-          <w:rStyle w:val="821"/>
+          <w:rStyle w:val="973"/>
           <w:rFonts w:ascii="Arial" w:hAnsi="Arial" w:eastAsia="Arial" w:cs="Arial"/>
         </w:rPr>
       </w:r>
       <w:r>
         <w:rPr>
-          <w:rStyle w:val="821"/>
-          <w:rFonts w:ascii="Arial" w:hAnsi="Arial" w:eastAsia="Arial" w:cs="Arial"/>
+          <w:rStyle w:val="973"/>
+          <w:rFonts w:ascii="Arial" w:hAnsi="Arial" w:cs="Arial"/>
         </w:rPr>
       </w:r>
     </w:p>
     <w:p>
       <w:pPr>
-        <w:pStyle w:val="798"/>
+        <w:pStyle w:val="950"/>
         <w:numPr>
           <w:ilvl w:val="0"/>
           <w:numId w:val="28"/>
@@ -425,51 +450,51 @@
         <w:spacing/>
         <w:ind/>
         <w:rPr>
-          <w:rStyle w:val="821"/>
-          <w:rFonts w:ascii="Arial" w:hAnsi="Arial" w:cs="Arial"/>
-        </w:rPr>
-      </w:pPr>
-      <w:r>
-        <w:rPr>
-          <w:rStyle w:val="821"/>
+          <w:rStyle w:val="973"/>
+          <w:rFonts w:ascii="Arial" w:hAnsi="Arial" w:cs="Arial"/>
+        </w:rPr>
+      </w:pPr>
+      <w:r>
+        <w:rPr>
+          <w:rStyle w:val="973"/>
           <w:rFonts w:ascii="Arial" w:hAnsi="Arial" w:eastAsia="Arial" w:cs="Arial"/>
         </w:rPr>
         <w:t xml:space="preserve">Final exam on Thursday August 27th 6-8pm</w:t>
       </w:r>
       <w:r>
         <w:rPr>
-          <w:rStyle w:val="821"/>
+          <w:rStyle w:val="973"/>
           <w:rFonts w:ascii="Arial" w:hAnsi="Arial" w:eastAsia="Arial" w:cs="Arial"/>
         </w:rPr>
         <w:t xml:space="preserve"> in-person on Cascadia’s campus</w:t>
       </w:r>
       <w:r>
         <w:rPr>
-          <w:rStyle w:val="821"/>
+          <w:rStyle w:val="973"/>
           <w:rFonts w:ascii="Arial" w:hAnsi="Arial" w:eastAsia="Arial" w:cs="Arial"/>
         </w:rPr>
       </w:r>
       <w:r>
         <w:rPr>
-          <w:rStyle w:val="821"/>
-          <w:rFonts w:ascii="Arial" w:hAnsi="Arial" w:eastAsia="Arial" w:cs="Arial"/>
+          <w:rStyle w:val="973"/>
+          <w:rFonts w:ascii="Arial" w:hAnsi="Arial" w:cs="Arial"/>
         </w:rPr>
       </w:r>
     </w:p>
     <w:p>
       <w:pPr>
-        <w:pStyle w:val="798"/>
-        <w:pBdr/>
-        <w:spacing/>
-        <w:ind/>
-        <w:rPr>
-          <w:rStyle w:val="821"/>
-          <w:rFonts w:ascii="Arial" w:hAnsi="Arial" w:cs="Arial"/>
-        </w:rPr>
-      </w:pPr>
-      <w:r>
-        <w:rPr>
-          <w:rStyle w:val="821"/>
+        <w:pStyle w:val="950"/>
+        <w:pBdr/>
+        <w:spacing/>
+        <w:ind/>
+        <w:rPr>
+          <w:rStyle w:val="973"/>
+          <w:rFonts w:ascii="Arial" w:hAnsi="Arial" w:cs="Arial"/>
+        </w:rPr>
+      </w:pPr>
+      <w:r>
+        <w:rPr>
+          <w:rStyle w:val="973"/>
           <w:rFonts w:ascii="Arial" w:hAnsi="Arial" w:eastAsia="Arial" w:cs="Arial"/>
           <w:b w:val="0"/>
           <w:bCs w:val="0"/>
@@ -478,7 +503,7 @@
       </w:r>
       <w:r>
         <w:rPr>
-          <w:rStyle w:val="821"/>
+          <w:rStyle w:val="973"/>
           <w:rFonts w:ascii="Arial" w:hAnsi="Arial" w:eastAsia="Arial" w:cs="Arial"/>
           <w:b w:val="0"/>
           <w:bCs w:val="0"/>
@@ -487,7 +512,7 @@
       </w:r>
       <w:r>
         <w:rPr>
-          <w:rStyle w:val="821"/>
+          <w:rStyle w:val="973"/>
           <w:rFonts w:ascii="Arial" w:hAnsi="Arial" w:eastAsia="Arial" w:cs="Arial"/>
           <w:b w:val="0"/>
           <w:bCs w:val="0"/>
@@ -496,14 +521,14 @@
       </w:r>
       <w:r>
         <w:rPr>
-          <w:rStyle w:val="821"/>
+          <w:rStyle w:val="973"/>
           <w:rFonts w:ascii="Arial" w:hAnsi="Arial" w:eastAsia="Arial" w:cs="Arial"/>
         </w:rPr>
       </w:r>
       <w:r>
         <w:rPr>
-          <w:rStyle w:val="821"/>
-          <w:rFonts w:ascii="Arial" w:hAnsi="Arial" w:eastAsia="Arial" w:cs="Arial"/>
+          <w:rStyle w:val="973"/>
+          <w:rFonts w:ascii="Arial" w:hAnsi="Arial" w:cs="Arial"/>
         </w:rPr>
       </w:r>
     </w:p>
@@ -513,13 +538,13 @@
         <w:spacing/>
         <w:ind/>
         <w:rPr>
-          <w:rStyle w:val="821"/>
-          <w:rFonts w:ascii="Arial" w:hAnsi="Arial" w:cs="Arial"/>
-        </w:rPr>
-      </w:pPr>
-      <w:r>
-        <w:rPr>
-          <w:rStyle w:val="821"/>
+          <w:rStyle w:val="973"/>
+          <w:rFonts w:ascii="Arial" w:hAnsi="Arial" w:cs="Arial"/>
+        </w:rPr>
+      </w:pPr>
+      <w:r>
+        <w:rPr>
+          <w:rStyle w:val="973"/>
           <w:rFonts w:ascii="Arial" w:hAnsi="Arial" w:eastAsia="Arial" w:cs="Arial"/>
         </w:rPr>
         <w:t xml:space="preserve">Instructor name: </w:t>
@@ -532,8 +557,14 @@
       </w:r>
       <w:r>
         <w:rPr>
-          <w:rStyle w:val="821"/>
+          <w:rStyle w:val="973"/>
           <w:rFonts w:ascii="Arial" w:hAnsi="Arial" w:eastAsia="Arial" w:cs="Arial"/>
+        </w:rPr>
+      </w:r>
+      <w:r>
+        <w:rPr>
+          <w:rStyle w:val="973"/>
+          <w:rFonts w:ascii="Arial" w:hAnsi="Arial" w:cs="Arial"/>
         </w:rPr>
       </w:r>
     </w:p>
@@ -543,13 +574,13 @@
         <w:spacing/>
         <w:ind/>
         <w:rPr>
-          <w:rStyle w:val="821"/>
-          <w:rFonts w:ascii="Arial" w:hAnsi="Arial" w:cs="Arial"/>
-        </w:rPr>
-      </w:pPr>
-      <w:r>
-        <w:rPr>
-          <w:rStyle w:val="821"/>
+          <w:rStyle w:val="973"/>
+          <w:rFonts w:ascii="Arial" w:hAnsi="Arial" w:cs="Arial"/>
+        </w:rPr>
+      </w:pPr>
+      <w:r>
+        <w:rPr>
+          <w:rStyle w:val="973"/>
           <w:rFonts w:ascii="Arial" w:hAnsi="Arial" w:eastAsia="Arial" w:cs="Arial"/>
         </w:rPr>
         <w:t xml:space="preserve">Cascadia email: </w:t>
@@ -557,7 +588,7 @@
       <w:hyperlink r:id="rId15" w:tooltip="mailto:MPanitz@cascadia.edu" w:history="1">
         <w:r>
           <w:rPr>
-            <w:rStyle w:val="816"/>
+            <w:rStyle w:val="968"/>
             <w:rFonts w:ascii="Arial" w:hAnsi="Arial" w:eastAsia="Arial" w:cs="Arial"/>
           </w:rPr>
           <w:t xml:space="preserve">MPanitz@cascadia.edu</w:t>
@@ -571,8 +602,14 @@
       </w:r>
       <w:r>
         <w:rPr>
-          <w:rStyle w:val="821"/>
+          <w:rStyle w:val="973"/>
           <w:rFonts w:ascii="Arial" w:hAnsi="Arial" w:eastAsia="Arial" w:cs="Arial"/>
+        </w:rPr>
+      </w:r>
+      <w:r>
+        <w:rPr>
+          <w:rStyle w:val="973"/>
+          <w:rFonts w:ascii="Arial" w:hAnsi="Arial" w:cs="Arial"/>
         </w:rPr>
       </w:r>
     </w:p>
@@ -582,13 +619,13 @@
         <w:spacing/>
         <w:ind/>
         <w:rPr>
-          <w:rStyle w:val="821"/>
-          <w:rFonts w:ascii="Arial" w:hAnsi="Arial" w:cs="Arial"/>
-        </w:rPr>
-      </w:pPr>
-      <w:r>
-        <w:rPr>
-          <w:rStyle w:val="821"/>
+          <w:rStyle w:val="973"/>
+          <w:rFonts w:ascii="Arial" w:hAnsi="Arial" w:cs="Arial"/>
+        </w:rPr>
+      </w:pPr>
+      <w:r>
+        <w:rPr>
+          <w:rStyle w:val="973"/>
           <w:rFonts w:ascii="Arial" w:hAnsi="Arial" w:eastAsia="Arial" w:cs="Arial"/>
         </w:rPr>
         <w:t xml:space="preserve">Office phone number: </w:t>
@@ -601,8 +638,14 @@
       </w:r>
       <w:r>
         <w:rPr>
-          <w:rStyle w:val="821"/>
+          <w:rStyle w:val="973"/>
           <w:rFonts w:ascii="Arial" w:hAnsi="Arial" w:eastAsia="Arial" w:cs="Arial"/>
+        </w:rPr>
+      </w:r>
+      <w:r>
+        <w:rPr>
+          <w:rStyle w:val="973"/>
+          <w:rFonts w:ascii="Arial" w:hAnsi="Arial" w:cs="Arial"/>
         </w:rPr>
       </w:r>
     </w:p>
@@ -617,14 +660,14 @@
       </w:pPr>
       <w:r>
         <w:rPr>
-          <w:rStyle w:val="821"/>
+          <w:rStyle w:val="973"/>
           <w:rFonts w:ascii="Arial" w:hAnsi="Arial" w:eastAsia="Arial" w:cs="Arial"/>
         </w:rPr>
         <w:t xml:space="preserve">Office location: </w:t>
       </w:r>
       <w:r>
         <w:rPr>
-          <w:rStyle w:val="821"/>
+          <w:rStyle w:val="973"/>
           <w:rFonts w:ascii="Arial" w:hAnsi="Arial" w:eastAsia="Arial" w:cs="Arial"/>
           <w:b w:val="0"/>
           <w:bCs/>
@@ -633,7 +676,7 @@
       </w:r>
       <w:r>
         <w:rPr>
-          <w:rStyle w:val="821"/>
+          <w:rStyle w:val="973"/>
           <w:rFonts w:ascii="Arial" w:hAnsi="Arial" w:eastAsia="Arial" w:cs="Arial"/>
         </w:rPr>
         <w:t xml:space="preserve"> </w:t>
@@ -647,6 +690,11 @@
       <w:r>
         <w:rPr>
           <w:rFonts w:ascii="Arial" w:hAnsi="Arial" w:eastAsia="Arial" w:cs="Arial"/>
+        </w:rPr>
+      </w:r>
+      <w:r>
+        <w:rPr>
+          <w:rFonts w:ascii="Arial" w:hAnsi="Arial" w:cs="Arial"/>
         </w:rPr>
       </w:r>
     </w:p>
@@ -656,21 +704,21 @@
         <w:spacing/>
         <w:ind/>
         <w:rPr>
-          <w:rStyle w:val="821"/>
+          <w:rStyle w:val="973"/>
           <w:rFonts w:ascii="Arial" w:hAnsi="Arial" w:cs="Arial"/>
           <w:b w:val="0"/>
         </w:rPr>
       </w:pPr>
       <w:r>
         <w:rPr>
-          <w:rStyle w:val="821"/>
+          <w:rStyle w:val="973"/>
           <w:rFonts w:ascii="Arial" w:hAnsi="Arial" w:eastAsia="Arial" w:cs="Arial"/>
         </w:rPr>
         <w:t xml:space="preserve">Office hours (aka "Extra help from the teacher hours"):</w:t>
       </w:r>
       <w:r>
         <w:rPr>
-          <w:rStyle w:val="821"/>
+          <w:rStyle w:val="973"/>
           <w:rFonts w:ascii="Arial" w:hAnsi="Arial" w:eastAsia="Arial" w:cs="Arial"/>
           <w:b w:val="0"/>
         </w:rPr>
@@ -678,15 +726,22 @@
       </w:r>
       <w:r>
         <w:rPr>
-          <w:rStyle w:val="821"/>
+          <w:rStyle w:val="973"/>
           <w:rFonts w:ascii="Arial" w:hAnsi="Arial" w:eastAsia="Arial" w:cs="Arial"/>
           <w:b w:val="0"/>
         </w:rPr>
       </w:r>
+      <w:r>
+        <w:rPr>
+          <w:rStyle w:val="973"/>
+          <w:rFonts w:ascii="Arial" w:hAnsi="Arial" w:cs="Arial"/>
+          <w:b w:val="0"/>
+        </w:rPr>
+      </w:r>
     </w:p>
     <w:p>
       <w:pPr>
-        <w:pStyle w:val="815"/>
+        <w:pStyle w:val="967"/>
         <w:numPr>
           <w:ilvl w:val="0"/>
           <w:numId w:val="29"/>
@@ -705,14 +760,14 @@
           <w:bCs/>
           <w:color w:val="000000" w:themeColor="text1"/>
         </w:rPr>
-        <w:t xml:space="preserve">Tuesdays and Thursdays </w:t>
+        <w:t xml:space="preserve">Tuesdays </w:t>
       </w:r>
       <w:r>
         <w:rPr>
           <w:rFonts w:ascii="Arial" w:hAnsi="Arial" w:eastAsia="Arial" w:cs="Arial"/>
           <w:color w:val="000000" w:themeColor="text1"/>
         </w:rPr>
-        <w:t xml:space="preserve">from 11:30am - 1:00pm.</w:t>
+        <w:t xml:space="preserve">from 11:00am - 1:00pm.</w:t>
         <w:br/>
         <w:t xml:space="preserve">These office hours will be in Zoom (and only in Zoom – there are no in-person office hours)</w:t>
         <w:br/>
@@ -720,7 +775,7 @@
       <w:hyperlink r:id="rId16" w:tooltip="https://cascadia.zoom.us/my/ccc.mpanitz" w:history="1">
         <w:r>
           <w:rPr>
-            <w:rStyle w:val="816"/>
+            <w:rStyle w:val="968"/>
             <w:rFonts w:ascii="Arial" w:hAnsi="Arial" w:eastAsia="Arial" w:cs="Arial"/>
             <w:color w:val="126bc4"/>
           </w:rPr>
@@ -749,7 +804,7 @@
     </w:p>
     <w:p>
       <w:pPr>
-        <w:pStyle w:val="815"/>
+        <w:pStyle w:val="967"/>
         <w:numPr>
           <w:ilvl w:val="0"/>
           <w:numId w:val="29"/>
@@ -781,24 +836,6 @@
           <w:color w:val="000000" w:themeColor="text1"/>
         </w:rPr>
       </w:r>
-      <w:r>
-        <w:rPr>
-          <w:rFonts w:ascii="Arial" w:hAnsi="Arial" w:eastAsia="Arial" w:cs="Arial"/>
-          <w:color w:val="2d3b45"/>
-        </w:rPr>
-      </w:r>
-      <w:r>
-        <w:rPr>
-          <w:rFonts w:ascii="Arial" w:hAnsi="Arial" w:eastAsia="Arial" w:cs="Arial"/>
-          <w:color w:val="2d3b45"/>
-        </w:rPr>
-      </w:r>
-      <w:r>
-        <w:rPr>
-          <w:rFonts w:ascii="Arial" w:hAnsi="Arial" w:cs="Arial"/>
-          <w:color w:val="000000" w:themeColor="text1"/>
-        </w:rPr>
-      </w:r>
     </w:p>
     <w:p>
       <w:pPr>
@@ -819,10 +856,15 @@
           <w:rFonts w:ascii="Arial" w:hAnsi="Arial" w:eastAsia="Arial" w:cs="Arial"/>
         </w:rPr>
       </w:r>
+      <w:r>
+        <w:rPr>
+          <w:rFonts w:ascii="Arial" w:hAnsi="Arial" w:cs="Arial"/>
+        </w:rPr>
+      </w:r>
     </w:p>
     <w:p>
       <w:pPr>
-        <w:pStyle w:val="800"/>
+        <w:pStyle w:val="952"/>
         <w:pBdr/>
         <w:spacing/>
         <w:ind/>
@@ -839,6 +881,11 @@
       <w:r>
         <w:rPr>
           <w:rFonts w:ascii="Arial" w:hAnsi="Arial" w:eastAsia="Arial" w:cs="Arial"/>
+        </w:rPr>
+      </w:r>
+      <w:r>
+        <w:rPr>
+          <w:rFonts w:ascii="Arial" w:hAnsi="Arial" w:cs="Arial"/>
         </w:rPr>
       </w:r>
     </w:p>
@@ -868,6 +915,11 @@
           <w:rFonts w:ascii="Arial" w:hAnsi="Arial" w:eastAsia="Arial" w:cs="Arial"/>
         </w:rPr>
       </w:r>
+      <w:r>
+        <w:rPr>
+          <w:rFonts w:ascii="Arial" w:hAnsi="Arial" w:cs="Arial"/>
+        </w:rPr>
+      </w:r>
     </w:p>
     <w:p>
       <w:pPr>
@@ -888,10 +940,15 @@
           <w:rFonts w:ascii="Arial" w:hAnsi="Arial" w:eastAsia="Arial" w:cs="Arial"/>
         </w:rPr>
       </w:r>
+      <w:r>
+        <w:rPr>
+          <w:rFonts w:ascii="Arial" w:hAnsi="Arial" w:cs="Arial"/>
+        </w:rPr>
+      </w:r>
     </w:p>
     <w:p>
       <w:pPr>
-        <w:pStyle w:val="800"/>
+        <w:pStyle w:val="952"/>
         <w:pBdr/>
         <w:spacing/>
         <w:ind/>
@@ -908,6 +965,11 @@
       <w:r>
         <w:rPr>
           <w:rFonts w:ascii="Arial" w:hAnsi="Arial" w:eastAsia="Arial" w:cs="Arial"/>
+        </w:rPr>
+      </w:r>
+      <w:r>
+        <w:rPr>
+          <w:rFonts w:ascii="Arial" w:hAnsi="Arial" w:cs="Arial"/>
         </w:rPr>
       </w:r>
     </w:p>
@@ -931,10 +993,15 @@
           <w:rFonts w:ascii="Arial" w:hAnsi="Arial" w:eastAsia="Arial" w:cs="Arial"/>
         </w:rPr>
       </w:r>
+      <w:r>
+        <w:rPr>
+          <w:rFonts w:ascii="Arial" w:hAnsi="Arial" w:cs="Arial"/>
+        </w:rPr>
+      </w:r>
     </w:p>
     <w:p>
       <w:pPr>
-        <w:pStyle w:val="799"/>
+        <w:pStyle w:val="951"/>
         <w:pBdr/>
         <w:spacing/>
         <w:ind/>
@@ -955,10 +1022,15 @@
           <w:lang w:eastAsia="fr-FR"/>
         </w:rPr>
       </w:r>
+      <w:r>
+        <w:rPr>
+          <w:rFonts w:ascii="Arial" w:hAnsi="Arial" w:cs="Arial"/>
+        </w:rPr>
+      </w:r>
     </w:p>
     <w:p>
       <w:pPr>
-        <w:pStyle w:val="815"/>
+        <w:pStyle w:val="967"/>
         <w:numPr>
           <w:ilvl w:val="0"/>
           <w:numId w:val="12"/>
@@ -974,7 +1046,7 @@
       </w:pPr>
       <w:r>
         <w:rPr>
-          <w:rStyle w:val="820"/>
+          <w:rStyle w:val="972"/>
           <w:rFonts w:ascii="Arial" w:hAnsi="Arial" w:eastAsia="Arial" w:cs="Arial" w:eastAsiaTheme="minorEastAsia"/>
           <w:szCs w:val="24"/>
         </w:rPr>
@@ -999,10 +1071,16 @@
           <w:i/>
         </w:rPr>
       </w:r>
+      <w:r>
+        <w:rPr>
+          <w:rFonts w:ascii="Arial" w:hAnsi="Arial" w:cs="Arial"/>
+          <w:i/>
+        </w:rPr>
+      </w:r>
     </w:p>
     <w:p>
       <w:pPr>
-        <w:pStyle w:val="815"/>
+        <w:pStyle w:val="967"/>
         <w:numPr>
           <w:ilvl w:val="0"/>
           <w:numId w:val="13"/>
@@ -1028,10 +1106,16 @@
           <w:sz w:val="22"/>
         </w:rPr>
       </w:r>
+      <w:r>
+        <w:rPr>
+          <w:rFonts w:ascii="Arial" w:hAnsi="Arial" w:cs="Arial"/>
+          <w:sz w:val="22"/>
+        </w:rPr>
+      </w:r>
     </w:p>
     <w:p>
       <w:pPr>
-        <w:pStyle w:val="815"/>
+        <w:pStyle w:val="967"/>
         <w:numPr>
           <w:ilvl w:val="0"/>
           <w:numId w:val="13"/>
@@ -1057,10 +1141,16 @@
           <w:sz w:val="22"/>
         </w:rPr>
       </w:r>
+      <w:r>
+        <w:rPr>
+          <w:rFonts w:ascii="Arial" w:hAnsi="Arial" w:cs="Arial"/>
+          <w:sz w:val="22"/>
+        </w:rPr>
+      </w:r>
     </w:p>
     <w:p>
       <w:pPr>
-        <w:pStyle w:val="815"/>
+        <w:pStyle w:val="967"/>
         <w:numPr>
           <w:ilvl w:val="0"/>
           <w:numId w:val="13"/>
@@ -1086,10 +1176,16 @@
           <w:sz w:val="22"/>
         </w:rPr>
       </w:r>
+      <w:r>
+        <w:rPr>
+          <w:rFonts w:ascii="Arial" w:hAnsi="Arial" w:cs="Arial"/>
+          <w:sz w:val="22"/>
+        </w:rPr>
+      </w:r>
     </w:p>
     <w:p>
       <w:pPr>
-        <w:pStyle w:val="815"/>
+        <w:pStyle w:val="967"/>
         <w:pBdr/>
         <w:spacing w:line="240" w:lineRule="auto"/>
         <w:ind/>
@@ -1110,10 +1206,16 @@
           <w:sz w:val="22"/>
         </w:rPr>
       </w:r>
+      <w:r>
+        <w:rPr>
+          <w:rFonts w:ascii="Arial" w:hAnsi="Arial" w:cs="Arial"/>
+          <w:sz w:val="22"/>
+        </w:rPr>
+      </w:r>
     </w:p>
     <w:p>
       <w:pPr>
-        <w:pStyle w:val="815"/>
+        <w:pStyle w:val="967"/>
         <w:numPr>
           <w:ilvl w:val="0"/>
           <w:numId w:val="12"/>
@@ -1129,7 +1231,7 @@
       </w:pPr>
       <w:r>
         <w:rPr>
-          <w:rStyle w:val="820"/>
+          <w:rStyle w:val="972"/>
           <w:rFonts w:ascii="Arial" w:hAnsi="Arial" w:eastAsia="Arial" w:cs="Arial" w:eastAsiaTheme="minorEastAsia"/>
           <w:szCs w:val="24"/>
         </w:rPr>
@@ -1154,10 +1256,16 @@
           <w:i/>
         </w:rPr>
       </w:r>
+      <w:r>
+        <w:rPr>
+          <w:rFonts w:ascii="Arial" w:hAnsi="Arial" w:cs="Arial"/>
+          <w:i/>
+        </w:rPr>
+      </w:r>
     </w:p>
     <w:p>
       <w:pPr>
-        <w:pStyle w:val="815"/>
+        <w:pStyle w:val="967"/>
         <w:numPr>
           <w:ilvl w:val="0"/>
           <w:numId w:val="13"/>
@@ -1183,10 +1291,16 @@
           <w:sz w:val="22"/>
         </w:rPr>
       </w:r>
+      <w:r>
+        <w:rPr>
+          <w:rFonts w:ascii="Arial" w:hAnsi="Arial" w:cs="Arial"/>
+          <w:sz w:val="22"/>
+        </w:rPr>
+      </w:r>
     </w:p>
     <w:p>
       <w:pPr>
-        <w:pStyle w:val="815"/>
+        <w:pStyle w:val="967"/>
         <w:numPr>
           <w:ilvl w:val="0"/>
           <w:numId w:val="13"/>
@@ -1212,10 +1326,16 @@
           <w:sz w:val="22"/>
         </w:rPr>
       </w:r>
+      <w:r>
+        <w:rPr>
+          <w:rFonts w:ascii="Arial" w:hAnsi="Arial" w:cs="Arial"/>
+          <w:sz w:val="22"/>
+        </w:rPr>
+      </w:r>
     </w:p>
     <w:p>
       <w:pPr>
-        <w:pStyle w:val="815"/>
+        <w:pStyle w:val="967"/>
         <w:numPr>
           <w:ilvl w:val="0"/>
           <w:numId w:val="13"/>
@@ -1241,10 +1361,16 @@
           <w:sz w:val="22"/>
         </w:rPr>
       </w:r>
+      <w:r>
+        <w:rPr>
+          <w:rFonts w:ascii="Arial" w:hAnsi="Arial" w:cs="Arial"/>
+          <w:sz w:val="22"/>
+        </w:rPr>
+      </w:r>
     </w:p>
     <w:p>
       <w:pPr>
-        <w:pStyle w:val="815"/>
+        <w:pStyle w:val="967"/>
         <w:numPr>
           <w:ilvl w:val="0"/>
           <w:numId w:val="13"/>
@@ -1270,10 +1396,16 @@
           <w:sz w:val="22"/>
         </w:rPr>
       </w:r>
+      <w:r>
+        <w:rPr>
+          <w:rFonts w:ascii="Arial" w:hAnsi="Arial" w:cs="Arial"/>
+          <w:sz w:val="22"/>
+        </w:rPr>
+      </w:r>
     </w:p>
     <w:p>
       <w:pPr>
-        <w:pStyle w:val="815"/>
+        <w:pStyle w:val="967"/>
         <w:pBdr/>
         <w:spacing w:line="240" w:lineRule="auto"/>
         <w:ind/>
@@ -1294,10 +1426,16 @@
           <w:sz w:val="22"/>
         </w:rPr>
       </w:r>
+      <w:r>
+        <w:rPr>
+          <w:rFonts w:ascii="Arial" w:hAnsi="Arial" w:cs="Arial"/>
+          <w:sz w:val="22"/>
+        </w:rPr>
+      </w:r>
     </w:p>
     <w:p>
       <w:pPr>
-        <w:pStyle w:val="815"/>
+        <w:pStyle w:val="967"/>
         <w:numPr>
           <w:ilvl w:val="0"/>
           <w:numId w:val="12"/>
@@ -1315,7 +1453,7 @@
       </w:pPr>
       <w:r>
         <w:rPr>
-          <w:rStyle w:val="820"/>
+          <w:rStyle w:val="972"/>
           <w:rFonts w:ascii="Arial" w:hAnsi="Arial" w:eastAsia="Arial" w:cs="Arial" w:eastAsiaTheme="minorEastAsia"/>
           <w:szCs w:val="24"/>
         </w:rPr>
@@ -1336,10 +1474,18 @@
           <w:color w:val="404040" w:themeColor="text1" w:themeTint="BF"/>
         </w:rPr>
       </w:r>
+      <w:r>
+        <w:rPr>
+          <w:rFonts w:ascii="Arial" w:hAnsi="Arial" w:cs="Arial"/>
+          <w:i/>
+          <w:iCs/>
+          <w:color w:val="404040" w:themeColor="text1" w:themeTint="BF"/>
+        </w:rPr>
+      </w:r>
     </w:p>
     <w:p>
       <w:pPr>
-        <w:pStyle w:val="815"/>
+        <w:pStyle w:val="967"/>
         <w:numPr>
           <w:ilvl w:val="0"/>
           <w:numId w:val="13"/>
@@ -1365,10 +1511,16 @@
           <w:sz w:val="22"/>
         </w:rPr>
       </w:r>
+      <w:r>
+        <w:rPr>
+          <w:rFonts w:ascii="Arial" w:hAnsi="Arial" w:cs="Arial"/>
+          <w:sz w:val="22"/>
+        </w:rPr>
+      </w:r>
     </w:p>
     <w:p>
       <w:pPr>
-        <w:pStyle w:val="815"/>
+        <w:pStyle w:val="967"/>
         <w:numPr>
           <w:ilvl w:val="0"/>
           <w:numId w:val="13"/>
@@ -1394,10 +1546,16 @@
           <w:sz w:val="22"/>
         </w:rPr>
       </w:r>
+      <w:r>
+        <w:rPr>
+          <w:rFonts w:ascii="Arial" w:hAnsi="Arial" w:cs="Arial"/>
+          <w:sz w:val="22"/>
+        </w:rPr>
+      </w:r>
     </w:p>
     <w:p>
       <w:pPr>
-        <w:pStyle w:val="815"/>
+        <w:pStyle w:val="967"/>
         <w:numPr>
           <w:ilvl w:val="0"/>
           <w:numId w:val="13"/>
@@ -1423,6 +1581,12 @@
           <w:sz w:val="22"/>
         </w:rPr>
       </w:r>
+      <w:r>
+        <w:rPr>
+          <w:rFonts w:ascii="Arial" w:hAnsi="Arial" w:cs="Arial"/>
+          <w:sz w:val="22"/>
+        </w:rPr>
+      </w:r>
     </w:p>
     <w:p>
       <w:pPr>
@@ -1444,10 +1608,15 @@
           <w:rFonts w:ascii="Arial" w:hAnsi="Arial" w:eastAsia="Arial" w:cs="Arial" w:eastAsiaTheme="minorEastAsia"/>
         </w:rPr>
       </w:r>
+      <w:r>
+        <w:rPr>
+          <w:rFonts w:ascii="Arial" w:hAnsi="Arial" w:cs="Arial"/>
+        </w:rPr>
+      </w:r>
     </w:p>
     <w:p>
       <w:pPr>
-        <w:pStyle w:val="815"/>
+        <w:pStyle w:val="967"/>
         <w:numPr>
           <w:ilvl w:val="0"/>
           <w:numId w:val="12"/>
@@ -1463,7 +1632,7 @@
       </w:pPr>
       <w:r>
         <w:rPr>
-          <w:rStyle w:val="820"/>
+          <w:rStyle w:val="972"/>
           <w:rFonts w:ascii="Arial" w:hAnsi="Arial" w:eastAsia="Arial" w:cs="Arial" w:eastAsiaTheme="minorEastAsia"/>
           <w:szCs w:val="24"/>
         </w:rPr>
@@ -1492,7 +1661,7 @@
       </w:r>
       <w:r>
         <w:rPr>
-          <w:rStyle w:val="837"/>
+          <w:rStyle w:val="989"/>
           <w:rFonts w:ascii="Arial" w:hAnsi="Arial" w:eastAsia="Arial" w:cs="Arial" w:eastAsiaTheme="minorEastAsia"/>
         </w:rPr>
         <w:t xml:space="preserve">.</w:t>
@@ -1503,10 +1672,16 @@
           <w:i/>
         </w:rPr>
       </w:r>
+      <w:r>
+        <w:rPr>
+          <w:rFonts w:ascii="Arial" w:hAnsi="Arial" w:cs="Arial"/>
+          <w:i/>
+        </w:rPr>
+      </w:r>
     </w:p>
     <w:p>
       <w:pPr>
-        <w:pStyle w:val="815"/>
+        <w:pStyle w:val="967"/>
         <w:numPr>
           <w:ilvl w:val="0"/>
           <w:numId w:val="13"/>
@@ -1532,10 +1707,16 @@
           <w:sz w:val="22"/>
         </w:rPr>
       </w:r>
+      <w:r>
+        <w:rPr>
+          <w:rFonts w:ascii="Arial" w:hAnsi="Arial" w:cs="Arial"/>
+          <w:sz w:val="22"/>
+        </w:rPr>
+      </w:r>
     </w:p>
     <w:p>
       <w:pPr>
-        <w:pStyle w:val="815"/>
+        <w:pStyle w:val="967"/>
         <w:numPr>
           <w:ilvl w:val="0"/>
           <w:numId w:val="13"/>
@@ -1561,10 +1742,16 @@
           <w:sz w:val="22"/>
         </w:rPr>
       </w:r>
+      <w:r>
+        <w:rPr>
+          <w:rFonts w:ascii="Arial" w:hAnsi="Arial" w:cs="Arial"/>
+          <w:sz w:val="22"/>
+        </w:rPr>
+      </w:r>
     </w:p>
     <w:p>
       <w:pPr>
-        <w:pStyle w:val="815"/>
+        <w:pStyle w:val="967"/>
         <w:numPr>
           <w:ilvl w:val="0"/>
           <w:numId w:val="13"/>
@@ -1590,10 +1777,16 @@
           <w:sz w:val="22"/>
         </w:rPr>
       </w:r>
+      <w:r>
+        <w:rPr>
+          <w:rFonts w:ascii="Arial" w:hAnsi="Arial" w:cs="Arial"/>
+          <w:sz w:val="22"/>
+        </w:rPr>
+      </w:r>
     </w:p>
     <w:p>
       <w:pPr>
-        <w:pStyle w:val="815"/>
+        <w:pStyle w:val="967"/>
         <w:numPr>
           <w:ilvl w:val="0"/>
           <w:numId w:val="13"/>
@@ -1619,10 +1812,16 @@
           <w:sz w:val="22"/>
         </w:rPr>
       </w:r>
+      <w:r>
+        <w:rPr>
+          <w:rFonts w:ascii="Arial" w:hAnsi="Arial" w:cs="Arial"/>
+          <w:sz w:val="22"/>
+        </w:rPr>
+      </w:r>
     </w:p>
     <w:p>
       <w:pPr>
-        <w:pStyle w:val="815"/>
+        <w:pStyle w:val="967"/>
         <w:numPr>
           <w:ilvl w:val="0"/>
           <w:numId w:val="13"/>
@@ -1648,15 +1847,21 @@
           <w:sz w:val="22"/>
         </w:rPr>
       </w:r>
+      <w:r>
+        <w:rPr>
+          <w:rFonts w:ascii="Arial" w:hAnsi="Arial" w:cs="Arial"/>
+          <w:sz w:val="22"/>
+        </w:rPr>
+      </w:r>
     </w:p>
     <w:p>
       <w:pPr>
-        <w:pStyle w:val="815"/>
-        <w:pBdr/>
-        <w:spacing/>
-        <w:ind/>
-        <w:rPr>
-          <w:rStyle w:val="820"/>
+        <w:pStyle w:val="967"/>
+        <w:pBdr/>
+        <w:spacing/>
+        <w:ind/>
+        <w:rPr>
+          <w:rStyle w:val="972"/>
           <w:rFonts w:ascii="Arial" w:hAnsi="Arial" w:cs="Arial"/>
           <w:iCs/>
           <w:sz w:val="24"/>
@@ -1673,22 +1878,31 @@
       </w:r>
       <w:r>
         <w:rPr>
-          <w:rStyle w:val="820"/>
+          <w:rStyle w:val="972"/>
           <w:rFonts w:ascii="Arial" w:hAnsi="Arial" w:eastAsia="Arial" w:cs="Arial"/>
           <w:iCs/>
           <w:sz w:val="24"/>
           <w:szCs w:val="24"/>
         </w:rPr>
       </w:r>
+      <w:r>
+        <w:rPr>
+          <w:rStyle w:val="972"/>
+          <w:rFonts w:ascii="Arial" w:hAnsi="Arial" w:cs="Arial"/>
+          <w:iCs/>
+          <w:sz w:val="24"/>
+          <w:szCs w:val="24"/>
+        </w:rPr>
+      </w:r>
     </w:p>
     <w:p>
       <w:pPr>
-        <w:pStyle w:val="815"/>
-        <w:pBdr/>
-        <w:spacing/>
-        <w:ind/>
-        <w:rPr>
-          <w:rStyle w:val="820"/>
+        <w:pStyle w:val="967"/>
+        <w:pBdr/>
+        <w:spacing/>
+        <w:ind/>
+        <w:rPr>
+          <w:rStyle w:val="972"/>
           <w:rFonts w:ascii="Arial" w:hAnsi="Arial" w:cs="Arial"/>
           <w:iCs/>
           <w:sz w:val="24"/>
@@ -1705,17 +1919,26 @@
       </w:r>
       <w:r>
         <w:rPr>
-          <w:rStyle w:val="820"/>
+          <w:rStyle w:val="972"/>
           <w:rFonts w:ascii="Arial" w:hAnsi="Arial" w:eastAsia="Arial" w:cs="Arial"/>
           <w:iCs/>
           <w:sz w:val="24"/>
           <w:szCs w:val="24"/>
         </w:rPr>
       </w:r>
+      <w:r>
+        <w:rPr>
+          <w:rStyle w:val="972"/>
+          <w:rFonts w:ascii="Arial" w:hAnsi="Arial" w:cs="Arial"/>
+          <w:iCs/>
+          <w:sz w:val="24"/>
+          <w:szCs w:val="24"/>
+        </w:rPr>
+      </w:r>
     </w:p>
     <w:p>
       <w:pPr>
-        <w:pStyle w:val="799"/>
+        <w:pStyle w:val="951"/>
         <w:pBdr/>
         <w:spacing/>
         <w:ind/>
@@ -1732,6 +1955,11 @@
       <w:r>
         <w:rPr>
           <w:rFonts w:ascii="Arial" w:hAnsi="Arial" w:eastAsia="Arial" w:cs="Arial"/>
+        </w:rPr>
+      </w:r>
+      <w:r>
+        <w:rPr>
+          <w:rFonts w:ascii="Arial" w:hAnsi="Arial" w:cs="Arial"/>
         </w:rPr>
       </w:r>
     </w:p>
@@ -1755,6 +1983,11 @@
           <w:rFonts w:ascii="Arial" w:hAnsi="Arial" w:eastAsia="Arial" w:cs="Arial"/>
         </w:rPr>
       </w:r>
+      <w:r>
+        <w:rPr>
+          <w:rFonts w:ascii="Arial" w:hAnsi="Arial" w:cs="Arial"/>
+        </w:rPr>
+      </w:r>
     </w:p>
     <w:p>
       <w:pPr>
@@ -1774,6 +2007,11 @@
       <w:r>
         <w:rPr>
           <w:rFonts w:ascii="Arial" w:hAnsi="Arial" w:eastAsia="Arial" w:cs="Arial"/>
+        </w:rPr>
+      </w:r>
+      <w:r>
+        <w:rPr>
+          <w:rFonts w:ascii="Arial" w:hAnsi="Arial" w:cs="Arial"/>
         </w:rPr>
       </w:r>
     </w:p>
@@ -1801,6 +2039,11 @@
           <w:rFonts w:ascii="Arial" w:hAnsi="Arial" w:eastAsia="Arial" w:cs="Arial"/>
         </w:rPr>
       </w:r>
+      <w:r>
+        <w:rPr>
+          <w:rFonts w:ascii="Arial" w:hAnsi="Arial" w:cs="Arial"/>
+        </w:rPr>
+      </w:r>
     </w:p>
     <w:p>
       <w:pPr>
@@ -1826,6 +2069,11 @@
           <w:rFonts w:ascii="Arial" w:hAnsi="Arial" w:eastAsia="Arial" w:cs="Arial"/>
         </w:rPr>
       </w:r>
+      <w:r>
+        <w:rPr>
+          <w:rFonts w:ascii="Arial" w:hAnsi="Arial" w:cs="Arial"/>
+        </w:rPr>
+      </w:r>
     </w:p>
     <w:p>
       <w:pPr>
@@ -1851,6 +2099,11 @@
           <w:rFonts w:ascii="Arial" w:hAnsi="Arial" w:eastAsia="Arial" w:cs="Arial"/>
         </w:rPr>
       </w:r>
+      <w:r>
+        <w:rPr>
+          <w:rFonts w:ascii="Arial" w:hAnsi="Arial" w:cs="Arial"/>
+        </w:rPr>
+      </w:r>
     </w:p>
     <w:p>
       <w:pPr>
@@ -1876,6 +2129,11 @@
           <w:rFonts w:ascii="Arial" w:hAnsi="Arial" w:eastAsia="Arial" w:cs="Arial"/>
         </w:rPr>
       </w:r>
+      <w:r>
+        <w:rPr>
+          <w:rFonts w:ascii="Arial" w:hAnsi="Arial" w:cs="Arial"/>
+        </w:rPr>
+      </w:r>
     </w:p>
     <w:p>
       <w:pPr>
@@ -1901,6 +2159,11 @@
           <w:rFonts w:ascii="Arial" w:hAnsi="Arial" w:eastAsia="Arial" w:cs="Arial"/>
         </w:rPr>
       </w:r>
+      <w:r>
+        <w:rPr>
+          <w:rFonts w:ascii="Arial" w:hAnsi="Arial" w:cs="Arial"/>
+        </w:rPr>
+      </w:r>
     </w:p>
     <w:p>
       <w:pPr>
@@ -1926,6 +2189,11 @@
           <w:rFonts w:ascii="Arial" w:hAnsi="Arial" w:eastAsia="Arial" w:cs="Arial"/>
         </w:rPr>
       </w:r>
+      <w:r>
+        <w:rPr>
+          <w:rFonts w:ascii="Arial" w:hAnsi="Arial" w:cs="Arial"/>
+        </w:rPr>
+      </w:r>
     </w:p>
     <w:p>
       <w:pPr>
@@ -1951,6 +2219,11 @@
           <w:rFonts w:ascii="Arial" w:hAnsi="Arial" w:eastAsia="Arial" w:cs="Arial"/>
         </w:rPr>
       </w:r>
+      <w:r>
+        <w:rPr>
+          <w:rFonts w:ascii="Arial" w:hAnsi="Arial" w:cs="Arial"/>
+        </w:rPr>
+      </w:r>
     </w:p>
     <w:p>
       <w:pPr>
@@ -1976,6 +2249,11 @@
           <w:rFonts w:ascii="Arial" w:hAnsi="Arial" w:eastAsia="Arial" w:cs="Arial"/>
         </w:rPr>
       </w:r>
+      <w:r>
+        <w:rPr>
+          <w:rFonts w:ascii="Arial" w:hAnsi="Arial" w:cs="Arial"/>
+        </w:rPr>
+      </w:r>
     </w:p>
     <w:p>
       <w:pPr>
@@ -2001,6 +2279,11 @@
           <w:rFonts w:ascii="Arial" w:hAnsi="Arial" w:eastAsia="Arial" w:cs="Arial"/>
         </w:rPr>
       </w:r>
+      <w:r>
+        <w:rPr>
+          <w:rFonts w:ascii="Arial" w:hAnsi="Arial" w:cs="Arial"/>
+        </w:rPr>
+      </w:r>
     </w:p>
     <w:p>
       <w:pPr>
@@ -2026,6 +2309,11 @@
           <w:rFonts w:ascii="Arial" w:hAnsi="Arial" w:eastAsia="Arial" w:cs="Arial"/>
         </w:rPr>
       </w:r>
+      <w:r>
+        <w:rPr>
+          <w:rFonts w:ascii="Arial" w:hAnsi="Arial" w:cs="Arial"/>
+        </w:rPr>
+      </w:r>
     </w:p>
     <w:p>
       <w:pPr>
@@ -2051,6 +2339,11 @@
           <w:rFonts w:ascii="Arial" w:hAnsi="Arial" w:eastAsia="Arial" w:cs="Arial"/>
         </w:rPr>
       </w:r>
+      <w:r>
+        <w:rPr>
+          <w:rFonts w:ascii="Arial" w:hAnsi="Arial" w:cs="Arial"/>
+        </w:rPr>
+      </w:r>
     </w:p>
     <w:p>
       <w:pPr>
@@ -2083,15 +2376,20 @@
           <w:rFonts w:ascii="Arial" w:hAnsi="Arial" w:eastAsia="Arial" w:cs="Arial"/>
         </w:rPr>
       </w:r>
+      <w:r>
+        <w:rPr>
+          <w:rFonts w:ascii="Arial" w:hAnsi="Arial" w:cs="Arial"/>
+        </w:rPr>
+      </w:r>
     </w:p>
     <w:p>
       <w:pPr>
-        <w:pStyle w:val="799"/>
+        <w:pStyle w:val="951"/>
         <w:pBdr/>
         <w:spacing w:before="0"/>
         <w:ind/>
         <w:rPr>
-          <w:rStyle w:val="820"/>
+          <w:rStyle w:val="972"/>
           <w:rFonts w:ascii="Arial" w:hAnsi="Arial" w:cs="Arial"/>
           <w:b/>
           <w:szCs w:val="32"/>
@@ -2107,7 +2405,7 @@
       </w:r>
       <w:r>
         <w:rPr>
-          <w:rStyle w:val="820"/>
+          <w:rStyle w:val="972"/>
           <w:rFonts w:ascii="Arial" w:hAnsi="Arial" w:eastAsia="Arial" w:cs="Arial"/>
           <w:b/>
           <w:szCs w:val="32"/>
@@ -2115,15 +2413,24 @@
           <w:lang w:eastAsia="fr-FR"/>
         </w:rPr>
       </w:r>
+      <w:r>
+        <w:rPr>
+          <w:rStyle w:val="972"/>
+          <w:rFonts w:ascii="Arial" w:hAnsi="Arial" w:cs="Arial"/>
+          <w:b/>
+          <w:szCs w:val="32"/>
+          <w:u w:val="none"/>
+        </w:rPr>
+      </w:r>
     </w:p>
     <w:p>
       <w:pPr>
-        <w:pStyle w:val="800"/>
-        <w:pBdr/>
-        <w:spacing/>
-        <w:ind/>
-        <w:rPr>
-          <w:rStyle w:val="826"/>
+        <w:pStyle w:val="952"/>
+        <w:pBdr/>
+        <w:spacing/>
+        <w:ind/>
+        <w:rPr>
+          <w:rStyle w:val="978"/>
           <w:rFonts w:ascii="Arial" w:hAnsi="Arial" w:cs="Arial"/>
           <w:b/>
           <w:bCs w:val="0"/>
@@ -2131,7 +2438,7 @@
       </w:pPr>
       <w:r>
         <w:rPr>
-          <w:rStyle w:val="826"/>
+          <w:rStyle w:val="978"/>
           <w:rFonts w:ascii="Arial" w:hAnsi="Arial" w:eastAsia="Arial" w:cs="Arial"/>
           <w:b/>
           <w:bCs w:val="0"/>
@@ -2140,8 +2447,16 @@
       </w:r>
       <w:r>
         <w:rPr>
-          <w:rStyle w:val="826"/>
+          <w:rStyle w:val="978"/>
           <w:rFonts w:ascii="Arial" w:hAnsi="Arial" w:eastAsia="Arial" w:cs="Arial"/>
+          <w:b/>
+          <w:bCs w:val="0"/>
+        </w:rPr>
+      </w:r>
+      <w:r>
+        <w:rPr>
+          <w:rStyle w:val="978"/>
+          <w:rFonts w:ascii="Arial" w:hAnsi="Arial" w:cs="Arial"/>
           <w:b/>
           <w:bCs w:val="0"/>
         </w:rPr>
@@ -2164,7 +2479,7 @@
       </w:pPr>
       <w:r>
         <w:rPr>
-          <w:rStyle w:val="826"/>
+          <w:rStyle w:val="978"/>
           <w:rFonts w:ascii="Arial" w:hAnsi="Arial" w:eastAsia="Arial" w:cs="Arial"/>
           <w:color w:val="2d3b45"/>
         </w:rPr>
@@ -2180,6 +2495,12 @@
       <w:r>
         <w:rPr>
           <w:rFonts w:ascii="Arial" w:hAnsi="Arial" w:eastAsia="Arial" w:cs="Arial"/>
+          <w:color w:val="2d3b45"/>
+        </w:rPr>
+      </w:r>
+      <w:r>
+        <w:rPr>
+          <w:rFonts w:ascii="Arial" w:hAnsi="Arial" w:cs="Arial"/>
           <w:color w:val="2d3b45"/>
         </w:rPr>
       </w:r>
@@ -2201,7 +2522,7 @@
       </w:pPr>
       <w:r>
         <w:rPr>
-          <w:rStyle w:val="826"/>
+          <w:rStyle w:val="978"/>
           <w:rFonts w:ascii="Arial" w:hAnsi="Arial" w:eastAsia="Arial" w:cs="Arial"/>
           <w:color w:val="2d3b45"/>
         </w:rPr>
@@ -2217,6 +2538,12 @@
       <w:r>
         <w:rPr>
           <w:rFonts w:ascii="Arial" w:hAnsi="Arial" w:eastAsia="Arial" w:cs="Arial"/>
+          <w:color w:val="2d3b45"/>
+        </w:rPr>
+      </w:r>
+      <w:r>
+        <w:rPr>
+          <w:rFonts w:ascii="Arial" w:hAnsi="Arial" w:cs="Arial"/>
           <w:color w:val="2d3b45"/>
         </w:rPr>
       </w:r>
@@ -2238,7 +2565,7 @@
       </w:pPr>
       <w:r>
         <w:rPr>
-          <w:rStyle w:val="826"/>
+          <w:rStyle w:val="978"/>
           <w:rFonts w:ascii="Arial" w:hAnsi="Arial" w:eastAsia="Arial" w:cs="Arial"/>
           <w:color w:val="2d3b45"/>
         </w:rPr>
@@ -2254,6 +2581,12 @@
       <w:r>
         <w:rPr>
           <w:rFonts w:ascii="Arial" w:hAnsi="Arial" w:eastAsia="Arial" w:cs="Arial"/>
+          <w:color w:val="2d3b45"/>
+        </w:rPr>
+      </w:r>
+      <w:r>
+        <w:rPr>
+          <w:rFonts w:ascii="Arial" w:hAnsi="Arial" w:cs="Arial"/>
           <w:color w:val="2d3b45"/>
         </w:rPr>
       </w:r>
@@ -2275,7 +2608,7 @@
       </w:pPr>
       <w:r>
         <w:rPr>
-          <w:rStyle w:val="826"/>
+          <w:rStyle w:val="978"/>
           <w:rFonts w:ascii="Arial" w:hAnsi="Arial" w:eastAsia="Arial" w:cs="Arial"/>
           <w:color w:val="2d3b45"/>
         </w:rPr>
@@ -2291,6 +2624,12 @@
       <w:r>
         <w:rPr>
           <w:rFonts w:ascii="Arial" w:hAnsi="Arial" w:eastAsia="Arial" w:cs="Arial"/>
+          <w:color w:val="2d3b45"/>
+        </w:rPr>
+      </w:r>
+      <w:r>
+        <w:rPr>
+          <w:rFonts w:ascii="Arial" w:hAnsi="Arial" w:cs="Arial"/>
           <w:color w:val="2d3b45"/>
         </w:rPr>
       </w:r>
@@ -2312,7 +2651,7 @@
       </w:pPr>
       <w:r>
         <w:rPr>
-          <w:rStyle w:val="826"/>
+          <w:rStyle w:val="978"/>
           <w:rFonts w:ascii="Arial" w:hAnsi="Arial" w:eastAsia="Arial" w:cs="Arial"/>
           <w:color w:val="2d3b45"/>
         </w:rPr>
@@ -2331,10 +2670,16 @@
           <w:color w:val="2d3b45"/>
         </w:rPr>
       </w:r>
+      <w:r>
+        <w:rPr>
+          <w:rFonts w:ascii="Arial" w:hAnsi="Arial" w:cs="Arial"/>
+          <w:color w:val="2d3b45"/>
+        </w:rPr>
+      </w:r>
     </w:p>
     <w:p>
       <w:pPr>
-        <w:pStyle w:val="841"/>
+        <w:pStyle w:val="993"/>
         <w:pBdr/>
         <w:shd w:val="clear" w:color="auto" w:fill="ffffff"/>
         <w:spacing w:after="180" w:before="180"/>
@@ -2350,12 +2695,6 @@
           <w:color w:val="2d3b45"/>
         </w:rPr>
         <w:t xml:space="preserve"> </w:t>
-      </w:r>
-      <w:r>
-        <w:rPr>
-          <w:rFonts w:ascii="Arial" w:hAnsi="Arial" w:eastAsia="Arial" w:cs="Arial"/>
-          <w:color w:val="2d3b45"/>
-        </w:rPr>
       </w:r>
       <w:r>
         <w:rPr>
@@ -2374,7 +2713,7 @@
       <w:hyperlink r:id="rId17" w:tooltip="https://greenteapress.com/wp/think-java-2e/" w:history="1">
         <w:r>
           <w:rPr>
-            <w:rStyle w:val="816"/>
+            <w:rStyle w:val="968"/>
             <w:rFonts w:ascii="Arial" w:hAnsi="Arial" w:eastAsia="Arial" w:cs="Arial" w:eastAsiaTheme="minorEastAsia"/>
           </w:rPr>
           <w:t xml:space="preserve">You can read it online for free</w:t>
@@ -2389,7 +2728,7 @@
         </w:r>
         <w:r>
           <w:rPr>
-            <w:rStyle w:val="816"/>
+            <w:rStyle w:val="968"/>
             <w:rFonts w:ascii="Arial" w:hAnsi="Arial" w:eastAsia="Arial" w:cs="Arial" w:eastAsiaTheme="minorEastAsia"/>
           </w:rPr>
           <w:t xml:space="preserve">and/or legally get a .PDF of the book for free</w:t>
@@ -2404,14 +2743,14 @@
         </w:r>
         <w:r>
           <w:rPr>
-            <w:rStyle w:val="816"/>
+            <w:rStyle w:val="968"/>
             <w:rFonts w:ascii="Arial" w:hAnsi="Arial" w:eastAsia="Arial" w:cs="Arial" w:eastAsiaTheme="minorEastAsia"/>
           </w:rPr>
           <w:t xml:space="preserve">and/or pay money for a printed copy on Amazon</w:t>
         </w:r>
         <w:r>
           <w:rPr>
-            <w:rStyle w:val="862"/>
+            <w:rStyle w:val="1014"/>
             <w:rFonts w:ascii="Arial" w:hAnsi="Arial" w:eastAsia="Arial" w:cs="Arial"/>
             <w:color w:val="0000ff"/>
           </w:rPr>
@@ -2420,12 +2759,8 @@
       </w:hyperlink>
       <w:r>
         <w:rPr>
-          <w:rFonts w:ascii="Arial" w:hAnsi="Arial" w:eastAsia="Arial" w:cs="Arial"/>
-        </w:rPr>
-      </w:r>
-      <w:r>
-        <w:rPr>
-          <w:rFonts w:ascii="Arial" w:hAnsi="Arial" w:eastAsia="Arial" w:cs="Arial"/>
+          <w:rFonts w:ascii="Arial" w:hAnsi="Arial" w:cs="Arial"/>
+          <w:color w:val="2d3b45"/>
         </w:rPr>
       </w:r>
       <w:r>
@@ -2437,13 +2772,13 @@
     </w:p>
     <w:p>
       <w:pPr>
-        <w:pStyle w:val="841"/>
+        <w:pStyle w:val="993"/>
         <w:pBdr/>
         <w:shd w:val="clear" w:color="auto" w:fill="ffffff"/>
         <w:spacing w:after="0"/>
         <w:ind/>
         <w:rPr>
-          <w:rStyle w:val="820"/>
+          <w:rStyle w:val="972"/>
           <w:rFonts w:ascii="Arial" w:hAnsi="Arial" w:cs="Arial"/>
           <w:szCs w:val="28"/>
         </w:rPr>
@@ -2456,15 +2791,22 @@
       </w:r>
       <w:r>
         <w:rPr>
-          <w:rStyle w:val="820"/>
+          <w:rStyle w:val="972"/>
           <w:rFonts w:ascii="Arial" w:hAnsi="Arial" w:eastAsia="Arial" w:cs="Arial"/>
           <w:szCs w:val="28"/>
         </w:rPr>
       </w:r>
+      <w:r>
+        <w:rPr>
+          <w:rStyle w:val="972"/>
+          <w:rFonts w:ascii="Arial" w:hAnsi="Arial" w:cs="Arial"/>
+          <w:szCs w:val="28"/>
+        </w:rPr>
+      </w:r>
     </w:p>
     <w:p>
       <w:pPr>
-        <w:pStyle w:val="800"/>
+        <w:pStyle w:val="952"/>
         <w:pBdr/>
         <w:spacing/>
         <w:ind/>
@@ -2475,7 +2817,7 @@
       </w:pPr>
       <w:r>
         <w:rPr>
-          <w:rStyle w:val="826"/>
+          <w:rStyle w:val="978"/>
           <w:rFonts w:ascii="Arial" w:hAnsi="Arial" w:eastAsia="Arial" w:cs="Arial"/>
           <w:color w:val="2d3b45"/>
           <w:sz w:val="43"/>
@@ -2486,6 +2828,12 @@
       <w:r>
         <w:rPr>
           <w:rFonts w:ascii="Arial" w:hAnsi="Arial" w:eastAsia="Arial" w:cs="Arial"/>
+          <w:b w:val="0"/>
+        </w:rPr>
+      </w:r>
+      <w:r>
+        <w:rPr>
+          <w:rFonts w:ascii="Arial" w:hAnsi="Arial" w:cs="Arial"/>
           <w:b w:val="0"/>
         </w:rPr>
       </w:r>
@@ -2579,6 +2927,12 @@
           <w:color w:val="2d3b45"/>
         </w:rPr>
       </w:r>
+      <w:r>
+        <w:rPr>
+          <w:rFonts w:ascii="Arial" w:hAnsi="Arial" w:cs="Arial"/>
+          <w:color w:val="2d3b45"/>
+        </w:rPr>
+      </w:r>
     </w:p>
     <w:p>
       <w:pPr>
@@ -2622,7 +2976,7 @@
       <w:hyperlink r:id="rId18" w:tooltip="https://community.canvaslms.com/t5/Student-Guide/How-do-I-manage-my-Canvas-notification-settings-as-a-student/ta-p/434" w:history="1">
         <w:r>
           <w:rPr>
-            <w:rStyle w:val="816"/>
+            <w:rStyle w:val="968"/>
             <w:rFonts w:ascii="Arial" w:hAnsi="Arial" w:eastAsia="Arial" w:cs="Arial"/>
           </w:rPr>
           <w:t xml:space="preserve">There’s more detailed instructions about how to do this here.</w:t>
@@ -2637,86 +2991,105 @@
       <w:r>
         <w:rPr>
           <w:rFonts w:ascii="Arial" w:hAnsi="Arial" w:eastAsia="Arial" w:cs="Arial"/>
-        </w:rPr>
-      </w:r>
+          <w:color w:val="2d3b45"/>
+        </w:rPr>
+      </w:r>
+      <w:r>
+        <w:rPr>
+          <w:rFonts w:ascii="Arial" w:hAnsi="Arial" w:cs="Arial"/>
+          <w:color w:val="2d3b45"/>
+        </w:rPr>
+      </w:r>
+    </w:p>
+    <w:p>
+      <w:pPr>
+        <w:pStyle w:val="951"/>
+        <w:pBdr/>
+        <w:spacing/>
+        <w:ind/>
+        <w:rPr>
+          <w:rFonts w:ascii="Arial" w:hAnsi="Arial" w:cs="Arial"/>
+          <w:shd w:val="clear" w:color="auto" w:fill="ffffff"/>
+        </w:rPr>
+      </w:pPr>
+      <w:r>
+        <w:rPr>
+          <w:rFonts w:ascii="Arial" w:hAnsi="Arial" w:eastAsia="Arial" w:cs="Arial"/>
+          <w:shd w:val="clear" w:color="auto" w:fill="ffffff"/>
+        </w:rPr>
+        <w:t xml:space="preserve">Grading and grades</w:t>
+      </w:r>
+      <w:r>
+        <w:rPr>
+          <w:rFonts w:ascii="Arial" w:hAnsi="Arial" w:eastAsia="Arial" w:cs="Arial"/>
+          <w:shd w:val="clear" w:color="auto" w:fill="ffffff"/>
+        </w:rPr>
+      </w:r>
+      <w:r>
+        <w:rPr>
+          <w:rFonts w:ascii="Arial" w:hAnsi="Arial" w:cs="Arial"/>
+          <w:shd w:val="clear" w:color="auto" w:fill="ffffff"/>
+        </w:rPr>
+      </w:r>
+    </w:p>
+    <w:p>
+      <w:pPr>
+        <w:pStyle w:val="952"/>
+        <w:pBdr/>
+        <w:spacing/>
+        <w:ind/>
+        <w:rPr>
+          <w:rFonts w:ascii="Arial" w:hAnsi="Arial" w:cs="Arial"/>
+          <w:shd w:val="clear" w:color="auto" w:fill="ffffff"/>
+        </w:rPr>
+      </w:pPr>
+      <w:r>
+        <w:rPr>
+          <w:rFonts w:ascii="Arial" w:hAnsi="Arial" w:eastAsia="Arial" w:cs="Arial"/>
+          <w:shd w:val="clear" w:color="auto" w:fill="ffffff"/>
+        </w:rPr>
+        <w:t xml:space="preserve">Grading criteria/standards scale</w:t>
+      </w:r>
+      <w:r>
+        <w:rPr>
+          <w:rFonts w:ascii="Arial" w:hAnsi="Arial" w:eastAsia="Arial" w:cs="Arial"/>
+          <w:shd w:val="clear" w:color="auto" w:fill="ffffff"/>
+        </w:rPr>
+      </w:r>
+      <w:r>
+        <w:rPr>
+          <w:rFonts w:ascii="Arial" w:hAnsi="Arial" w:cs="Arial"/>
+          <w:shd w:val="clear" w:color="auto" w:fill="ffffff"/>
+        </w:rPr>
+      </w:r>
+    </w:p>
+    <w:p>
+      <w:pPr>
+        <w:pBdr/>
+        <w:shd w:val="clear" w:color="auto" w:fill="ffffff"/>
+        <w:spacing w:after="180" w:before="180" w:line="240" w:lineRule="auto"/>
+        <w:ind/>
+        <w:rPr>
+          <w:rFonts w:ascii="Arial" w:hAnsi="Arial" w:cs="Arial"/>
+          <w:color w:val="2d3b45"/>
+        </w:rPr>
+      </w:pPr>
       <w:r>
         <w:rPr>
           <w:rFonts w:ascii="Arial" w:hAnsi="Arial" w:eastAsia="Arial" w:cs="Arial"/>
           <w:color w:val="2d3b45"/>
         </w:rPr>
-      </w:r>
-    </w:p>
-    <w:p>
-      <w:pPr>
-        <w:pStyle w:val="799"/>
-        <w:pBdr/>
-        <w:spacing/>
-        <w:ind/>
-        <w:rPr>
-          <w:rFonts w:ascii="Arial" w:hAnsi="Arial" w:cs="Arial"/>
-          <w:shd w:val="clear" w:color="auto" w:fill="ffffff"/>
-        </w:rPr>
-      </w:pPr>
-      <w:r>
-        <w:rPr>
-          <w:rFonts w:ascii="Arial" w:hAnsi="Arial" w:eastAsia="Arial" w:cs="Arial"/>
-          <w:shd w:val="clear" w:color="auto" w:fill="ffffff"/>
-        </w:rPr>
-        <w:t xml:space="preserve">Grading and grades</w:t>
-      </w:r>
-      <w:r>
-        <w:rPr>
-          <w:rFonts w:ascii="Arial" w:hAnsi="Arial" w:eastAsia="Arial" w:cs="Arial"/>
-          <w:shd w:val="clear" w:color="auto" w:fill="ffffff"/>
-        </w:rPr>
-      </w:r>
-    </w:p>
-    <w:p>
-      <w:pPr>
-        <w:pStyle w:val="800"/>
-        <w:pBdr/>
-        <w:spacing/>
-        <w:ind/>
-        <w:rPr>
-          <w:rFonts w:ascii="Arial" w:hAnsi="Arial" w:cs="Arial"/>
-          <w:shd w:val="clear" w:color="auto" w:fill="ffffff"/>
-        </w:rPr>
-      </w:pPr>
-      <w:r>
-        <w:rPr>
-          <w:rFonts w:ascii="Arial" w:hAnsi="Arial" w:eastAsia="Arial" w:cs="Arial"/>
-          <w:shd w:val="clear" w:color="auto" w:fill="ffffff"/>
-        </w:rPr>
-        <w:t xml:space="preserve">Grading criteria/standards scale</w:t>
-      </w:r>
-      <w:r>
-        <w:rPr>
-          <w:rFonts w:ascii="Arial" w:hAnsi="Arial" w:eastAsia="Arial" w:cs="Arial"/>
-          <w:shd w:val="clear" w:color="auto" w:fill="ffffff"/>
-        </w:rPr>
-      </w:r>
-    </w:p>
-    <w:p>
-      <w:pPr>
-        <w:pBdr/>
-        <w:shd w:val="clear" w:color="auto" w:fill="ffffff"/>
-        <w:spacing w:after="180" w:before="180" w:line="240" w:lineRule="auto"/>
-        <w:ind/>
-        <w:rPr>
-          <w:rFonts w:ascii="Arial" w:hAnsi="Arial" w:cs="Arial"/>
-          <w:color w:val="2d3b45"/>
-        </w:rPr>
-      </w:pPr>
+        <w:t xml:space="preserve">You will be graded as follows:</w:t>
+      </w:r>
       <w:r>
         <w:rPr>
           <w:rFonts w:ascii="Arial" w:hAnsi="Arial" w:eastAsia="Arial" w:cs="Arial"/>
           <w:color w:val="2d3b45"/>
         </w:rPr>
-        <w:t xml:space="preserve">You will be graded as follows:</w:t>
-      </w:r>
-      <w:r>
-        <w:rPr>
-          <w:rFonts w:ascii="Arial" w:hAnsi="Arial" w:eastAsia="Arial" w:cs="Arial"/>
+      </w:r>
+      <w:r>
+        <w:rPr>
+          <w:rFonts w:ascii="Arial" w:hAnsi="Arial" w:cs="Arial"/>
           <w:color w:val="2d3b45"/>
         </w:rPr>
       </w:r>
@@ -2767,7 +3140,7 @@
           </w:tcPr>
           <w:p>
             <w:pPr>
-              <w:pStyle w:val="834"/>
+              <w:pStyle w:val="986"/>
               <w:pBdr/>
               <w:spacing/>
               <w:ind/>
@@ -2795,6 +3168,14 @@
                 <w:color w:val="000000" w:themeColor="text1"/>
               </w:rPr>
             </w:r>
+            <w:r>
+              <w:rPr>
+                <w:rFonts w:ascii="Arial" w:hAnsi="Arial" w:eastAsia="Arial" w:cs="Arial"/>
+                <w:b/>
+                <w:bCs/>
+                <w:color w:val="000000" w:themeColor="text1"/>
+              </w:rPr>
+            </w:r>
           </w:p>
         </w:tc>
         <w:tc>
@@ -2813,7 +3194,7 @@
           </w:tcPr>
           <w:p>
             <w:pPr>
-              <w:pStyle w:val="834"/>
+              <w:pStyle w:val="986"/>
               <w:pBdr/>
               <w:spacing/>
               <w:ind/>
@@ -2832,6 +3213,14 @@
                 <w:color w:val="000000" w:themeColor="text1"/>
               </w:rPr>
               <w:t xml:space="preserve">Weight</w:t>
+            </w:r>
+            <w:r>
+              <w:rPr>
+                <w:rFonts w:ascii="Arial" w:hAnsi="Arial" w:eastAsia="Arial" w:cs="Arial"/>
+                <w:b/>
+                <w:bCs/>
+                <w:color w:val="000000" w:themeColor="text1"/>
+              </w:rPr>
             </w:r>
             <w:r>
               <w:rPr>
@@ -2864,7 +3253,7 @@
           </w:tcPr>
           <w:p>
             <w:pPr>
-              <w:pStyle w:val="834"/>
+              <w:pStyle w:val="986"/>
               <w:pBdr/>
               <w:spacing/>
               <w:ind/>
@@ -2910,7 +3299,7 @@
           </w:tcPr>
           <w:p>
             <w:pPr>
-              <w:pStyle w:val="834"/>
+              <w:pStyle w:val="986"/>
               <w:pBdr/>
               <w:spacing/>
               <w:ind/>
@@ -2961,7 +3350,7 @@
           </w:tcPr>
           <w:p>
             <w:pPr>
-              <w:pStyle w:val="834"/>
+              <w:pStyle w:val="986"/>
               <w:pBdr/>
               <w:spacing/>
               <w:ind/>
@@ -2980,36 +3369,12 @@
             </w:r>
             <w:r>
               <w:rPr>
-                <w:rFonts w:ascii="Arial" w:hAnsi="Arial" w:cs="Arial"/>
-                <w:color w:val="000000" w:themeColor="text1"/>
-              </w:rPr>
-            </w:r>
-            <w:r>
-              <w:rPr>
-                <w:rFonts w:ascii="Arial" w:hAnsi="Arial" w:cs="Arial"/>
-                <w:color w:val="000000" w:themeColor="text1"/>
-              </w:rPr>
-            </w:r>
-            <w:r>
-              <w:rPr>
-                <w:rFonts w:ascii="Arial" w:hAnsi="Arial" w:eastAsia="Arial" w:cs="Arial"/>
-                <w:color w:val="000000" w:themeColor="text1"/>
-              </w:rPr>
-            </w:r>
-            <w:r>
-              <w:rPr>
                 <w:rFonts w:ascii="Arial" w:hAnsi="Arial" w:eastAsia="Arial" w:cs="Arial"/>
                 <w:color w:val="000000" w:themeColor="text1"/>
                 <w:sz w:val="22"/>
                 <w:szCs w:val="22"/>
               </w:rPr>
-              <w:t xml:space="preserve">Pre-Class Notes, Worksheets, and Coding Exercises</w:t>
-            </w:r>
-            <w:r>
-              <w:rPr>
-                <w:rFonts w:ascii="Arial" w:hAnsi="Arial" w:cs="Arial"/>
-                <w:color w:val="000000" w:themeColor="text1"/>
-              </w:rPr>
+              <w:t xml:space="preserve">Class Notes, Worksheets, and Coding Exercises</w:t>
             </w:r>
             <w:r>
               <w:rPr>
@@ -3041,7 +3406,7 @@
           </w:tcPr>
           <w:p>
             <w:pPr>
-              <w:pStyle w:val="834"/>
+              <w:pStyle w:val="986"/>
               <w:pBdr/>
               <w:spacing/>
               <w:ind/>
@@ -3092,7 +3457,7 @@
           </w:tcPr>
           <w:p>
             <w:pPr>
-              <w:pStyle w:val="834"/>
+              <w:pStyle w:val="986"/>
               <w:pBdr/>
               <w:spacing/>
               <w:ind/>
@@ -3138,7 +3503,7 @@
           </w:tcPr>
           <w:p>
             <w:pPr>
-              <w:pStyle w:val="834"/>
+              <w:pStyle w:val="986"/>
               <w:pBdr/>
               <w:spacing/>
               <w:ind/>
@@ -3189,7 +3554,7 @@
           </w:tcPr>
           <w:p>
             <w:pPr>
-              <w:pStyle w:val="834"/>
+              <w:pStyle w:val="986"/>
               <w:pBdr/>
               <w:spacing/>
               <w:ind/>
@@ -3235,7 +3600,7 @@
           </w:tcPr>
           <w:p>
             <w:pPr>
-              <w:pStyle w:val="834"/>
+              <w:pStyle w:val="986"/>
               <w:pBdr/>
               <w:spacing/>
               <w:ind/>
@@ -3291,6 +3656,12 @@
           <w:color w:val="2d3b45"/>
         </w:rPr>
       </w:r>
+      <w:r>
+        <w:rPr>
+          <w:rFonts w:ascii="Arial" w:hAnsi="Arial" w:cs="Arial"/>
+          <w:color w:val="2d3b45"/>
+        </w:rPr>
+      </w:r>
     </w:p>
     <w:p>
       <w:pPr>
@@ -3329,6 +3700,12 @@
           <w:color w:val="2d3b45"/>
         </w:rPr>
       </w:r>
+      <w:r>
+        <w:rPr>
+          <w:rFonts w:ascii="Arial" w:hAnsi="Arial" w:cs="Arial"/>
+          <w:color w:val="2d3b45"/>
+        </w:rPr>
+      </w:r>
     </w:p>
     <w:p>
       <w:pPr>
@@ -3365,28 +3742,26 @@
       <w:r>
         <w:rPr>
           <w:rFonts w:ascii="Arial" w:hAnsi="Arial" w:eastAsia="Arial" w:cs="Arial"/>
-          <w:b/>
-          <w:bCs/>
           <w:color w:val="2d3b45"/>
         </w:rPr>
+        <w:t xml:space="preserve">– There will be different kind of exercises to test student’s understanding of the class materials and Java programmin</w:t>
       </w:r>
       <w:r>
         <w:rPr>
           <w:rFonts w:ascii="Arial" w:hAnsi="Arial" w:eastAsia="Arial" w:cs="Arial"/>
           <w:color w:val="2d3b45"/>
         </w:rPr>
-        <w:t xml:space="preserve">– There will be different kind of exercises to test student’s understanding of the class materials and Java programmin</w:t>
+        <w:t xml:space="preserve">g concepts on a lecture basis. </w:t>
       </w:r>
       <w:r>
         <w:rPr>
           <w:rFonts w:ascii="Arial" w:hAnsi="Arial" w:eastAsia="Arial" w:cs="Arial"/>
           <w:color w:val="2d3b45"/>
         </w:rPr>
-        <w:t xml:space="preserve">g concepts on a lecture basis. </w:t>
-      </w:r>
-      <w:r>
-        <w:rPr>
-          <w:rFonts w:ascii="Arial" w:hAnsi="Arial" w:eastAsia="Arial" w:cs="Arial"/>
+      </w:r>
+      <w:r>
+        <w:rPr>
+          <w:rFonts w:ascii="Arial" w:hAnsi="Arial" w:cs="Arial"/>
           <w:color w:val="2d3b45"/>
         </w:rPr>
       </w:r>
@@ -3470,6 +3845,12 @@
           <w:color w:val="2d3b45"/>
         </w:rPr>
       </w:r>
+      <w:r>
+        <w:rPr>
+          <w:rFonts w:ascii="Arial" w:hAnsi="Arial" w:cs="Arial"/>
+          <w:color w:val="2d3b45"/>
+        </w:rPr>
+      </w:r>
     </w:p>
     <w:p>
       <w:pPr>
@@ -3508,9 +3889,48 @@
           <w:rFonts w:ascii="Arial" w:hAnsi="Arial" w:eastAsia="Arial" w:cs="Arial"/>
           <w:b/>
           <w:bCs/>
-          <w:color w:val="000000" w:themeColor="text1"/>
-        </w:rPr>
-      </w:r>
+          <w:color w:val="2d3b45"/>
+        </w:rPr>
+        <w:t xml:space="preserve"> </w:t>
+      </w:r>
+      <w:r>
+        <w:rPr>
+          <w:rFonts w:ascii="Arial" w:hAnsi="Arial" w:eastAsia="Arial" w:cs="Arial"/>
+          <w:color w:val="2d3b45"/>
+        </w:rPr>
+        <w:t xml:space="preserve">– There will be</w:t>
+      </w:r>
+      <w:r>
+        <w:rPr>
+          <w:rFonts w:ascii="Arial" w:hAnsi="Arial" w:eastAsia="Arial" w:cs="Arial"/>
+          <w:color w:val="2d3b45"/>
+        </w:rPr>
+        <w:t xml:space="preserve"> 9 weekly discussion forums where students will be asked to comment or ask questions about what they read from assigned learning materials. Class participation also include 2 group activities. You will work in groups to complete some programming exercises.</w:t>
+      </w:r>
+      <w:r>
+        <w:rPr>
+          <w:rFonts w:ascii="Arial" w:hAnsi="Arial" w:eastAsia="Arial" w:cs="Arial"/>
+          <w:color w:val="2d3b45"/>
+        </w:rPr>
+      </w:r>
+      <w:r>
+        <w:rPr>
+          <w:rFonts w:ascii="Arial" w:hAnsi="Arial" w:cs="Arial"/>
+          <w:color w:val="2d3b45"/>
+        </w:rPr>
+      </w:r>
+    </w:p>
+    <w:p>
+      <w:pPr>
+        <w:pBdr/>
+        <w:shd w:val="clear" w:color="auto" w:fill="ffffff"/>
+        <w:spacing w:after="180" w:before="180" w:line="240" w:lineRule="auto"/>
+        <w:ind/>
+        <w:rPr>
+          <w:rFonts w:ascii="Arial" w:hAnsi="Arial" w:cs="Arial"/>
+          <w:color w:val="2d3b45"/>
+        </w:rPr>
+      </w:pPr>
       <w:r>
         <w:rPr>
           <w:rFonts w:ascii="Arial" w:hAnsi="Arial" w:eastAsia="Arial" w:cs="Arial"/>
@@ -3518,94 +3938,134 @@
           <w:bCs/>
           <w:color w:val="2d3b45"/>
         </w:rPr>
-        <w:t xml:space="preserve"> </w:t>
+        <w:t xml:space="preserve">**</w:t>
       </w:r>
       <w:r>
         <w:rPr>
           <w:rFonts w:ascii="Arial" w:hAnsi="Arial" w:eastAsia="Arial" w:cs="Arial"/>
           <w:color w:val="2d3b45"/>
         </w:rPr>
-        <w:t xml:space="preserve">– There will be</w:t>
+        <w:t xml:space="preserve"> The number of assessments and the points possible for exams, assignments and other activities are subject to change without notice.</w:t>
       </w:r>
       <w:r>
         <w:rPr>
           <w:rFonts w:ascii="Arial" w:hAnsi="Arial" w:eastAsia="Arial" w:cs="Arial"/>
           <w:color w:val="2d3b45"/>
         </w:rPr>
-        <w:t xml:space="preserve"> 9 weekly discussion forums where students will be asked to comment or ask questions about what they read from assigned learning materials. Class participation also include 2 group activities. You will work in groups to complete some programming exercises.</w:t>
-      </w:r>
+      </w:r>
+      <w:r>
+        <w:rPr>
+          <w:rFonts w:ascii="Arial" w:hAnsi="Arial" w:cs="Arial"/>
+          <w:color w:val="2d3b45"/>
+        </w:rPr>
+      </w:r>
+    </w:p>
+    <w:p>
+      <w:pPr>
+        <w:pBdr/>
+        <w:shd w:val="clear" w:color="auto" w:fill="ffffff"/>
+        <w:spacing w:after="180" w:before="180" w:line="240" w:lineRule="auto"/>
+        <w:ind/>
+        <w:rPr>
+          <w:rFonts w:ascii="Arial" w:hAnsi="Arial" w:cs="Arial"/>
+          <w:color w:val="2d3b45"/>
+        </w:rPr>
+      </w:pPr>
       <w:r>
         <w:rPr>
           <w:rFonts w:ascii="Arial" w:hAnsi="Arial" w:eastAsia="Arial" w:cs="Arial"/>
           <w:color w:val="2d3b45"/>
         </w:rPr>
+        <w:t xml:space="preserve">Any disagreements about your grade should be brought to my attention immediately.</w:t>
+      </w:r>
+      <w:r>
+        <w:rPr>
+          <w:rFonts w:ascii="Arial" w:hAnsi="Arial" w:eastAsia="Arial" w:cs="Arial"/>
+          <w:color w:val="2d3b45"/>
+        </w:rPr>
+      </w:r>
+      <w:r>
+        <w:rPr>
+          <w:rFonts w:ascii="Arial" w:hAnsi="Arial" w:cs="Arial"/>
+          <w:color w:val="2d3b45"/>
+        </w:rPr>
       </w:r>
     </w:p>
     <w:p>
       <w:pPr>
+        <w:pStyle w:val="993"/>
         <w:pBdr/>
         <w:shd w:val="clear" w:color="auto" w:fill="ffffff"/>
-        <w:spacing w:after="180" w:before="180" w:line="240" w:lineRule="auto"/>
-        <w:ind/>
-        <w:rPr>
-          <w:rFonts w:ascii="Arial" w:hAnsi="Arial" w:cs="Arial"/>
-          <w:color w:val="2d3b45"/>
+        <w:spacing w:after="180" w:before="180"/>
+        <w:ind/>
+        <w:rPr>
+          <w:rFonts w:ascii="Arial" w:hAnsi="Arial" w:cs="Arial"/>
+          <w:color w:val="000000" w:themeColor="text1"/>
         </w:rPr>
       </w:pPr>
       <w:r>
         <w:rPr>
           <w:rFonts w:ascii="Arial" w:hAnsi="Arial" w:eastAsia="Arial" w:cs="Arial"/>
-          <w:b/>
-          <w:bCs/>
-          <w:color w:val="2d3b45"/>
-        </w:rPr>
-        <w:t xml:space="preserve">**</w:t>
+          <w:color w:val="000000" w:themeColor="text1"/>
+        </w:rPr>
+        <w:t xml:space="preserve">Note that the class will use an absolute grading scheme: If you get 10</w:t>
       </w:r>
       <w:r>
         <w:rPr>
           <w:rFonts w:ascii="Arial" w:hAnsi="Arial" w:eastAsia="Arial" w:cs="Arial"/>
-          <w:color w:val="2d3b45"/>
-        </w:rPr>
-        <w:t xml:space="preserve"> The number of assessments and the points possible for exams, assignments and other activities are subject to change without notice.</w:t>
-      </w:r>
-      <w:r>
-        <w:rPr>
-          <w:rFonts w:ascii="Arial" w:hAnsi="Arial" w:eastAsia="Arial" w:cs="Arial"/>
-          <w:color w:val="2d3b45"/>
+          <w:color w:val="000000" w:themeColor="text1"/>
+        </w:rPr>
+        <w:t xml:space="preserve">0% of the points possible, you’ll get a 4.0.  If everyone gets 100% of the points possible, everyone will get a 4.0.  Table 1 (see below) shows you how to convert the percentage of points that you've earned in this class into your final GPA for this class.</w:t>
+      </w:r>
+      <w:r>
+        <w:rPr>
+          <w:rFonts w:ascii="Arial" w:hAnsi="Arial" w:cs="Arial"/>
+          <w:color w:val="000000" w:themeColor="text1"/>
+        </w:rPr>
+      </w:r>
+      <w:r>
+        <w:rPr>
+          <w:rFonts w:ascii="Arial" w:hAnsi="Arial" w:cs="Arial"/>
+          <w:color w:val="000000" w:themeColor="text1"/>
         </w:rPr>
       </w:r>
     </w:p>
     <w:p>
       <w:pPr>
-        <w:pBdr/>
-        <w:shd w:val="clear" w:color="auto" w:fill="ffffff"/>
-        <w:spacing w:after="180" w:before="180" w:line="240" w:lineRule="auto"/>
-        <w:ind/>
-        <w:rPr>
-          <w:rFonts w:ascii="Arial" w:hAnsi="Arial" w:cs="Arial"/>
-          <w:color w:val="2d3b45"/>
+        <w:pStyle w:val="953"/>
+        <w:pBdr/>
+        <w:spacing/>
+        <w:ind/>
+        <w:rPr>
+          <w:rFonts w:ascii="Arial" w:hAnsi="Arial" w:cs="Arial"/>
+          <w:color w:val="000000" w:themeColor="text1"/>
         </w:rPr>
       </w:pPr>
       <w:r>
         <w:rPr>
           <w:rFonts w:ascii="Arial" w:hAnsi="Arial" w:eastAsia="Arial" w:cs="Arial"/>
-          <w:color w:val="2d3b45"/>
-        </w:rPr>
-        <w:t xml:space="preserve">Any disagreements about your grade should be brought to my attention immediately.</w:t>
-      </w:r>
-      <w:r>
-        <w:rPr>
-          <w:rFonts w:ascii="Arial" w:hAnsi="Arial" w:eastAsia="Arial" w:cs="Arial"/>
-          <w:color w:val="2d3b45"/>
+          <w:color w:val="000000" w:themeColor="text1"/>
+        </w:rPr>
+        <w:t xml:space="preserve">Class Format: Online Async with in person exams</w:t>
+      </w:r>
+      <w:r>
+        <w:rPr>
+          <w:rFonts w:ascii="Arial" w:hAnsi="Arial" w:cs="Arial"/>
+          <w:color w:val="000000" w:themeColor="text1"/>
+        </w:rPr>
+      </w:r>
+      <w:r>
+        <w:rPr>
+          <w:rFonts w:ascii="Arial" w:hAnsi="Arial" w:cs="Arial"/>
+          <w:color w:val="000000" w:themeColor="text1"/>
         </w:rPr>
       </w:r>
     </w:p>
     <w:p>
       <w:pPr>
-        <w:pStyle w:val="841"/>
-        <w:pBdr/>
-        <w:shd w:val="clear" w:color="auto" w:fill="ffffff"/>
-        <w:spacing w:after="180" w:before="180"/>
+        <w:pStyle w:val="954"/>
+        <w:pBdr/>
+        <w:spacing/>
         <w:ind/>
         <w:rPr>
           <w:rFonts w:ascii="Arial" w:hAnsi="Arial" w:cs="Arial"/>
@@ -3617,16 +4077,14 @@
           <w:rFonts w:ascii="Arial" w:hAnsi="Arial" w:eastAsia="Arial" w:cs="Arial"/>
           <w:color w:val="000000" w:themeColor="text1"/>
         </w:rPr>
-        <w:t xml:space="preserve">Note that the class will use an absolute grading scheme: If you get 10</w:t>
-      </w:r>
-      <w:r>
-        <w:rPr>
-          <w:rFonts w:ascii="Arial" w:hAnsi="Arial" w:eastAsia="Arial" w:cs="Arial"/>
+        <w:t xml:space="preserve">In this class you:</w:t>
+      </w:r>
+      <w:r>
+        <w:rPr>
+          <w:rFonts w:ascii="Arial" w:hAnsi="Arial" w:cs="Arial"/>
           <w:color w:val="000000" w:themeColor="text1"/>
         </w:rPr>
-        <w:t xml:space="preserve">0% of the points possible, you’ll get a 4.0.  If everyone gets 100% of the points possible, everyone will get a 4.0.  Table 1 (see below) shows you how to convert the percentage of points that you've earned in this class into your final GPA for this class.</w:t>
-      </w:r>
-      <w:r/>
+      </w:r>
       <w:r>
         <w:rPr>
           <w:rFonts w:ascii="Arial" w:hAnsi="Arial" w:cs="Arial"/>
@@ -3636,69 +4094,7 @@
     </w:p>
     <w:p>
       <w:pPr>
-        <w:pStyle w:val="801"/>
-        <w:pBdr/>
-        <w:spacing/>
-        <w:ind/>
-        <w:rPr>
-          <w:rFonts w:ascii="Arial" w:hAnsi="Arial" w:cs="Arial"/>
-          <w:color w:val="000000" w:themeColor="text1"/>
-        </w:rPr>
-      </w:pPr>
-      <w:r>
-        <w:rPr>
-          <w:rFonts w:ascii="Arial" w:hAnsi="Arial" w:eastAsia="Arial" w:cs="Arial"/>
-          <w:color w:val="000000" w:themeColor="text1"/>
-        </w:rPr>
-        <w:t xml:space="preserve">Class Format: Online Async with in person exams</w:t>
-      </w:r>
-      <w:r>
-        <w:rPr>
-          <w:rFonts w:ascii="Arial" w:hAnsi="Arial" w:cs="Arial"/>
-          <w:color w:val="000000" w:themeColor="text1"/>
-        </w:rPr>
-      </w:r>
-      <w:r>
-        <w:rPr>
-          <w:rFonts w:ascii="Arial" w:hAnsi="Arial" w:cs="Arial"/>
-          <w:color w:val="000000" w:themeColor="text1"/>
-        </w:rPr>
-      </w:r>
-    </w:p>
-    <w:p>
-      <w:pPr>
-        <w:pStyle w:val="802"/>
-        <w:pBdr/>
-        <w:spacing/>
-        <w:ind/>
-        <w:rPr>
-          <w:rFonts w:ascii="Arial" w:hAnsi="Arial" w:cs="Arial"/>
-          <w:color w:val="000000" w:themeColor="text1"/>
-        </w:rPr>
-      </w:pPr>
-      <w:r>
-        <w:rPr>
-          <w:rFonts w:ascii="Arial" w:hAnsi="Arial" w:eastAsia="Arial" w:cs="Arial"/>
-          <w:color w:val="000000" w:themeColor="text1"/>
-        </w:rPr>
-        <w:t xml:space="preserve">In this class you:</w:t>
-      </w:r>
-      <w:r>
-        <w:rPr>
-          <w:rFonts w:ascii="Arial" w:hAnsi="Arial" w:cs="Arial"/>
-          <w:color w:val="000000" w:themeColor="text1"/>
-        </w:rPr>
-      </w:r>
-      <w:r>
-        <w:rPr>
-          <w:rFonts w:ascii="Arial" w:hAnsi="Arial" w:cs="Arial"/>
-          <w:color w:val="000000" w:themeColor="text1"/>
-        </w:rPr>
-      </w:r>
-    </w:p>
-    <w:p>
-      <w:pPr>
-        <w:pStyle w:val="815"/>
+        <w:pStyle w:val="967"/>
         <w:numPr>
           <w:ilvl w:val="0"/>
           <w:numId w:val="39"/>
@@ -3736,7 +4132,7 @@
     </w:p>
     <w:p>
       <w:pPr>
-        <w:pStyle w:val="815"/>
+        <w:pStyle w:val="967"/>
         <w:numPr>
           <w:ilvl w:val="0"/>
           <w:numId w:val="40"/>
@@ -3786,7 +4182,7 @@
     </w:p>
     <w:p>
       <w:pPr>
-        <w:pStyle w:val="815"/>
+        <w:pStyle w:val="967"/>
         <w:numPr>
           <w:ilvl w:val="1"/>
           <w:numId w:val="40"/>
@@ -3833,7 +4229,7 @@
     </w:p>
     <w:p>
       <w:pPr>
-        <w:pStyle w:val="815"/>
+        <w:pStyle w:val="967"/>
         <w:numPr>
           <w:ilvl w:val="1"/>
           <w:numId w:val="40"/>
@@ -3880,7 +4276,7 @@
     </w:p>
     <w:p>
       <w:pPr>
-        <w:pStyle w:val="815"/>
+        <w:pStyle w:val="967"/>
         <w:numPr>
           <w:ilvl w:val="1"/>
           <w:numId w:val="40"/>
@@ -3927,7 +4323,7 @@
     </w:p>
     <w:p>
       <w:pPr>
-        <w:pStyle w:val="815"/>
+        <w:pStyle w:val="967"/>
         <w:numPr>
           <w:ilvl w:val="0"/>
           <w:numId w:val="39"/>
@@ -3974,7 +4370,7 @@
     </w:p>
     <w:p>
       <w:pPr>
-        <w:pStyle w:val="801"/>
+        <w:pStyle w:val="953"/>
         <w:pBdr/>
         <w:spacing/>
         <w:ind/>
@@ -4005,7 +4401,7 @@
     </w:p>
     <w:p>
       <w:pPr>
-        <w:pStyle w:val="801"/>
+        <w:pStyle w:val="953"/>
         <w:pBdr/>
         <w:spacing/>
         <w:ind/>
@@ -4039,12 +4435,12 @@
     </w:p>
     <w:p>
       <w:pPr>
-        <w:pStyle w:val="798"/>
-        <w:pBdr/>
-        <w:spacing/>
-        <w:ind/>
-        <w:rPr>
-          <w:rStyle w:val="826"/>
+        <w:pStyle w:val="950"/>
+        <w:pBdr/>
+        <w:spacing/>
+        <w:ind/>
+        <w:rPr>
+          <w:rStyle w:val="978"/>
           <w:rFonts w:ascii="Arial" w:hAnsi="Arial" w:cs="Arial"/>
           <w:b w:val="0"/>
           <w:bCs w:val="0"/>
@@ -4053,7 +4449,7 @@
       </w:pPr>
       <w:r>
         <w:rPr>
-          <w:rStyle w:val="826"/>
+          <w:rStyle w:val="978"/>
           <w:rFonts w:ascii="Arial" w:hAnsi="Arial" w:eastAsia="Arial" w:cs="Arial"/>
           <w:b w:val="0"/>
           <w:bCs w:val="0"/>
@@ -4063,7 +4459,7 @@
       </w:r>
       <w:r>
         <w:rPr>
-          <w:rStyle w:val="826"/>
+          <w:rStyle w:val="978"/>
           <w:rFonts w:ascii="Arial" w:hAnsi="Arial" w:eastAsia="Arial" w:cs="Arial"/>
           <w:b w:val="0"/>
           <w:bCs w:val="0"/>
@@ -4074,7 +4470,7 @@
       </w:r>
       <w:r>
         <w:rPr>
-          <w:rStyle w:val="826"/>
+          <w:rStyle w:val="978"/>
           <w:rFonts w:ascii="Arial" w:hAnsi="Arial" w:eastAsia="Arial" w:cs="Arial"/>
           <w:b w:val="0"/>
           <w:bCs w:val="0"/>
@@ -4084,7 +4480,7 @@
       </w:r>
       <w:r>
         <w:rPr>
-          <w:rStyle w:val="826"/>
+          <w:rStyle w:val="978"/>
           <w:rFonts w:ascii="Arial" w:hAnsi="Arial" w:cs="Arial"/>
           <w:b w:val="0"/>
           <w:bCs w:val="0"/>
@@ -4093,7 +4489,7 @@
       </w:r>
       <w:r>
         <w:rPr>
-          <w:rStyle w:val="826"/>
+          <w:rStyle w:val="978"/>
           <w:rFonts w:ascii="Arial" w:hAnsi="Arial" w:cs="Arial"/>
           <w:b w:val="0"/>
           <w:bCs w:val="0"/>
@@ -4103,7 +4499,7 @@
     </w:p>
     <w:p>
       <w:pPr>
-        <w:pStyle w:val="841"/>
+        <w:pStyle w:val="993"/>
         <w:pBdr/>
         <w:shd w:val="clear" w:color="auto" w:fill="ffffff"/>
         <w:spacing w:after="180" w:before="180"/>
@@ -4143,7 +4539,7 @@
     </w:p>
     <w:p>
       <w:pPr>
-        <w:pStyle w:val="841"/>
+        <w:pStyle w:val="993"/>
         <w:pBdr/>
         <w:shd w:val="clear" w:color="auto" w:fill="ffffff"/>
         <w:spacing w:after="180" w:before="180"/>
@@ -4183,7 +4579,7 @@
     </w:p>
     <w:p>
       <w:pPr>
-        <w:pStyle w:val="841"/>
+        <w:pStyle w:val="993"/>
         <w:pBdr/>
         <w:shd w:val="clear" w:color="auto" w:fill="ffffff"/>
         <w:spacing w:after="180" w:before="180"/>
@@ -4216,7 +4612,7 @@
     </w:p>
     <w:p>
       <w:pPr>
-        <w:pStyle w:val="841"/>
+        <w:pStyle w:val="993"/>
         <w:pBdr/>
         <w:shd w:val="clear" w:color="auto" w:fill="ffffff"/>
         <w:spacing w:after="180" w:before="180"/>
@@ -4263,7 +4659,7 @@
     </w:p>
     <w:p>
       <w:pPr>
-        <w:pStyle w:val="841"/>
+        <w:pStyle w:val="993"/>
         <w:pBdr/>
         <w:shd w:val="clear" w:color="auto" w:fill="ffffff"/>
         <w:spacing w:after="180" w:before="180"/>
@@ -4317,12 +4713,12 @@
     </w:p>
     <w:p>
       <w:pPr>
-        <w:pStyle w:val="798"/>
-        <w:pBdr/>
-        <w:spacing/>
-        <w:ind/>
-        <w:rPr>
-          <w:rStyle w:val="826"/>
+        <w:pStyle w:val="950"/>
+        <w:pBdr/>
+        <w:spacing/>
+        <w:ind/>
+        <w:rPr>
+          <w:rStyle w:val="978"/>
           <w:rFonts w:ascii="Arial" w:hAnsi="Arial" w:cs="Arial"/>
           <w:b w:val="0"/>
           <w:bCs w:val="0"/>
@@ -4332,7 +4728,7 @@
       </w:pPr>
       <w:r>
         <w:rPr>
-          <w:rStyle w:val="826"/>
+          <w:rStyle w:val="978"/>
           <w:rFonts w:ascii="Arial" w:hAnsi="Arial" w:eastAsia="Arial" w:cs="Arial"/>
           <w:b w:val="0"/>
           <w:bCs w:val="0"/>
@@ -4342,7 +4738,7 @@
       </w:r>
       <w:r>
         <w:rPr>
-          <w:rStyle w:val="826"/>
+          <w:rStyle w:val="978"/>
           <w:rFonts w:ascii="Arial" w:hAnsi="Arial" w:eastAsia="Arial" w:cs="Arial"/>
           <w:b w:val="0"/>
           <w:color w:val="000000" w:themeColor="text1"/>
@@ -4351,7 +4747,7 @@
       </w:r>
       <w:r>
         <w:rPr>
-          <w:rStyle w:val="826"/>
+          <w:rStyle w:val="978"/>
           <w:rFonts w:ascii="Arial" w:hAnsi="Arial" w:eastAsia="Arial" w:cs="Arial"/>
           <w:b w:val="0"/>
           <w:bCs w:val="0"/>
@@ -4361,7 +4757,7 @@
       </w:r>
       <w:r>
         <w:rPr>
-          <w:rStyle w:val="826"/>
+          <w:rStyle w:val="978"/>
           <w:rFonts w:ascii="Arial" w:hAnsi="Arial" w:eastAsia="Arial" w:cs="Arial"/>
           <w:b w:val="0"/>
           <w:bCs w:val="0"/>
@@ -4371,7 +4767,7 @@
       </w:r>
       <w:r>
         <w:rPr>
-          <w:rStyle w:val="826"/>
+          <w:rStyle w:val="978"/>
           <w:rFonts w:ascii="Arial" w:hAnsi="Arial" w:cs="Arial"/>
           <w:b w:val="0"/>
           <w:bCs w:val="0"/>
@@ -4381,7 +4777,7 @@
       </w:r>
       <w:r>
         <w:rPr>
-          <w:rStyle w:val="826"/>
+          <w:rStyle w:val="978"/>
           <w:rFonts w:ascii="Arial" w:hAnsi="Arial" w:cs="Arial"/>
           <w:b w:val="0"/>
           <w:bCs w:val="0"/>
@@ -4392,7 +4788,7 @@
     </w:p>
     <w:p>
       <w:pPr>
-        <w:pStyle w:val="841"/>
+        <w:pStyle w:val="993"/>
         <w:pBdr/>
         <w:shd w:val="clear" w:color="auto" w:fill="ffffff"/>
         <w:spacing w:after="180" w:before="180"/>
@@ -4499,12 +4895,12 @@
     </w:p>
     <w:p>
       <w:pPr>
-        <w:pStyle w:val="798"/>
-        <w:pBdr/>
-        <w:spacing/>
-        <w:ind/>
-        <w:rPr>
-          <w:rStyle w:val="826"/>
+        <w:pStyle w:val="950"/>
+        <w:pBdr/>
+        <w:spacing/>
+        <w:ind/>
+        <w:rPr>
+          <w:rStyle w:val="978"/>
           <w:rFonts w:ascii="Arial" w:hAnsi="Arial" w:cs="Arial"/>
           <w:b w:val="0"/>
           <w:bCs w:val="0"/>
@@ -4521,7 +4917,7 @@
       </w:r>
       <w:r>
         <w:rPr>
-          <w:rStyle w:val="826"/>
+          <w:rStyle w:val="978"/>
           <w:rFonts w:ascii="Arial" w:hAnsi="Arial" w:cs="Arial"/>
           <w:b w:val="0"/>
           <w:bCs w:val="0"/>
@@ -4530,7 +4926,7 @@
       </w:r>
       <w:r>
         <w:rPr>
-          <w:rStyle w:val="826"/>
+          <w:rStyle w:val="978"/>
           <w:rFonts w:ascii="Arial" w:hAnsi="Arial" w:cs="Arial"/>
           <w:b w:val="0"/>
           <w:bCs w:val="0"/>
@@ -4540,7 +4936,7 @@
     </w:p>
     <w:p>
       <w:pPr>
-        <w:pStyle w:val="800"/>
+        <w:pStyle w:val="952"/>
         <w:pBdr/>
         <w:spacing/>
         <w:ind/>
@@ -4553,7 +4949,7 @@
       </w:pPr>
       <w:r>
         <w:rPr>
-          <w:rStyle w:val="826"/>
+          <w:rStyle w:val="978"/>
           <w:rFonts w:ascii="Liberation Sans" w:hAnsi="Liberation Sans" w:eastAsia="Liberation Sans" w:cs="Liberation Sans"/>
           <w:b/>
           <w:bCs w:val="0"/>
@@ -4582,7 +4978,7 @@
     </w:p>
     <w:p>
       <w:pPr>
-        <w:pStyle w:val="841"/>
+        <w:pStyle w:val="993"/>
         <w:pBdr/>
         <w:shd w:val="clear" w:color="auto" w:fill="ffffff"/>
         <w:spacing w:after="180" w:before="180"/>
@@ -4630,7 +5026,7 @@
     </w:p>
     <w:p>
       <w:pPr>
-        <w:pStyle w:val="841"/>
+        <w:pStyle w:val="993"/>
         <w:pBdr/>
         <w:shd w:val="clear" w:color="auto" w:fill="ffffff"/>
         <w:spacing w:after="180" w:before="180"/>
@@ -4662,7 +5058,7 @@
     </w:p>
     <w:p>
       <w:pPr>
-        <w:pStyle w:val="841"/>
+        <w:pStyle w:val="993"/>
         <w:pBdr/>
         <w:shd w:val="clear" w:color="auto" w:fill="ffffff"/>
         <w:spacing w:after="180" w:before="180"/>
@@ -4701,7 +5097,7 @@
     </w:p>
     <w:p>
       <w:pPr>
-        <w:pStyle w:val="841"/>
+        <w:pStyle w:val="993"/>
         <w:pBdr/>
         <w:shd w:val="clear" w:color="auto" w:fill="ffffff"/>
         <w:spacing w:after="180" w:before="180"/>
@@ -4754,7 +5150,7 @@
     </w:p>
     <w:p>
       <w:pPr>
-        <w:pStyle w:val="841"/>
+        <w:pStyle w:val="993"/>
         <w:pBdr/>
         <w:shd w:val="clear" w:color="auto" w:fill="ffffff"/>
         <w:spacing w:after="180" w:before="180"/>
@@ -4786,7 +5182,7 @@
     </w:p>
     <w:p>
       <w:pPr>
-        <w:pStyle w:val="841"/>
+        <w:pStyle w:val="993"/>
         <w:numPr>
           <w:ilvl w:val="0"/>
           <w:numId w:val="41"/>
@@ -4822,7 +5218,7 @@
     </w:p>
     <w:p>
       <w:pPr>
-        <w:pStyle w:val="841"/>
+        <w:pStyle w:val="993"/>
         <w:numPr>
           <w:ilvl w:val="0"/>
           <w:numId w:val="41"/>
@@ -4867,7 +5263,7 @@
     </w:p>
     <w:p>
       <w:pPr>
-        <w:pStyle w:val="841"/>
+        <w:pStyle w:val="993"/>
         <w:numPr>
           <w:ilvl w:val="0"/>
           <w:numId w:val="41"/>
@@ -4912,7 +5308,7 @@
     </w:p>
     <w:p>
       <w:pPr>
-        <w:pStyle w:val="841"/>
+        <w:pStyle w:val="993"/>
         <w:pBdr/>
         <w:shd w:val="clear" w:color="auto" w:fill="ffffff"/>
         <w:spacing w:after="180" w:before="180"/>
@@ -4944,7 +5340,7 @@
     </w:p>
     <w:p>
       <w:pPr>
-        <w:pStyle w:val="841"/>
+        <w:pStyle w:val="993"/>
         <w:pBdr/>
         <w:shd w:val="clear" w:color="auto" w:fill="ffffff"/>
         <w:spacing w:after="180" w:before="180"/>
@@ -4990,7 +5386,7 @@
     </w:p>
     <w:p>
       <w:pPr>
-        <w:pStyle w:val="801"/>
+        <w:pStyle w:val="953"/>
         <w:pBdr/>
         <w:spacing/>
         <w:ind/>
@@ -5001,7 +5397,7 @@
       </w:pPr>
       <w:r>
         <w:rPr>
-          <w:rStyle w:val="826"/>
+          <w:rStyle w:val="978"/>
           <w:rFonts w:ascii="Arial" w:hAnsi="Arial" w:eastAsia="Arial" w:cs="Arial"/>
           <w:b/>
           <w:bCs w:val="0"/>
@@ -5025,12 +5421,12 @@
     </w:p>
     <w:p>
       <w:pPr>
-        <w:pStyle w:val="801"/>
-        <w:pBdr/>
-        <w:spacing/>
-        <w:ind/>
-        <w:rPr>
-          <w:rStyle w:val="826"/>
+        <w:pStyle w:val="953"/>
+        <w:pBdr/>
+        <w:spacing/>
+        <w:ind/>
+        <w:rPr>
+          <w:rStyle w:val="978"/>
           <w:rFonts w:ascii="Arial" w:hAnsi="Arial" w:eastAsia="Arial" w:cs="Arial"/>
           <w:b/>
           <w:bCs/>
@@ -5040,7 +5436,7 @@
       </w:pPr>
       <w:r>
         <w:rPr>
-          <w:rStyle w:val="826"/>
+          <w:rStyle w:val="978"/>
           <w:rFonts w:ascii="Arial" w:hAnsi="Arial" w:eastAsia="Arial" w:cs="Arial"/>
           <w:b/>
           <w:bCs w:val="0"/>
@@ -5051,7 +5447,7 @@
       </w:r>
       <w:r>
         <w:rPr>
-          <w:rStyle w:val="826"/>
+          <w:rStyle w:val="978"/>
           <w:rFonts w:ascii="Arial" w:hAnsi="Arial" w:eastAsia="Arial" w:cs="Arial"/>
           <w:b/>
           <w:bCs/>
@@ -5061,7 +5457,7 @@
       </w:r>
       <w:r>
         <w:rPr>
-          <w:rStyle w:val="826"/>
+          <w:rStyle w:val="978"/>
           <w:rFonts w:ascii="Arial" w:hAnsi="Arial" w:eastAsia="Arial" w:cs="Arial"/>
           <w:b/>
           <w:bCs/>
@@ -5072,7 +5468,7 @@
     </w:p>
     <w:p>
       <w:pPr>
-        <w:pStyle w:val="841"/>
+        <w:pStyle w:val="993"/>
         <w:pBdr/>
         <w:shd w:val="clear" w:color="auto" w:fill="ffffff"/>
         <w:spacing w:after="180" w:before="180"/>
@@ -5104,7 +5500,7 @@
     </w:p>
     <w:p>
       <w:pPr>
-        <w:pStyle w:val="841"/>
+        <w:pStyle w:val="993"/>
         <w:pBdr/>
         <w:shd w:val="clear" w:color="auto" w:fill="ffffff"/>
         <w:spacing w:after="180" w:before="180"/>
@@ -5143,7 +5539,7 @@
     </w:p>
     <w:p>
       <w:pPr>
-        <w:pStyle w:val="841"/>
+        <w:pStyle w:val="993"/>
         <w:pBdr/>
         <w:shd w:val="clear" w:color="auto" w:fill="ffffff"/>
         <w:spacing w:after="180" w:before="180"/>
@@ -5182,7 +5578,7 @@
     </w:p>
     <w:p>
       <w:pPr>
-        <w:pStyle w:val="841"/>
+        <w:pStyle w:val="993"/>
         <w:pBdr/>
         <w:shd w:val="clear" w:color="auto" w:fill="ffffff"/>
         <w:spacing w:after="180" w:before="180"/>
@@ -5214,7 +5610,7 @@
     </w:p>
     <w:p>
       <w:pPr>
-        <w:pStyle w:val="841"/>
+        <w:pStyle w:val="993"/>
         <w:pBdr/>
         <w:shd w:val="clear" w:color="auto" w:fill="ffffff"/>
         <w:spacing w:after="180" w:before="180"/>
@@ -5246,7 +5642,7 @@
     </w:p>
     <w:p>
       <w:pPr>
-        <w:pStyle w:val="801"/>
+        <w:pStyle w:val="953"/>
         <w:pBdr/>
         <w:spacing/>
         <w:ind/>
@@ -5257,7 +5653,7 @@
       </w:pPr>
       <w:r>
         <w:rPr>
-          <w:rStyle w:val="826"/>
+          <w:rStyle w:val="978"/>
           <w:rFonts w:ascii="Arial" w:hAnsi="Arial" w:eastAsia="Arial" w:cs="Arial"/>
           <w:b/>
           <w:bCs w:val="0"/>
@@ -5281,7 +5677,7 @@
     </w:p>
     <w:p>
       <w:pPr>
-        <w:pStyle w:val="841"/>
+        <w:pStyle w:val="993"/>
         <w:pBdr/>
         <w:shd w:val="clear" w:color="auto" w:fill="ffffff"/>
         <w:spacing w:after="180" w:before="180"/>
@@ -5330,7 +5726,7 @@
     </w:p>
     <w:p>
       <w:pPr>
-        <w:pStyle w:val="841"/>
+        <w:pStyle w:val="993"/>
         <w:pBdr/>
         <w:shd w:val="clear" w:color="auto" w:fill="ffffff"/>
         <w:spacing w:after="180" w:before="180"/>
@@ -5362,7 +5758,7 @@
     </w:p>
     <w:p>
       <w:pPr>
-        <w:pStyle w:val="801"/>
+        <w:pStyle w:val="953"/>
         <w:pBdr/>
         <w:spacing/>
         <w:ind/>
@@ -5373,7 +5769,7 @@
       </w:pPr>
       <w:r>
         <w:rPr>
-          <w:rStyle w:val="826"/>
+          <w:rStyle w:val="978"/>
           <w:rFonts w:ascii="Arial" w:hAnsi="Arial" w:eastAsia="Arial" w:cs="Arial"/>
           <w:b/>
           <w:bCs w:val="0"/>
@@ -5397,7 +5793,7 @@
     </w:p>
     <w:p>
       <w:pPr>
-        <w:pStyle w:val="841"/>
+        <w:pStyle w:val="993"/>
         <w:numPr>
           <w:ilvl w:val="0"/>
           <w:numId w:val="32"/>
@@ -5433,7 +5829,7 @@
     </w:p>
     <w:p>
       <w:pPr>
-        <w:pStyle w:val="841"/>
+        <w:pStyle w:val="993"/>
         <w:numPr>
           <w:ilvl w:val="0"/>
           <w:numId w:val="32"/>
@@ -5476,7 +5872,7 @@
     </w:p>
     <w:p>
       <w:pPr>
-        <w:pStyle w:val="841"/>
+        <w:pStyle w:val="993"/>
         <w:numPr>
           <w:ilvl w:val="0"/>
           <w:numId w:val="32"/>
@@ -5519,7 +5915,7 @@
     </w:p>
     <w:p>
       <w:pPr>
-        <w:pStyle w:val="841"/>
+        <w:pStyle w:val="993"/>
         <w:numPr>
           <w:ilvl w:val="0"/>
           <w:numId w:val="32"/>
@@ -5555,7 +5951,7 @@
     </w:p>
     <w:p>
       <w:pPr>
-        <w:pStyle w:val="841"/>
+        <w:pStyle w:val="993"/>
         <w:numPr>
           <w:ilvl w:val="0"/>
           <w:numId w:val="32"/>
@@ -5594,7 +5990,7 @@
     </w:p>
     <w:p>
       <w:pPr>
-        <w:pStyle w:val="841"/>
+        <w:pStyle w:val="993"/>
         <w:numPr>
           <w:ilvl w:val="0"/>
           <w:numId w:val="32"/>
@@ -5638,7 +6034,7 @@
     </w:p>
     <w:p>
       <w:pPr>
-        <w:pStyle w:val="841"/>
+        <w:pStyle w:val="993"/>
         <w:pBdr/>
         <w:shd w:val="clear" w:color="auto" w:fill="ffffff"/>
         <w:spacing w:after="180" w:before="180"/>
@@ -5669,7 +6065,7 @@
     </w:p>
     <w:p>
       <w:pPr>
-        <w:pStyle w:val="801"/>
+        <w:pStyle w:val="953"/>
         <w:pBdr/>
         <w:spacing/>
         <w:ind/>
@@ -5682,7 +6078,7 @@
       </w:pPr>
       <w:r>
         <w:rPr>
-          <w:rStyle w:val="820"/>
+          <w:rStyle w:val="972"/>
           <w:rFonts w:ascii="Arial" w:hAnsi="Arial" w:eastAsia="Arial" w:cs="Arial"/>
           <w:b/>
           <w:color w:val="000000" w:themeColor="text1"/>
@@ -5719,7 +6115,7 @@
     </w:p>
     <w:p>
       <w:pPr>
-        <w:pStyle w:val="798"/>
+        <w:pStyle w:val="950"/>
         <w:pBdr/>
         <w:spacing/>
         <w:ind w:firstLine="708"/>
@@ -5749,28 +6145,28 @@
       </w:r>
       <w:r>
         <w:rPr>
-          <w:rStyle w:val="816"/>
+          <w:rStyle w:val="968"/>
           <w:rFonts w:ascii="Arial" w:hAnsi="Arial" w:eastAsia="Arial" w:cs="Arial"/>
         </w:rPr>
         <w:instrText xml:space="preserve"> HYPERLINK "https://en.wikipedia.org/wiki/Interval_(mathematics)" \l "Terminology"</w:instrText>
       </w:r>
       <w:r>
         <w:rPr>
-          <w:rStyle w:val="816"/>
+          <w:rStyle w:val="968"/>
           <w:rFonts w:ascii="Arial" w:hAnsi="Arial" w:eastAsia="Arial" w:cs="Arial"/>
         </w:rPr>
         <w:fldChar w:fldCharType="separate"/>
       </w:r>
       <w:r>
         <w:rPr>
-          <w:rStyle w:val="816"/>
+          <w:rStyle w:val="968"/>
           <w:rFonts w:ascii="Arial" w:hAnsi="Arial" w:eastAsia="Arial" w:cs="Arial"/>
         </w:rPr>
         <w:t xml:space="preserve">interval notation</w:t>
       </w:r>
       <w:r>
         <w:rPr>
-          <w:rStyle w:val="816"/>
+          <w:rStyle w:val="968"/>
           <w:rFonts w:ascii="Arial" w:hAnsi="Arial" w:eastAsia="Arial" w:cs="Arial"/>
           <w:color w:val="000000" w:themeColor="text1"/>
         </w:rPr>
@@ -5798,7 +6194,7 @@
     </w:p>
     <w:p>
       <w:pPr>
-        <w:pStyle w:val="798"/>
+        <w:pStyle w:val="950"/>
         <w:pBdr/>
         <w:spacing/>
         <w:ind/>
@@ -5865,7 +6261,7 @@
     </w:p>
     <w:tbl>
       <w:tblPr>
-        <w:tblStyle w:val="831"/>
+        <w:tblStyle w:val="983"/>
         <w:tblInd w:w="0" w:type="dxa"/>
         <w:tblW w:w="2875" w:type="dxa"/>
         <w:tblCellMar>
@@ -5896,7 +6292,7 @@
           </w:tcPr>
           <w:p>
             <w:pPr>
-              <w:pStyle w:val="798"/>
+              <w:pStyle w:val="950"/>
               <w:widowControl w:val="true"/>
               <w:pBdr/>
               <w:spacing w:after="0" w:before="0" w:line="240" w:lineRule="auto"/>
@@ -5938,7 +6334,7 @@
           </w:tcPr>
           <w:p>
             <w:pPr>
-              <w:pStyle w:val="798"/>
+              <w:pStyle w:val="950"/>
               <w:widowControl w:val="true"/>
               <w:pBdr/>
               <w:spacing w:after="0" w:before="0" w:line="240" w:lineRule="auto"/>
@@ -5980,7 +6376,7 @@
           </w:tcPr>
           <w:p>
             <w:pPr>
-              <w:pStyle w:val="798"/>
+              <w:pStyle w:val="950"/>
               <w:widowControl w:val="true"/>
               <w:pBdr/>
               <w:spacing w:after="0" w:before="0" w:line="240" w:lineRule="auto"/>
@@ -6025,7 +6421,7 @@
           </w:tcPr>
           <w:p>
             <w:pPr>
-              <w:pStyle w:val="832"/>
+              <w:pStyle w:val="984"/>
               <w:widowControl w:val="false"/>
               <w:pBdr/>
               <w:spacing w:after="96" w:before="0"/>
@@ -6076,7 +6472,7 @@
           </w:tcPr>
           <w:p>
             <w:pPr>
-              <w:pStyle w:val="832"/>
+              <w:pStyle w:val="984"/>
               <w:widowControl w:val="false"/>
               <w:pBdr/>
               <w:spacing w:after="96" w:before="0"/>
@@ -6127,7 +6523,7 @@
           </w:tcPr>
           <w:p>
             <w:pPr>
-              <w:pStyle w:val="832"/>
+              <w:pStyle w:val="984"/>
               <w:widowControl w:val="false"/>
               <w:pBdr/>
               <w:spacing w:after="96" w:before="0"/>
@@ -6181,7 +6577,7 @@
           </w:tcPr>
           <w:p>
             <w:pPr>
-              <w:pStyle w:val="832"/>
+              <w:pStyle w:val="984"/>
               <w:widowControl w:val="false"/>
               <w:pBdr/>
               <w:spacing w:after="96" w:before="0"/>
@@ -6232,7 +6628,7 @@
           </w:tcPr>
           <w:p>
             <w:pPr>
-              <w:pStyle w:val="832"/>
+              <w:pStyle w:val="984"/>
               <w:widowControl w:val="false"/>
               <w:pBdr/>
               <w:spacing w:after="96" w:before="0"/>
@@ -6283,7 +6679,7 @@
           </w:tcPr>
           <w:p>
             <w:pPr>
-              <w:pStyle w:val="832"/>
+              <w:pStyle w:val="984"/>
               <w:widowControl w:val="false"/>
               <w:pBdr/>
               <w:spacing w:after="96" w:before="0"/>
@@ -6337,7 +6733,7 @@
           </w:tcPr>
           <w:p>
             <w:pPr>
-              <w:pStyle w:val="832"/>
+              <w:pStyle w:val="984"/>
               <w:widowControl w:val="false"/>
               <w:pBdr/>
               <w:spacing w:after="96" w:before="0"/>
@@ -6388,7 +6784,7 @@
           </w:tcPr>
           <w:p>
             <w:pPr>
-              <w:pStyle w:val="832"/>
+              <w:pStyle w:val="984"/>
               <w:widowControl w:val="false"/>
               <w:pBdr/>
               <w:spacing w:after="96" w:before="0"/>
@@ -6439,7 +6835,7 @@
           </w:tcPr>
           <w:p>
             <w:pPr>
-              <w:pStyle w:val="832"/>
+              <w:pStyle w:val="984"/>
               <w:widowControl w:val="false"/>
               <w:pBdr/>
               <w:spacing w:after="96" w:before="0"/>
@@ -6493,7 +6889,7 @@
           </w:tcPr>
           <w:p>
             <w:pPr>
-              <w:pStyle w:val="832"/>
+              <w:pStyle w:val="984"/>
               <w:widowControl w:val="false"/>
               <w:pBdr/>
               <w:spacing w:after="96" w:before="0"/>
@@ -6544,7 +6940,7 @@
           </w:tcPr>
           <w:p>
             <w:pPr>
-              <w:pStyle w:val="832"/>
+              <w:pStyle w:val="984"/>
               <w:widowControl w:val="false"/>
               <w:pBdr/>
               <w:spacing w:after="96" w:before="0"/>
@@ -6595,7 +6991,7 @@
           </w:tcPr>
           <w:p>
             <w:pPr>
-              <w:pStyle w:val="832"/>
+              <w:pStyle w:val="984"/>
               <w:widowControl w:val="false"/>
               <w:pBdr/>
               <w:spacing w:after="96" w:before="0"/>
@@ -6649,7 +7045,7 @@
           </w:tcPr>
           <w:p>
             <w:pPr>
-              <w:pStyle w:val="832"/>
+              <w:pStyle w:val="984"/>
               <w:widowControl w:val="false"/>
               <w:pBdr/>
               <w:spacing w:after="96" w:before="0"/>
@@ -6700,7 +7096,7 @@
           </w:tcPr>
           <w:p>
             <w:pPr>
-              <w:pStyle w:val="832"/>
+              <w:pStyle w:val="984"/>
               <w:widowControl w:val="false"/>
               <w:pBdr/>
               <w:spacing w:after="96" w:before="0"/>
@@ -6751,7 +7147,7 @@
           </w:tcPr>
           <w:p>
             <w:pPr>
-              <w:pStyle w:val="832"/>
+              <w:pStyle w:val="984"/>
               <w:widowControl w:val="false"/>
               <w:pBdr/>
               <w:spacing w:after="96" w:before="0"/>
@@ -6805,7 +7201,7 @@
           </w:tcPr>
           <w:p>
             <w:pPr>
-              <w:pStyle w:val="832"/>
+              <w:pStyle w:val="984"/>
               <w:widowControl w:val="false"/>
               <w:pBdr/>
               <w:spacing w:after="96" w:before="0"/>
@@ -6856,7 +7252,7 @@
           </w:tcPr>
           <w:p>
             <w:pPr>
-              <w:pStyle w:val="832"/>
+              <w:pStyle w:val="984"/>
               <w:widowControl w:val="false"/>
               <w:pBdr/>
               <w:spacing w:after="96" w:before="0"/>
@@ -6907,7 +7303,7 @@
           </w:tcPr>
           <w:p>
             <w:pPr>
-              <w:pStyle w:val="832"/>
+              <w:pStyle w:val="984"/>
               <w:widowControl w:val="false"/>
               <w:pBdr/>
               <w:spacing w:after="96" w:before="0"/>
@@ -6961,7 +7357,7 @@
           </w:tcPr>
           <w:p>
             <w:pPr>
-              <w:pStyle w:val="832"/>
+              <w:pStyle w:val="984"/>
               <w:widowControl w:val="false"/>
               <w:pBdr/>
               <w:spacing w:after="96" w:before="0"/>
@@ -7012,7 +7408,7 @@
           </w:tcPr>
           <w:p>
             <w:pPr>
-              <w:pStyle w:val="832"/>
+              <w:pStyle w:val="984"/>
               <w:widowControl w:val="false"/>
               <w:pBdr/>
               <w:spacing w:after="96" w:before="0"/>
@@ -7063,7 +7459,7 @@
           </w:tcPr>
           <w:p>
             <w:pPr>
-              <w:pStyle w:val="832"/>
+              <w:pStyle w:val="984"/>
               <w:widowControl w:val="false"/>
               <w:pBdr/>
               <w:spacing w:after="96" w:before="0"/>
@@ -7117,7 +7513,7 @@
           </w:tcPr>
           <w:p>
             <w:pPr>
-              <w:pStyle w:val="832"/>
+              <w:pStyle w:val="984"/>
               <w:widowControl w:val="false"/>
               <w:pBdr/>
               <w:spacing w:after="96" w:before="0"/>
@@ -7168,7 +7564,7 @@
           </w:tcPr>
           <w:p>
             <w:pPr>
-              <w:pStyle w:val="832"/>
+              <w:pStyle w:val="984"/>
               <w:widowControl w:val="false"/>
               <w:pBdr/>
               <w:spacing w:after="96" w:before="0"/>
@@ -7219,7 +7615,7 @@
           </w:tcPr>
           <w:p>
             <w:pPr>
-              <w:pStyle w:val="832"/>
+              <w:pStyle w:val="984"/>
               <w:widowControl w:val="false"/>
               <w:pBdr/>
               <w:spacing w:after="96" w:before="0"/>
@@ -7273,7 +7669,7 @@
           </w:tcPr>
           <w:p>
             <w:pPr>
-              <w:pStyle w:val="832"/>
+              <w:pStyle w:val="984"/>
               <w:widowControl w:val="false"/>
               <w:pBdr/>
               <w:spacing w:after="96" w:before="0"/>
@@ -7324,7 +7720,7 @@
           </w:tcPr>
           <w:p>
             <w:pPr>
-              <w:pStyle w:val="832"/>
+              <w:pStyle w:val="984"/>
               <w:widowControl w:val="false"/>
               <w:pBdr/>
               <w:spacing w:after="96" w:before="0"/>
@@ -7375,7 +7771,7 @@
           </w:tcPr>
           <w:p>
             <w:pPr>
-              <w:pStyle w:val="832"/>
+              <w:pStyle w:val="984"/>
               <w:widowControl w:val="false"/>
               <w:pBdr/>
               <w:spacing w:after="96" w:before="0"/>
@@ -7429,7 +7825,7 @@
           </w:tcPr>
           <w:p>
             <w:pPr>
-              <w:pStyle w:val="832"/>
+              <w:pStyle w:val="984"/>
               <w:widowControl w:val="false"/>
               <w:pBdr/>
               <w:spacing w:after="96" w:before="0"/>
@@ -7480,7 +7876,7 @@
           </w:tcPr>
           <w:p>
             <w:pPr>
-              <w:pStyle w:val="832"/>
+              <w:pStyle w:val="984"/>
               <w:widowControl w:val="false"/>
               <w:pBdr/>
               <w:spacing w:after="96" w:before="0"/>
@@ -7531,7 +7927,7 @@
           </w:tcPr>
           <w:p>
             <w:pPr>
-              <w:pStyle w:val="832"/>
+              <w:pStyle w:val="984"/>
               <w:widowControl w:val="false"/>
               <w:pBdr/>
               <w:spacing w:after="96" w:before="0"/>
@@ -7585,7 +7981,7 @@
           </w:tcPr>
           <w:p>
             <w:pPr>
-              <w:pStyle w:val="832"/>
+              <w:pStyle w:val="984"/>
               <w:widowControl w:val="false"/>
               <w:pBdr/>
               <w:spacing w:after="96" w:before="0"/>
@@ -7636,7 +8032,7 @@
           </w:tcPr>
           <w:p>
             <w:pPr>
-              <w:pStyle w:val="832"/>
+              <w:pStyle w:val="984"/>
               <w:widowControl w:val="false"/>
               <w:pBdr/>
               <w:spacing w:after="96" w:before="0"/>
@@ -7687,7 +8083,7 @@
           </w:tcPr>
           <w:p>
             <w:pPr>
-              <w:pStyle w:val="832"/>
+              <w:pStyle w:val="984"/>
               <w:widowControl w:val="false"/>
               <w:pBdr/>
               <w:spacing w:after="96" w:before="0"/>
@@ -7741,7 +8137,7 @@
           </w:tcPr>
           <w:p>
             <w:pPr>
-              <w:pStyle w:val="832"/>
+              <w:pStyle w:val="984"/>
               <w:widowControl w:val="false"/>
               <w:pBdr/>
               <w:spacing w:after="96" w:before="0"/>
@@ -7792,7 +8188,7 @@
           </w:tcPr>
           <w:p>
             <w:pPr>
-              <w:pStyle w:val="832"/>
+              <w:pStyle w:val="984"/>
               <w:widowControl w:val="false"/>
               <w:pBdr/>
               <w:spacing w:after="96" w:before="0"/>
@@ -7843,7 +8239,7 @@
           </w:tcPr>
           <w:p>
             <w:pPr>
-              <w:pStyle w:val="832"/>
+              <w:pStyle w:val="984"/>
               <w:widowControl w:val="false"/>
               <w:pBdr/>
               <w:spacing w:after="96" w:before="0"/>
@@ -7897,7 +8293,7 @@
           </w:tcPr>
           <w:p>
             <w:pPr>
-              <w:pStyle w:val="832"/>
+              <w:pStyle w:val="984"/>
               <w:widowControl w:val="false"/>
               <w:pBdr/>
               <w:spacing w:after="96" w:before="0"/>
@@ -7948,7 +8344,7 @@
           </w:tcPr>
           <w:p>
             <w:pPr>
-              <w:pStyle w:val="832"/>
+              <w:pStyle w:val="984"/>
               <w:widowControl w:val="false"/>
               <w:pBdr/>
               <w:spacing w:after="96" w:before="0"/>
@@ -7999,7 +8395,7 @@
           </w:tcPr>
           <w:p>
             <w:pPr>
-              <w:pStyle w:val="832"/>
+              <w:pStyle w:val="984"/>
               <w:widowControl w:val="false"/>
               <w:pBdr/>
               <w:spacing w:after="96" w:before="0"/>
@@ -8053,7 +8449,7 @@
           </w:tcPr>
           <w:p>
             <w:pPr>
-              <w:pStyle w:val="832"/>
+              <w:pStyle w:val="984"/>
               <w:widowControl w:val="false"/>
               <w:pBdr/>
               <w:spacing w:after="96" w:before="0"/>
@@ -8104,7 +8500,7 @@
           </w:tcPr>
           <w:p>
             <w:pPr>
-              <w:pStyle w:val="832"/>
+              <w:pStyle w:val="984"/>
               <w:widowControl w:val="false"/>
               <w:pBdr/>
               <w:spacing w:after="96" w:before="0"/>
@@ -8155,7 +8551,7 @@
           </w:tcPr>
           <w:p>
             <w:pPr>
-              <w:pStyle w:val="832"/>
+              <w:pStyle w:val="984"/>
               <w:widowControl w:val="false"/>
               <w:pBdr/>
               <w:spacing w:after="96" w:before="0"/>
@@ -8209,7 +8605,7 @@
           </w:tcPr>
           <w:p>
             <w:pPr>
-              <w:pStyle w:val="832"/>
+              <w:pStyle w:val="984"/>
               <w:widowControl w:val="false"/>
               <w:pBdr/>
               <w:spacing w:after="96" w:before="0"/>
@@ -8260,7 +8656,7 @@
           </w:tcPr>
           <w:p>
             <w:pPr>
-              <w:pStyle w:val="832"/>
+              <w:pStyle w:val="984"/>
               <w:widowControl w:val="false"/>
               <w:pBdr/>
               <w:spacing w:after="96" w:before="0"/>
@@ -8311,7 +8707,7 @@
           </w:tcPr>
           <w:p>
             <w:pPr>
-              <w:pStyle w:val="832"/>
+              <w:pStyle w:val="984"/>
               <w:widowControl w:val="false"/>
               <w:pBdr/>
               <w:spacing w:after="96" w:before="0"/>
@@ -8365,7 +8761,7 @@
           </w:tcPr>
           <w:p>
             <w:pPr>
-              <w:pStyle w:val="832"/>
+              <w:pStyle w:val="984"/>
               <w:widowControl w:val="false"/>
               <w:pBdr/>
               <w:spacing w:after="96" w:before="0"/>
@@ -8416,7 +8812,7 @@
           </w:tcPr>
           <w:p>
             <w:pPr>
-              <w:pStyle w:val="832"/>
+              <w:pStyle w:val="984"/>
               <w:widowControl w:val="false"/>
               <w:pBdr/>
               <w:spacing w:after="96" w:before="0"/>
@@ -8467,7 +8863,7 @@
           </w:tcPr>
           <w:p>
             <w:pPr>
-              <w:pStyle w:val="832"/>
+              <w:pStyle w:val="984"/>
               <w:widowControl w:val="false"/>
               <w:pBdr/>
               <w:spacing w:after="96" w:before="0"/>
@@ -8521,7 +8917,7 @@
           </w:tcPr>
           <w:p>
             <w:pPr>
-              <w:pStyle w:val="832"/>
+              <w:pStyle w:val="984"/>
               <w:widowControl w:val="false"/>
               <w:pBdr/>
               <w:spacing w:after="96" w:before="0"/>
@@ -8572,7 +8968,7 @@
           </w:tcPr>
           <w:p>
             <w:pPr>
-              <w:pStyle w:val="832"/>
+              <w:pStyle w:val="984"/>
               <w:widowControl w:val="false"/>
               <w:pBdr/>
               <w:spacing w:after="96" w:before="0"/>
@@ -8623,7 +9019,7 @@
           </w:tcPr>
           <w:p>
             <w:pPr>
-              <w:pStyle w:val="832"/>
+              <w:pStyle w:val="984"/>
               <w:widowControl w:val="false"/>
               <w:pBdr/>
               <w:spacing w:after="96" w:before="0"/>
@@ -8677,7 +9073,7 @@
           </w:tcPr>
           <w:p>
             <w:pPr>
-              <w:pStyle w:val="832"/>
+              <w:pStyle w:val="984"/>
               <w:widowControl w:val="false"/>
               <w:pBdr/>
               <w:spacing w:after="96" w:before="0"/>
@@ -8728,7 +9124,7 @@
           </w:tcPr>
           <w:p>
             <w:pPr>
-              <w:pStyle w:val="832"/>
+              <w:pStyle w:val="984"/>
               <w:widowControl w:val="false"/>
               <w:pBdr/>
               <w:spacing w:after="96" w:before="0"/>
@@ -8779,7 +9175,7 @@
           </w:tcPr>
           <w:p>
             <w:pPr>
-              <w:pStyle w:val="832"/>
+              <w:pStyle w:val="984"/>
               <w:widowControl w:val="false"/>
               <w:pBdr/>
               <w:spacing w:after="96" w:before="0"/>
@@ -8833,7 +9229,7 @@
           </w:tcPr>
           <w:p>
             <w:pPr>
-              <w:pStyle w:val="832"/>
+              <w:pStyle w:val="984"/>
               <w:widowControl w:val="false"/>
               <w:pBdr/>
               <w:spacing w:after="96" w:before="0"/>
@@ -8884,7 +9280,7 @@
           </w:tcPr>
           <w:p>
             <w:pPr>
-              <w:pStyle w:val="832"/>
+              <w:pStyle w:val="984"/>
               <w:widowControl w:val="false"/>
               <w:pBdr/>
               <w:spacing w:after="96" w:before="0"/>
@@ -8935,7 +9331,7 @@
           </w:tcPr>
           <w:p>
             <w:pPr>
-              <w:pStyle w:val="832"/>
+              <w:pStyle w:val="984"/>
               <w:widowControl w:val="false"/>
               <w:pBdr/>
               <w:spacing w:after="96" w:before="0"/>
@@ -8989,7 +9385,7 @@
           </w:tcPr>
           <w:p>
             <w:pPr>
-              <w:pStyle w:val="832"/>
+              <w:pStyle w:val="984"/>
               <w:widowControl w:val="false"/>
               <w:pBdr/>
               <w:spacing w:after="96" w:before="0"/>
@@ -9040,7 +9436,7 @@
           </w:tcPr>
           <w:p>
             <w:pPr>
-              <w:pStyle w:val="832"/>
+              <w:pStyle w:val="984"/>
               <w:widowControl w:val="false"/>
               <w:pBdr/>
               <w:spacing w:after="96" w:before="0"/>
@@ -9091,7 +9487,7 @@
           </w:tcPr>
           <w:p>
             <w:pPr>
-              <w:pStyle w:val="832"/>
+              <w:pStyle w:val="984"/>
               <w:widowControl w:val="false"/>
               <w:pBdr/>
               <w:spacing w:after="96" w:before="0"/>
@@ -9145,7 +9541,7 @@
           </w:tcPr>
           <w:p>
             <w:pPr>
-              <w:pStyle w:val="832"/>
+              <w:pStyle w:val="984"/>
               <w:widowControl w:val="false"/>
               <w:pBdr/>
               <w:spacing w:after="96" w:before="0"/>
@@ -9196,7 +9592,7 @@
           </w:tcPr>
           <w:p>
             <w:pPr>
-              <w:pStyle w:val="832"/>
+              <w:pStyle w:val="984"/>
               <w:widowControl w:val="false"/>
               <w:pBdr/>
               <w:spacing w:after="96" w:before="0"/>
@@ -9247,7 +9643,7 @@
           </w:tcPr>
           <w:p>
             <w:pPr>
-              <w:pStyle w:val="832"/>
+              <w:pStyle w:val="984"/>
               <w:widowControl w:val="false"/>
               <w:pBdr/>
               <w:spacing w:after="96" w:before="0"/>
@@ -9301,7 +9697,7 @@
           </w:tcPr>
           <w:p>
             <w:pPr>
-              <w:pStyle w:val="832"/>
+              <w:pStyle w:val="984"/>
               <w:widowControl w:val="false"/>
               <w:pBdr/>
               <w:spacing w:after="96" w:before="0"/>
@@ -9352,7 +9748,7 @@
           </w:tcPr>
           <w:p>
             <w:pPr>
-              <w:pStyle w:val="832"/>
+              <w:pStyle w:val="984"/>
               <w:widowControl w:val="false"/>
               <w:pBdr/>
               <w:spacing w:after="96" w:before="0"/>
@@ -9403,7 +9799,7 @@
           </w:tcPr>
           <w:p>
             <w:pPr>
-              <w:pStyle w:val="832"/>
+              <w:pStyle w:val="984"/>
               <w:widowControl w:val="false"/>
               <w:pBdr/>
               <w:spacing w:after="96" w:before="0"/>
@@ -9457,7 +9853,7 @@
           </w:tcPr>
           <w:p>
             <w:pPr>
-              <w:pStyle w:val="832"/>
+              <w:pStyle w:val="984"/>
               <w:widowControl w:val="false"/>
               <w:pBdr/>
               <w:spacing w:after="96" w:before="0"/>
@@ -9508,7 +9904,7 @@
           </w:tcPr>
           <w:p>
             <w:pPr>
-              <w:pStyle w:val="832"/>
+              <w:pStyle w:val="984"/>
               <w:widowControl w:val="false"/>
               <w:pBdr/>
               <w:spacing w:after="96" w:before="0"/>
@@ -9559,7 +9955,7 @@
           </w:tcPr>
           <w:p>
             <w:pPr>
-              <w:pStyle w:val="832"/>
+              <w:pStyle w:val="984"/>
               <w:widowControl w:val="false"/>
               <w:pBdr/>
               <w:spacing w:after="96" w:before="0"/>
@@ -9613,7 +10009,7 @@
           </w:tcPr>
           <w:p>
             <w:pPr>
-              <w:pStyle w:val="832"/>
+              <w:pStyle w:val="984"/>
               <w:widowControl w:val="false"/>
               <w:pBdr/>
               <w:spacing w:after="96" w:before="0"/>
@@ -9664,7 +10060,7 @@
           </w:tcPr>
           <w:p>
             <w:pPr>
-              <w:pStyle w:val="832"/>
+              <w:pStyle w:val="984"/>
               <w:widowControl w:val="false"/>
               <w:pBdr/>
               <w:spacing w:after="96" w:before="0"/>
@@ -9715,7 +10111,7 @@
           </w:tcPr>
           <w:p>
             <w:pPr>
-              <w:pStyle w:val="832"/>
+              <w:pStyle w:val="984"/>
               <w:widowControl w:val="false"/>
               <w:pBdr/>
               <w:spacing w:after="96" w:before="0"/>
@@ -9769,7 +10165,7 @@
           </w:tcPr>
           <w:p>
             <w:pPr>
-              <w:pStyle w:val="832"/>
+              <w:pStyle w:val="984"/>
               <w:widowControl w:val="false"/>
               <w:pBdr/>
               <w:spacing w:after="96" w:before="0"/>
@@ -9820,7 +10216,7 @@
           </w:tcPr>
           <w:p>
             <w:pPr>
-              <w:pStyle w:val="832"/>
+              <w:pStyle w:val="984"/>
               <w:widowControl w:val="false"/>
               <w:pBdr/>
               <w:spacing w:after="96" w:before="0"/>
@@ -9871,7 +10267,7 @@
           </w:tcPr>
           <w:p>
             <w:pPr>
-              <w:pStyle w:val="832"/>
+              <w:pStyle w:val="984"/>
               <w:widowControl w:val="false"/>
               <w:pBdr/>
               <w:spacing w:after="96" w:before="0"/>
@@ -9925,7 +10321,7 @@
           </w:tcPr>
           <w:p>
             <w:pPr>
-              <w:pStyle w:val="832"/>
+              <w:pStyle w:val="984"/>
               <w:widowControl w:val="false"/>
               <w:pBdr/>
               <w:spacing w:after="96" w:before="0"/>
@@ -9976,7 +10372,7 @@
           </w:tcPr>
           <w:p>
             <w:pPr>
-              <w:pStyle w:val="832"/>
+              <w:pStyle w:val="984"/>
               <w:widowControl w:val="false"/>
               <w:pBdr/>
               <w:spacing w:after="96" w:before="0"/>
@@ -10027,7 +10423,7 @@
           </w:tcPr>
           <w:p>
             <w:pPr>
-              <w:pStyle w:val="832"/>
+              <w:pStyle w:val="984"/>
               <w:widowControl w:val="false"/>
               <w:pBdr/>
               <w:spacing w:after="96" w:before="0"/>
@@ -10081,7 +10477,7 @@
           </w:tcPr>
           <w:p>
             <w:pPr>
-              <w:pStyle w:val="832"/>
+              <w:pStyle w:val="984"/>
               <w:widowControl w:val="false"/>
               <w:pBdr/>
               <w:spacing w:after="96" w:before="0"/>
@@ -10132,7 +10528,7 @@
           </w:tcPr>
           <w:p>
             <w:pPr>
-              <w:pStyle w:val="832"/>
+              <w:pStyle w:val="984"/>
               <w:widowControl w:val="false"/>
               <w:pBdr/>
               <w:spacing w:after="96" w:before="0"/>
@@ -10183,7 +10579,7 @@
           </w:tcPr>
           <w:p>
             <w:pPr>
-              <w:pStyle w:val="832"/>
+              <w:pStyle w:val="984"/>
               <w:widowControl w:val="false"/>
               <w:pBdr/>
               <w:spacing w:after="96" w:before="0"/>
@@ -10237,7 +10633,7 @@
           </w:tcPr>
           <w:p>
             <w:pPr>
-              <w:pStyle w:val="832"/>
+              <w:pStyle w:val="984"/>
               <w:widowControl w:val="false"/>
               <w:pBdr/>
               <w:spacing w:after="96" w:before="0"/>
@@ -10288,7 +10684,7 @@
           </w:tcPr>
           <w:p>
             <w:pPr>
-              <w:pStyle w:val="832"/>
+              <w:pStyle w:val="984"/>
               <w:widowControl w:val="false"/>
               <w:pBdr/>
               <w:spacing w:after="96" w:before="0"/>
@@ -10339,7 +10735,7 @@
           </w:tcPr>
           <w:p>
             <w:pPr>
-              <w:pStyle w:val="832"/>
+              <w:pStyle w:val="984"/>
               <w:widowControl w:val="false"/>
               <w:pBdr/>
               <w:spacing w:after="96" w:before="0"/>
@@ -10393,7 +10789,7 @@
           </w:tcPr>
           <w:p>
             <w:pPr>
-              <w:pStyle w:val="832"/>
+              <w:pStyle w:val="984"/>
               <w:widowControl w:val="false"/>
               <w:pBdr/>
               <w:spacing w:after="96" w:before="0"/>
@@ -10444,7 +10840,7 @@
           </w:tcPr>
           <w:p>
             <w:pPr>
-              <w:pStyle w:val="832"/>
+              <w:pStyle w:val="984"/>
               <w:widowControl w:val="false"/>
               <w:pBdr/>
               <w:spacing w:after="96" w:before="0"/>
@@ -10495,7 +10891,7 @@
           </w:tcPr>
           <w:p>
             <w:pPr>
-              <w:pStyle w:val="832"/>
+              <w:pStyle w:val="984"/>
               <w:widowControl w:val="false"/>
               <w:pBdr/>
               <w:spacing w:after="96" w:before="0"/>
@@ -10549,7 +10945,7 @@
           </w:tcPr>
           <w:p>
             <w:pPr>
-              <w:pStyle w:val="832"/>
+              <w:pStyle w:val="984"/>
               <w:widowControl w:val="false"/>
               <w:pBdr/>
               <w:spacing w:after="96" w:before="0"/>
@@ -10600,7 +10996,7 @@
           </w:tcPr>
           <w:p>
             <w:pPr>
-              <w:pStyle w:val="832"/>
+              <w:pStyle w:val="984"/>
               <w:widowControl w:val="false"/>
               <w:pBdr/>
               <w:spacing w:after="96" w:before="0"/>
@@ -10651,7 +11047,7 @@
           </w:tcPr>
           <w:p>
             <w:pPr>
-              <w:pStyle w:val="832"/>
+              <w:pStyle w:val="984"/>
               <w:widowControl w:val="false"/>
               <w:pBdr/>
               <w:spacing w:after="96" w:before="0"/>
@@ -10705,7 +11101,7 @@
           </w:tcPr>
           <w:p>
             <w:pPr>
-              <w:pStyle w:val="832"/>
+              <w:pStyle w:val="984"/>
               <w:widowControl w:val="false"/>
               <w:pBdr/>
               <w:spacing w:after="96" w:before="0"/>
@@ -10756,7 +11152,7 @@
           </w:tcPr>
           <w:p>
             <w:pPr>
-              <w:pStyle w:val="832"/>
+              <w:pStyle w:val="984"/>
               <w:widowControl w:val="false"/>
               <w:pBdr/>
               <w:spacing w:after="96" w:before="0"/>
@@ -10807,7 +11203,7 @@
           </w:tcPr>
           <w:p>
             <w:pPr>
-              <w:pStyle w:val="832"/>
+              <w:pStyle w:val="984"/>
               <w:widowControl w:val="false"/>
               <w:pBdr/>
               <w:spacing w:after="96" w:before="0"/>
@@ -10863,7 +11259,7 @@
           </w:tcPr>
           <w:p>
             <w:pPr>
-              <w:pStyle w:val="798"/>
+              <w:pStyle w:val="950"/>
               <w:widowControl w:val="true"/>
               <w:pBdr/>
               <w:spacing w:after="0" w:before="0" w:line="240" w:lineRule="auto"/>
@@ -10913,7 +11309,7 @@
           </w:tcPr>
           <w:p>
             <w:pPr>
-              <w:pStyle w:val="798"/>
+              <w:pStyle w:val="950"/>
               <w:widowControl w:val="true"/>
               <w:pBdr/>
               <w:spacing w:after="0" w:before="0" w:line="240" w:lineRule="auto"/>
@@ -10963,7 +11359,7 @@
           </w:tcPr>
           <w:p>
             <w:pPr>
-              <w:pStyle w:val="798"/>
+              <w:pStyle w:val="950"/>
               <w:widowControl w:val="true"/>
               <w:pBdr/>
               <w:spacing w:after="0" w:before="0" w:line="240" w:lineRule="auto"/>
@@ -11045,7 +11441,7 @@
     </w:p>
     <w:p>
       <w:pPr>
-        <w:pStyle w:val="801"/>
+        <w:pStyle w:val="953"/>
         <w:pBdr/>
         <w:spacing/>
         <w:ind/>
@@ -11076,7 +11472,7 @@
     </w:p>
     <w:p>
       <w:pPr>
-        <w:pStyle w:val="801"/>
+        <w:pStyle w:val="953"/>
         <w:pBdr/>
         <w:spacing/>
         <w:ind/>
@@ -11110,7 +11506,7 @@
     </w:p>
     <w:p>
       <w:pPr>
-        <w:pStyle w:val="801"/>
+        <w:pStyle w:val="953"/>
         <w:pBdr/>
         <w:spacing/>
         <w:ind/>
@@ -11144,7 +11540,7 @@
     </w:p>
     <w:p>
       <w:pPr>
-        <w:pStyle w:val="841"/>
+        <w:pStyle w:val="993"/>
         <w:pBdr/>
         <w:shd w:val="clear" w:color="auto" w:fill="ffffff"/>
         <w:spacing w:after="180" w:before="180"/>
@@ -11183,7 +11579,7 @@
     </w:p>
     <w:p>
       <w:pPr>
-        <w:pStyle w:val="798"/>
+        <w:pStyle w:val="950"/>
         <w:pBdr/>
         <w:shd w:val="clear" w:color="auto" w:fill="ffffff"/>
         <w:spacing w:after="180" w:before="180" w:line="240" w:lineRule="auto"/>
@@ -11222,7 +11618,7 @@
     </w:p>
     <w:p>
       <w:pPr>
-        <w:pStyle w:val="798"/>
+        <w:pStyle w:val="950"/>
         <w:numPr>
           <w:ilvl w:val="0"/>
           <w:numId w:val="31"/>
@@ -11258,7 +11654,7 @@
     </w:p>
     <w:p>
       <w:pPr>
-        <w:pStyle w:val="798"/>
+        <w:pStyle w:val="950"/>
         <w:numPr>
           <w:ilvl w:val="0"/>
           <w:numId w:val="31"/>
@@ -11294,7 +11690,7 @@
     </w:p>
     <w:p>
       <w:pPr>
-        <w:pStyle w:val="798"/>
+        <w:pStyle w:val="950"/>
         <w:numPr>
           <w:ilvl w:val="0"/>
           <w:numId w:val="31"/>
@@ -11330,7 +11726,7 @@
     </w:p>
     <w:p>
       <w:pPr>
-        <w:pStyle w:val="798"/>
+        <w:pStyle w:val="950"/>
         <w:numPr>
           <w:ilvl w:val="0"/>
           <w:numId w:val="31"/>
@@ -11366,7 +11762,7 @@
     </w:p>
     <w:p>
       <w:pPr>
-        <w:pStyle w:val="798"/>
+        <w:pStyle w:val="950"/>
         <w:numPr>
           <w:ilvl w:val="0"/>
           <w:numId w:val="31"/>
@@ -11402,7 +11798,7 @@
     </w:p>
     <w:p>
       <w:pPr>
-        <w:pStyle w:val="798"/>
+        <w:pStyle w:val="950"/>
         <w:numPr>
           <w:ilvl w:val="0"/>
           <w:numId w:val="31"/>
@@ -11438,7 +11834,7 @@
     </w:p>
     <w:p>
       <w:pPr>
-        <w:pStyle w:val="798"/>
+        <w:pStyle w:val="950"/>
         <w:numPr>
           <w:ilvl w:val="0"/>
           <w:numId w:val="31"/>
@@ -11474,7 +11870,7 @@
     </w:p>
     <w:p>
       <w:pPr>
-        <w:pStyle w:val="798"/>
+        <w:pStyle w:val="950"/>
         <w:numPr>
           <w:ilvl w:val="0"/>
           <w:numId w:val="31"/>
@@ -11510,7 +11906,7 @@
     </w:p>
     <w:p>
       <w:pPr>
-        <w:pStyle w:val="798"/>
+        <w:pStyle w:val="950"/>
         <w:pBdr/>
         <w:shd w:val="clear" w:color="auto" w:fill="ffffff"/>
         <w:spacing w:after="180" w:before="180" w:line="240" w:lineRule="auto"/>
@@ -11549,7 +11945,7 @@
     </w:p>
     <w:p>
       <w:pPr>
-        <w:pStyle w:val="798"/>
+        <w:pStyle w:val="950"/>
         <w:pBdr/>
         <w:shd w:val="clear" w:color="auto" w:fill="ffffff"/>
         <w:spacing w:after="180" w:before="180" w:line="240" w:lineRule="auto"/>
@@ -11588,7 +11984,7 @@
     </w:p>
     <w:p>
       <w:pPr>
-        <w:pStyle w:val="798"/>
+        <w:pStyle w:val="950"/>
         <w:numPr>
           <w:ilvl w:val="0"/>
           <w:numId w:val="33"/>
@@ -11624,7 +12020,7 @@
     </w:p>
     <w:p>
       <w:pPr>
-        <w:pStyle w:val="798"/>
+        <w:pStyle w:val="950"/>
         <w:numPr>
           <w:ilvl w:val="0"/>
           <w:numId w:val="33"/>
@@ -11660,7 +12056,7 @@
     </w:p>
     <w:p>
       <w:pPr>
-        <w:pStyle w:val="841"/>
+        <w:pStyle w:val="993"/>
         <w:pBdr/>
         <w:shd w:val="clear" w:color="auto" w:fill="ffffff"/>
         <w:spacing w:after="180" w:before="180"/>
@@ -11699,7 +12095,7 @@
     </w:p>
     <w:p>
       <w:pPr>
-        <w:pStyle w:val="841"/>
+        <w:pStyle w:val="993"/>
         <w:pBdr/>
         <w:shd w:val="clear" w:color="auto" w:fill="ffffff"/>
         <w:spacing w:after="180" w:before="180"/>
@@ -11745,7 +12141,7 @@
     </w:p>
     <w:p>
       <w:pPr>
-        <w:pStyle w:val="798"/>
+        <w:pStyle w:val="950"/>
         <w:pBdr/>
         <w:shd w:val="clear" w:color="auto" w:fill="ffffff"/>
         <w:spacing w:after="180" w:before="180" w:line="240" w:lineRule="auto"/>
@@ -11776,7 +12172,7 @@
     </w:p>
     <w:p>
       <w:pPr>
-        <w:pStyle w:val="798"/>
+        <w:pStyle w:val="950"/>
         <w:pBdr/>
         <w:shd w:val="clear" w:color="auto" w:fill="ffffff"/>
         <w:spacing w:after="180" w:before="180" w:line="240" w:lineRule="auto"/>
@@ -11809,7 +12205,7 @@
     </w:p>
     <w:p>
       <w:pPr>
-        <w:pStyle w:val="798"/>
+        <w:pStyle w:val="950"/>
         <w:pBdr/>
         <w:spacing/>
         <w:ind/>
@@ -11839,7 +12235,7 @@
     </w:p>
     <w:p>
       <w:pPr>
-        <w:pStyle w:val="801"/>
+        <w:pStyle w:val="953"/>
         <w:pBdr/>
         <w:spacing/>
         <w:ind/>
@@ -11870,7 +12266,7 @@
     </w:p>
     <w:p>
       <w:pPr>
-        <w:pStyle w:val="798"/>
+        <w:pStyle w:val="950"/>
         <w:pBdr/>
         <w:spacing/>
         <w:ind/>
@@ -11905,7 +12301,7 @@
     </w:p>
     <w:p>
       <w:pPr>
-        <w:pStyle w:val="798"/>
+        <w:pStyle w:val="950"/>
         <w:pBdr/>
         <w:spacing/>
         <w:ind/>
@@ -11935,7 +12331,7 @@
     </w:p>
     <w:p>
       <w:pPr>
-        <w:pStyle w:val="798"/>
+        <w:pStyle w:val="950"/>
         <w:pBdr/>
         <w:spacing/>
         <w:ind/>
@@ -11965,7 +12361,7 @@
     </w:p>
     <w:p>
       <w:pPr>
-        <w:pStyle w:val="800"/>
+        <w:pStyle w:val="952"/>
         <w:pBdr/>
         <w:spacing/>
         <w:ind/>
@@ -12023,7 +12419,7 @@
     </w:p>
     <w:p>
       <w:pPr>
-        <w:pStyle w:val="801"/>
+        <w:pStyle w:val="953"/>
         <w:pBdr/>
         <w:spacing/>
         <w:ind/>
@@ -12054,7 +12450,7 @@
     </w:p>
     <w:p>
       <w:pPr>
-        <w:pStyle w:val="815"/>
+        <w:pStyle w:val="967"/>
         <w:numPr>
           <w:ilvl w:val="0"/>
           <w:numId w:val="34"/>
@@ -12086,7 +12482,7 @@
     </w:p>
     <w:p>
       <w:pPr>
-        <w:pStyle w:val="815"/>
+        <w:pStyle w:val="967"/>
         <w:numPr>
           <w:ilvl w:val="0"/>
           <w:numId w:val="34"/>
@@ -12118,7 +12514,7 @@
     </w:p>
     <w:p>
       <w:pPr>
-        <w:pStyle w:val="815"/>
+        <w:pStyle w:val="967"/>
         <w:numPr>
           <w:ilvl w:val="0"/>
           <w:numId w:val="34"/>
@@ -12139,7 +12535,7 @@
       <w:hyperlink r:id="rId19" w:tooltip="https://chatgpt.com/c/69179ef8-436c-8330-a46c-b470ce01f90d" w:history="1">
         <w:r>
           <w:rPr>
-            <w:rStyle w:val="816"/>
+            <w:rStyle w:val="968"/>
             <w:rFonts w:ascii="Arial" w:hAnsi="Arial" w:eastAsia="Arial" w:cs="Arial"/>
             <w:szCs w:val="28"/>
           </w:rPr>
@@ -12196,7 +12592,7 @@
     </w:p>
     <w:p>
       <w:pPr>
-        <w:pStyle w:val="801"/>
+        <w:pStyle w:val="953"/>
         <w:pBdr>
           <w:top w:val="none" w:color="000000" w:sz="4" w:space="0"/>
           <w:left w:val="none" w:color="000000" w:sz="4" w:space="0"/>
@@ -12246,7 +12642,7 @@
     </w:p>
     <w:p>
       <w:pPr>
-        <w:pStyle w:val="815"/>
+        <w:pStyle w:val="967"/>
         <w:numPr>
           <w:ilvl w:val="0"/>
           <w:numId w:val="35"/>
@@ -12300,7 +12696,7 @@
     </w:p>
     <w:p>
       <w:pPr>
-        <w:pStyle w:val="801"/>
+        <w:pStyle w:val="953"/>
         <w:numPr>
           <w:ilvl w:val="0"/>
           <w:numId w:val="35"/>
@@ -12380,7 +12776,7 @@
     </w:p>
     <w:p>
       <w:pPr>
-        <w:pStyle w:val="815"/>
+        <w:pStyle w:val="967"/>
         <w:numPr>
           <w:ilvl w:val="0"/>
           <w:numId w:val="35"/>
@@ -12482,7 +12878,7 @@
     </w:p>
     <w:p>
       <w:pPr>
-        <w:pStyle w:val="801"/>
+        <w:pStyle w:val="953"/>
         <w:pBdr/>
         <w:spacing/>
         <w:ind/>
@@ -12644,7 +13040,7 @@
     </w:p>
     <w:p>
       <w:pPr>
-        <w:pStyle w:val="802"/>
+        <w:pStyle w:val="954"/>
         <w:pBdr/>
         <w:spacing/>
         <w:ind/>
@@ -12686,7 +13082,7 @@
     </w:p>
     <w:p>
       <w:pPr>
-        <w:pStyle w:val="815"/>
+        <w:pStyle w:val="967"/>
         <w:numPr>
           <w:ilvl w:val="0"/>
           <w:numId w:val="36"/>
@@ -12734,7 +13130,7 @@
     </w:p>
     <w:p>
       <w:pPr>
-        <w:pStyle w:val="815"/>
+        <w:pStyle w:val="967"/>
         <w:numPr>
           <w:ilvl w:val="0"/>
           <w:numId w:val="36"/>
@@ -12782,7 +13178,7 @@
     </w:p>
     <w:p>
       <w:pPr>
-        <w:pStyle w:val="815"/>
+        <w:pStyle w:val="967"/>
         <w:numPr>
           <w:ilvl w:val="0"/>
           <w:numId w:val="36"/>
@@ -12830,7 +13226,7 @@
     </w:p>
     <w:p>
       <w:pPr>
-        <w:pStyle w:val="815"/>
+        <w:pStyle w:val="967"/>
         <w:numPr>
           <w:ilvl w:val="0"/>
           <w:numId w:val="36"/>
@@ -12882,7 +13278,7 @@
     </w:p>
     <w:p>
       <w:pPr>
-        <w:pStyle w:val="815"/>
+        <w:pStyle w:val="967"/>
         <w:numPr>
           <w:ilvl w:val="0"/>
           <w:numId w:val="36"/>
@@ -12921,7 +13317,7 @@
     </w:p>
     <w:p>
       <w:pPr>
-        <w:pStyle w:val="815"/>
+        <w:pStyle w:val="967"/>
         <w:numPr>
           <w:ilvl w:val="1"/>
           <w:numId w:val="36"/>
@@ -12959,7 +13355,7 @@
     </w:p>
     <w:p>
       <w:pPr>
-        <w:pStyle w:val="815"/>
+        <w:pStyle w:val="967"/>
         <w:numPr>
           <w:ilvl w:val="1"/>
           <w:numId w:val="36"/>
@@ -12997,7 +13393,7 @@
     </w:p>
     <w:p>
       <w:pPr>
-        <w:pStyle w:val="815"/>
+        <w:pStyle w:val="967"/>
         <w:numPr>
           <w:ilvl w:val="1"/>
           <w:numId w:val="36"/>
@@ -13035,7 +13431,7 @@
     </w:p>
     <w:p>
       <w:pPr>
-        <w:pStyle w:val="815"/>
+        <w:pStyle w:val="967"/>
         <w:numPr>
           <w:ilvl w:val="0"/>
           <w:numId w:val="36"/>
@@ -13083,7 +13479,7 @@
     </w:p>
     <w:p>
       <w:pPr>
-        <w:pStyle w:val="815"/>
+        <w:pStyle w:val="967"/>
         <w:numPr>
           <w:ilvl w:val="0"/>
           <w:numId w:val="36"/>
@@ -13132,7 +13528,7 @@
     </w:p>
     <w:p>
       <w:pPr>
-        <w:pStyle w:val="802"/>
+        <w:pStyle w:val="954"/>
         <w:pBdr/>
         <w:spacing/>
         <w:ind/>
@@ -13174,7 +13570,7 @@
     </w:p>
     <w:p>
       <w:pPr>
-        <w:pStyle w:val="815"/>
+        <w:pStyle w:val="967"/>
         <w:numPr>
           <w:ilvl w:val="0"/>
           <w:numId w:val="37"/>
@@ -13212,7 +13608,7 @@
     </w:p>
     <w:p>
       <w:pPr>
-        <w:pStyle w:val="815"/>
+        <w:pStyle w:val="967"/>
         <w:numPr>
           <w:ilvl w:val="0"/>
           <w:numId w:val="37"/>
@@ -13250,7 +13646,7 @@
     </w:p>
     <w:p>
       <w:pPr>
-        <w:pStyle w:val="815"/>
+        <w:pStyle w:val="967"/>
         <w:numPr>
           <w:ilvl w:val="0"/>
           <w:numId w:val="37"/>
@@ -13288,7 +13684,7 @@
     </w:p>
     <w:p>
       <w:pPr>
-        <w:pStyle w:val="815"/>
+        <w:pStyle w:val="967"/>
         <w:numPr>
           <w:ilvl w:val="0"/>
           <w:numId w:val="37"/>
@@ -13326,7 +13722,7 @@
     </w:p>
     <w:p>
       <w:pPr>
-        <w:pStyle w:val="815"/>
+        <w:pStyle w:val="967"/>
         <w:numPr>
           <w:ilvl w:val="0"/>
           <w:numId w:val="37"/>
@@ -13364,7 +13760,7 @@
     </w:p>
     <w:p>
       <w:pPr>
-        <w:pStyle w:val="815"/>
+        <w:pStyle w:val="967"/>
         <w:numPr>
           <w:ilvl w:val="0"/>
           <w:numId w:val="37"/>
@@ -13402,7 +13798,7 @@
     </w:p>
     <w:p>
       <w:pPr>
-        <w:pStyle w:val="815"/>
+        <w:pStyle w:val="967"/>
         <w:numPr>
           <w:ilvl w:val="0"/>
           <w:numId w:val="37"/>
@@ -13479,7 +13875,7 @@
     </w:p>
     <w:p>
       <w:pPr>
-        <w:pStyle w:val="801"/>
+        <w:pStyle w:val="953"/>
         <w:pBdr/>
         <w:spacing/>
         <w:ind/>
@@ -13624,7 +14020,7 @@
     </w:p>
     <w:p>
       <w:pPr>
-        <w:pStyle w:val="802"/>
+        <w:pStyle w:val="954"/>
         <w:pBdr/>
         <w:spacing/>
         <w:ind/>
@@ -13694,7 +14090,7 @@
     </w:p>
     <w:p>
       <w:pPr>
-        <w:pStyle w:val="815"/>
+        <w:pStyle w:val="967"/>
         <w:numPr>
           <w:ilvl w:val="0"/>
           <w:numId w:val="38"/>
@@ -13742,7 +14138,7 @@
     </w:p>
     <w:p>
       <w:pPr>
-        <w:pStyle w:val="815"/>
+        <w:pStyle w:val="967"/>
         <w:numPr>
           <w:ilvl w:val="0"/>
           <w:numId w:val="38"/>
@@ -13790,7 +14186,7 @@
     </w:p>
     <w:p>
       <w:pPr>
-        <w:pStyle w:val="815"/>
+        <w:pStyle w:val="967"/>
         <w:numPr>
           <w:ilvl w:val="0"/>
           <w:numId w:val="38"/>
@@ -13838,7 +14234,7 @@
     </w:p>
     <w:p>
       <w:pPr>
-        <w:pStyle w:val="815"/>
+        <w:pStyle w:val="967"/>
         <w:numPr>
           <w:ilvl w:val="1"/>
           <w:numId w:val="38"/>
@@ -13876,7 +14272,7 @@
     </w:p>
     <w:p>
       <w:pPr>
-        <w:pStyle w:val="815"/>
+        <w:pStyle w:val="967"/>
         <w:numPr>
           <w:ilvl w:val="1"/>
           <w:numId w:val="38"/>
@@ -13914,7 +14310,7 @@
     </w:p>
     <w:p>
       <w:pPr>
-        <w:pStyle w:val="815"/>
+        <w:pStyle w:val="967"/>
         <w:numPr>
           <w:ilvl w:val="1"/>
           <w:numId w:val="38"/>
@@ -13952,7 +14348,7 @@
     </w:p>
     <w:p>
       <w:pPr>
-        <w:pStyle w:val="815"/>
+        <w:pStyle w:val="967"/>
         <w:numPr>
           <w:ilvl w:val="1"/>
           <w:numId w:val="38"/>
@@ -13990,7 +14386,7 @@
     </w:p>
     <w:p>
       <w:pPr>
-        <w:pStyle w:val="815"/>
+        <w:pStyle w:val="967"/>
         <w:numPr>
           <w:ilvl w:val="1"/>
           <w:numId w:val="38"/>
@@ -14028,7 +14424,7 @@
     </w:p>
     <w:p>
       <w:pPr>
-        <w:pStyle w:val="815"/>
+        <w:pStyle w:val="967"/>
         <w:numPr>
           <w:ilvl w:val="0"/>
           <w:numId w:val="38"/>
@@ -14076,7 +14472,7 @@
     </w:p>
     <w:p>
       <w:pPr>
-        <w:pStyle w:val="815"/>
+        <w:pStyle w:val="967"/>
         <w:numPr>
           <w:ilvl w:val="1"/>
           <w:numId w:val="38"/>
@@ -14114,7 +14510,7 @@
     </w:p>
     <w:p>
       <w:pPr>
-        <w:pStyle w:val="815"/>
+        <w:pStyle w:val="967"/>
         <w:numPr>
           <w:ilvl w:val="1"/>
           <w:numId w:val="38"/>
@@ -14152,7 +14548,7 @@
     </w:p>
     <w:p>
       <w:pPr>
-        <w:pStyle w:val="815"/>
+        <w:pStyle w:val="967"/>
         <w:numPr>
           <w:ilvl w:val="1"/>
           <w:numId w:val="38"/>
@@ -14190,7 +14586,7 @@
     </w:p>
     <w:p>
       <w:pPr>
-        <w:pStyle w:val="815"/>
+        <w:pStyle w:val="967"/>
         <w:numPr>
           <w:ilvl w:val="0"/>
           <w:numId w:val="38"/>
@@ -14275,7 +14671,7 @@
     </w:p>
     <w:p>
       <w:pPr>
-        <w:pStyle w:val="802"/>
+        <w:pStyle w:val="954"/>
         <w:pBdr/>
         <w:spacing/>
         <w:ind/>
@@ -14430,7 +14826,7 @@
     </w:p>
     <w:p>
       <w:pPr>
-        <w:pStyle w:val="798"/>
+        <w:pStyle w:val="950"/>
         <w:pBdr/>
         <w:spacing/>
         <w:ind/>
@@ -14460,7 +14856,7 @@
     </w:p>
     <w:p>
       <w:pPr>
-        <w:pStyle w:val="801"/>
+        <w:pStyle w:val="953"/>
         <w:pBdr/>
         <w:spacing/>
         <w:ind/>
@@ -14491,7 +14887,7 @@
     </w:p>
     <w:p>
       <w:pPr>
-        <w:pStyle w:val="798"/>
+        <w:pStyle w:val="950"/>
         <w:pBdr/>
         <w:spacing/>
         <w:ind/>
@@ -14528,12 +14924,12 @@
     </w:p>
     <w:p>
       <w:pPr>
-        <w:pStyle w:val="798"/>
+        <w:pStyle w:val="950"/>
         <w:pBdr/>
         <w:spacing w:line="240" w:lineRule="auto"/>
         <w:ind/>
         <w:rPr>
-          <w:rStyle w:val="820"/>
+          <w:rStyle w:val="972"/>
           <w:rFonts w:ascii="Arial" w:hAnsi="Arial" w:cs="Arial"/>
           <w:color w:val="000000" w:themeColor="text1"/>
         </w:rPr>
@@ -14546,14 +14942,14 @@
       </w:r>
       <w:r>
         <w:rPr>
-          <w:rStyle w:val="820"/>
+          <w:rStyle w:val="972"/>
           <w:rFonts w:ascii="Arial" w:hAnsi="Arial" w:cs="Arial"/>
           <w:color w:val="000000" w:themeColor="text1"/>
         </w:rPr>
       </w:r>
       <w:r>
         <w:rPr>
-          <w:rStyle w:val="820"/>
+          <w:rStyle w:val="972"/>
           <w:rFonts w:ascii="Arial" w:hAnsi="Arial" w:cs="Arial"/>
           <w:color w:val="000000" w:themeColor="text1"/>
         </w:rPr>
@@ -14561,7 +14957,7 @@
     </w:p>
     <w:p>
       <w:pPr>
-        <w:pStyle w:val="800"/>
+        <w:pStyle w:val="952"/>
         <w:pBdr/>
         <w:spacing/>
         <w:ind/>
@@ -14600,7 +14996,7 @@
     </w:p>
     <w:p>
       <w:pPr>
-        <w:pStyle w:val="813"/>
+        <w:pStyle w:val="965"/>
         <w:pBdr/>
         <w:spacing/>
         <w:ind/>
@@ -14624,7 +15020,7 @@
       <w:hyperlink r:id="rId20" w:tooltip="https://www.cascadia.edu/student-resources/academic-support/syllabus.aspx" w:history="1">
         <w:r>
           <w:rPr>
-            <w:rStyle w:val="816"/>
+            <w:rStyle w:val="968"/>
             <w:rFonts w:ascii="Arial" w:hAnsi="Arial" w:eastAsia="Arial" w:cs="Arial"/>
           </w:rPr>
           <w:t xml:space="preserve">available online</w:t>
@@ -14643,7 +15039,7 @@
     </w:p>
     <w:p>
       <w:pPr>
-        <w:pStyle w:val="813"/>
+        <w:pStyle w:val="965"/>
         <w:pBdr/>
         <w:spacing/>
         <w:ind/>
@@ -14659,6 +15055,11 @@
       <w:r>
         <w:rPr>
           <w:rFonts w:ascii="Arial" w:hAnsi="Arial" w:eastAsia="Arial" w:cs="Arial"/>
+        </w:rPr>
+      </w:r>
+      <w:r>
+        <w:rPr>
+          <w:rFonts w:ascii="Arial" w:hAnsi="Arial" w:cs="Arial"/>
         </w:rPr>
       </w:r>
     </w:p>
@@ -14723,7 +15124,7 @@
     <w:sdtContent>
       <w:p>
         <w:pPr>
-          <w:pStyle w:val="859"/>
+          <w:pStyle w:val="1011"/>
           <w:pBdr/>
           <w:spacing/>
           <w:ind/>
@@ -21376,9 +21777,9 @@
     <w:lsdException w:name="Bibliography" w:uiPriority="37"/>
     <w:lsdException w:name="TOC Heading" w:uiPriority="39" w:qFormat="1"/>
   </w:latentStyles>
-  <w:style w:type="table" w:styleId="13">
+  <w:style w:type="table" w:styleId="803">
     <w:name w:val="Table Grid Light"/>
-    <w:basedOn w:val="809"/>
+    <w:basedOn w:val="961"/>
     <w:uiPriority w:val="59"/>
     <w:pPr>
       <w:pBdr/>
@@ -21575,9 +21976,9 @@
       </w:tcPr>
     </w:tblStylePr>
   </w:style>
-  <w:style w:type="table" w:styleId="14">
+  <w:style w:type="table" w:styleId="804">
     <w:name w:val="Plain Table 1"/>
-    <w:basedOn w:val="809"/>
+    <w:basedOn w:val="961"/>
     <w:uiPriority w:val="59"/>
     <w:pPr>
       <w:pBdr/>
@@ -21800,9 +22201,9 @@
       </w:tcPr>
     </w:tblStylePr>
   </w:style>
-  <w:style w:type="table" w:styleId="15">
+  <w:style w:type="table" w:styleId="805">
     <w:name w:val="Plain Table 2"/>
-    <w:basedOn w:val="809"/>
+    <w:basedOn w:val="961"/>
     <w:uiPriority w:val="59"/>
     <w:pPr>
       <w:pBdr/>
@@ -22033,9 +22434,9 @@
       </w:tcPr>
     </w:tblStylePr>
   </w:style>
-  <w:style w:type="table" w:styleId="16">
+  <w:style w:type="table" w:styleId="806">
     <w:name w:val="Plain Table 3"/>
-    <w:basedOn w:val="809"/>
+    <w:basedOn w:val="961"/>
     <w:uiPriority w:val="99"/>
     <w:pPr>
       <w:pBdr/>
@@ -22263,9 +22664,9 @@
       </w:tcPr>
     </w:tblStylePr>
   </w:style>
-  <w:style w:type="table" w:styleId="17">
+  <w:style w:type="table" w:styleId="807">
     <w:name w:val="Plain Table 4"/>
-    <w:basedOn w:val="809"/>
+    <w:basedOn w:val="961"/>
     <w:uiPriority w:val="99"/>
     <w:pPr>
       <w:pBdr/>
@@ -22479,9 +22880,9 @@
       </w:tcPr>
     </w:tblStylePr>
   </w:style>
-  <w:style w:type="table" w:styleId="18">
+  <w:style w:type="table" w:styleId="808">
     <w:name w:val="Plain Table 5"/>
-    <w:basedOn w:val="809"/>
+    <w:basedOn w:val="961"/>
     <w:uiPriority w:val="99"/>
     <w:pPr>
       <w:pBdr/>
@@ -22712,9 +23113,9 @@
       </w:tcPr>
     </w:tblStylePr>
   </w:style>
-  <w:style w:type="table" w:styleId="19">
+  <w:style w:type="table" w:styleId="809">
     <w:name w:val="Grid Table 1 Light"/>
-    <w:basedOn w:val="809"/>
+    <w:basedOn w:val="961"/>
     <w:uiPriority w:val="99"/>
     <w:pPr>
       <w:pBdr/>
@@ -22935,9 +23336,9 @@
       </w:tcPr>
     </w:tblStylePr>
   </w:style>
-  <w:style w:type="table" w:styleId="20">
+  <w:style w:type="table" w:styleId="810">
     <w:name w:val="Grid Table 1 Light - Accent 1"/>
-    <w:basedOn w:val="809"/>
+    <w:basedOn w:val="961"/>
     <w:uiPriority w:val="99"/>
     <w:pPr>
       <w:pBdr/>
@@ -23158,9 +23559,9 @@
       </w:tcPr>
     </w:tblStylePr>
   </w:style>
-  <w:style w:type="table" w:styleId="21">
+  <w:style w:type="table" w:styleId="811">
     <w:name w:val="Grid Table 1 Light - Accent 2"/>
-    <w:basedOn w:val="809"/>
+    <w:basedOn w:val="961"/>
     <w:uiPriority w:val="99"/>
     <w:pPr>
       <w:pBdr/>
@@ -23381,9 +23782,9 @@
       </w:tcPr>
     </w:tblStylePr>
   </w:style>
-  <w:style w:type="table" w:styleId="22">
+  <w:style w:type="table" w:styleId="812">
     <w:name w:val="Grid Table 1 Light - Accent 3"/>
-    <w:basedOn w:val="809"/>
+    <w:basedOn w:val="961"/>
     <w:uiPriority w:val="99"/>
     <w:pPr>
       <w:pBdr/>
@@ -23604,9 +24005,9 @@
       </w:tcPr>
     </w:tblStylePr>
   </w:style>
-  <w:style w:type="table" w:styleId="23">
+  <w:style w:type="table" w:styleId="813">
     <w:name w:val="Grid Table 1 Light - Accent 4"/>
-    <w:basedOn w:val="809"/>
+    <w:basedOn w:val="961"/>
     <w:uiPriority w:val="99"/>
     <w:pPr>
       <w:pBdr/>
@@ -23827,9 +24228,9 @@
       </w:tcPr>
     </w:tblStylePr>
   </w:style>
-  <w:style w:type="table" w:styleId="24">
+  <w:style w:type="table" w:styleId="814">
     <w:name w:val="Grid Table 1 Light - Accent 5"/>
-    <w:basedOn w:val="809"/>
+    <w:basedOn w:val="961"/>
     <w:uiPriority w:val="99"/>
     <w:pPr>
       <w:pBdr/>
@@ -24050,9 +24451,9 @@
       </w:tcPr>
     </w:tblStylePr>
   </w:style>
-  <w:style w:type="table" w:styleId="25">
+  <w:style w:type="table" w:styleId="815">
     <w:name w:val="Grid Table 1 Light - Accent 6"/>
-    <w:basedOn w:val="809"/>
+    <w:basedOn w:val="961"/>
     <w:uiPriority w:val="99"/>
     <w:pPr>
       <w:pBdr/>
@@ -24273,9 +24674,9 @@
       </w:tcPr>
     </w:tblStylePr>
   </w:style>
-  <w:style w:type="table" w:styleId="26">
+  <w:style w:type="table" w:styleId="816">
     <w:name w:val="Grid Table 2"/>
-    <w:basedOn w:val="809"/>
+    <w:basedOn w:val="961"/>
     <w:uiPriority w:val="99"/>
     <w:pPr>
       <w:pBdr/>
@@ -24505,9 +24906,9 @@
       </w:tcPr>
     </w:tblStylePr>
   </w:style>
-  <w:style w:type="table" w:styleId="27">
+  <w:style w:type="table" w:styleId="817">
     <w:name w:val="Grid Table 2 - Accent 1"/>
-    <w:basedOn w:val="809"/>
+    <w:basedOn w:val="961"/>
     <w:uiPriority w:val="99"/>
     <w:pPr>
       <w:pBdr/>
@@ -24737,9 +25138,9 @@
       </w:tcPr>
     </w:tblStylePr>
   </w:style>
-  <w:style w:type="table" w:styleId="28">
+  <w:style w:type="table" w:styleId="818">
     <w:name w:val="Grid Table 2 - Accent 2"/>
-    <w:basedOn w:val="809"/>
+    <w:basedOn w:val="961"/>
     <w:uiPriority w:val="99"/>
     <w:pPr>
       <w:pBdr/>
@@ -24969,9 +25370,9 @@
       </w:tcPr>
     </w:tblStylePr>
   </w:style>
-  <w:style w:type="table" w:styleId="29">
+  <w:style w:type="table" w:styleId="819">
     <w:name w:val="Grid Table 2 - Accent 3"/>
-    <w:basedOn w:val="809"/>
+    <w:basedOn w:val="961"/>
     <w:uiPriority w:val="99"/>
     <w:pPr>
       <w:pBdr/>
@@ -25201,9 +25602,9 @@
       </w:tcPr>
     </w:tblStylePr>
   </w:style>
-  <w:style w:type="table" w:styleId="30">
+  <w:style w:type="table" w:styleId="820">
     <w:name w:val="Grid Table 2 - Accent 4"/>
-    <w:basedOn w:val="809"/>
+    <w:basedOn w:val="961"/>
     <w:uiPriority w:val="99"/>
     <w:pPr>
       <w:pBdr/>
@@ -25433,9 +25834,9 @@
       </w:tcPr>
     </w:tblStylePr>
   </w:style>
-  <w:style w:type="table" w:styleId="31">
+  <w:style w:type="table" w:styleId="821">
     <w:name w:val="Grid Table 2 - Accent 5"/>
-    <w:basedOn w:val="809"/>
+    <w:basedOn w:val="961"/>
     <w:uiPriority w:val="99"/>
     <w:pPr>
       <w:pBdr/>
@@ -25665,9 +26066,9 @@
       </w:tcPr>
     </w:tblStylePr>
   </w:style>
-  <w:style w:type="table" w:styleId="32">
+  <w:style w:type="table" w:styleId="822">
     <w:name w:val="Grid Table 2 - Accent 6"/>
-    <w:basedOn w:val="809"/>
+    <w:basedOn w:val="961"/>
     <w:uiPriority w:val="99"/>
     <w:pPr>
       <w:pBdr/>
@@ -25897,9 +26298,9 @@
       </w:tcPr>
     </w:tblStylePr>
   </w:style>
-  <w:style w:type="table" w:styleId="33">
+  <w:style w:type="table" w:styleId="823">
     <w:name w:val="Grid Table 3"/>
-    <w:basedOn w:val="809"/>
+    <w:basedOn w:val="961"/>
     <w:uiPriority w:val="99"/>
     <w:pPr>
       <w:pBdr/>
@@ -25998,29 +26399,6 @@
         <w:tblBorders/>
       </w:tblPr>
       <w:tcPr>
-        <w:shd w:color="ffffff"/>
-        <w:tcBorders>
-          <w:top w:val="none" w:color="000000" w:sz="4" w:space="0"/>
-          <w:left w:val="none" w:color="000000" w:sz="4" w:space="0"/>
-          <w:bottom w:val="none" w:color="000000" w:sz="4" w:space="0"/>
-          <w:right w:val="none" w:color="000000" w:sz="4" w:space="0"/>
-        </w:tcBorders>
-      </w:tcPr>
-    </w:tblStylePr>
-    <w:tblStylePr w:type="firstRow">
-      <w:rPr>
-        <w:b/>
-        <w:color w:val="404040"/>
-      </w:rPr>
-      <w:pPr>
-        <w:pBdr/>
-        <w:spacing/>
-        <w:ind/>
-      </w:pPr>
-      <w:tblPr>
-        <w:tblBorders/>
-      </w:tblPr>
-      <w:tcPr>
         <w:shd w:val="clear" w:color="ffffff"/>
         <w:tcBorders>
           <w:top w:val="none" w:color="000000" w:sz="4" w:space="0"/>
@@ -26030,30 +26408,7 @@
         </w:tcBorders>
       </w:tcPr>
     </w:tblStylePr>
-    <w:tblStylePr w:type="lastCol">
-      <w:rPr>
-        <w:i/>
-        <w:color w:val="404040"/>
-      </w:rPr>
-      <w:pPr>
-        <w:pBdr/>
-        <w:spacing/>
-        <w:ind/>
-      </w:pPr>
-      <w:tblPr>
-        <w:tblBorders/>
-      </w:tblPr>
-      <w:tcPr>
-        <w:shd w:color="ffffff"/>
-        <w:tcBorders>
-          <w:top w:val="none" w:color="000000" w:sz="4" w:space="0"/>
-          <w:left w:val="none" w:color="000000" w:sz="4" w:space="0"/>
-          <w:bottom w:val="none" w:color="000000" w:sz="4" w:space="0"/>
-          <w:right w:val="none" w:color="000000" w:sz="4" w:space="0"/>
-        </w:tcBorders>
-      </w:tcPr>
-    </w:tblStylePr>
-    <w:tblStylePr w:type="lastRow">
+    <w:tblStylePr w:type="firstRow">
       <w:rPr>
         <w:b/>
         <w:color w:val="404040"/>
@@ -26076,6 +26431,52 @@
         </w:tcBorders>
       </w:tcPr>
     </w:tblStylePr>
+    <w:tblStylePr w:type="lastCol">
+      <w:rPr>
+        <w:i/>
+        <w:color w:val="404040"/>
+      </w:rPr>
+      <w:pPr>
+        <w:pBdr/>
+        <w:spacing/>
+        <w:ind/>
+      </w:pPr>
+      <w:tblPr>
+        <w:tblBorders/>
+      </w:tblPr>
+      <w:tcPr>
+        <w:shd w:val="clear" w:color="ffffff"/>
+        <w:tcBorders>
+          <w:top w:val="none" w:color="000000" w:sz="4" w:space="0"/>
+          <w:left w:val="none" w:color="000000" w:sz="4" w:space="0"/>
+          <w:bottom w:val="none" w:color="000000" w:sz="4" w:space="0"/>
+          <w:right w:val="none" w:color="000000" w:sz="4" w:space="0"/>
+        </w:tcBorders>
+      </w:tcPr>
+    </w:tblStylePr>
+    <w:tblStylePr w:type="lastRow">
+      <w:rPr>
+        <w:b/>
+        <w:color w:val="404040"/>
+      </w:rPr>
+      <w:pPr>
+        <w:pBdr/>
+        <w:spacing/>
+        <w:ind/>
+      </w:pPr>
+      <w:tblPr>
+        <w:tblBorders/>
+      </w:tblPr>
+      <w:tcPr>
+        <w:shd w:val="clear" w:color="ffffff"/>
+        <w:tcBorders>
+          <w:top w:val="none" w:color="000000" w:sz="4" w:space="0"/>
+          <w:left w:val="none" w:color="000000" w:sz="4" w:space="0"/>
+          <w:bottom w:val="none" w:color="000000" w:sz="4" w:space="0"/>
+          <w:right w:val="none" w:color="000000" w:sz="4" w:space="0"/>
+        </w:tcBorders>
+      </w:tcPr>
+    </w:tblStylePr>
     <w:tblStylePr w:type="nwCell">
       <w:pPr>
         <w:pBdr/>
@@ -26142,9 +26543,9 @@
       </w:tcPr>
     </w:tblStylePr>
   </w:style>
-  <w:style w:type="table" w:styleId="34">
+  <w:style w:type="table" w:styleId="824">
     <w:name w:val="Grid Table 3 - Accent 1"/>
-    <w:basedOn w:val="809"/>
+    <w:basedOn w:val="961"/>
     <w:uiPriority w:val="99"/>
     <w:pPr>
       <w:pBdr/>
@@ -26243,29 +26644,6 @@
         <w:tblBorders/>
       </w:tblPr>
       <w:tcPr>
-        <w:shd w:color="ffffff"/>
-        <w:tcBorders>
-          <w:top w:val="none" w:color="000000" w:sz="4" w:space="0"/>
-          <w:left w:val="none" w:color="000000" w:sz="4" w:space="0"/>
-          <w:bottom w:val="none" w:color="000000" w:sz="4" w:space="0"/>
-          <w:right w:val="none" w:color="000000" w:sz="4" w:space="0"/>
-        </w:tcBorders>
-      </w:tcPr>
-    </w:tblStylePr>
-    <w:tblStylePr w:type="firstRow">
-      <w:rPr>
-        <w:b/>
-        <w:color w:val="404040"/>
-      </w:rPr>
-      <w:pPr>
-        <w:pBdr/>
-        <w:spacing/>
-        <w:ind/>
-      </w:pPr>
-      <w:tblPr>
-        <w:tblBorders/>
-      </w:tblPr>
-      <w:tcPr>
         <w:shd w:val="clear" w:color="ffffff"/>
         <w:tcBorders>
           <w:top w:val="none" w:color="000000" w:sz="4" w:space="0"/>
@@ -26275,30 +26653,7 @@
         </w:tcBorders>
       </w:tcPr>
     </w:tblStylePr>
-    <w:tblStylePr w:type="lastCol">
-      <w:rPr>
-        <w:i/>
-        <w:color w:val="404040"/>
-      </w:rPr>
-      <w:pPr>
-        <w:pBdr/>
-        <w:spacing/>
-        <w:ind/>
-      </w:pPr>
-      <w:tblPr>
-        <w:tblBorders/>
-      </w:tblPr>
-      <w:tcPr>
-        <w:shd w:color="ffffff"/>
-        <w:tcBorders>
-          <w:top w:val="none" w:color="000000" w:sz="4" w:space="0"/>
-          <w:left w:val="none" w:color="000000" w:sz="4" w:space="0"/>
-          <w:bottom w:val="none" w:color="000000" w:sz="4" w:space="0"/>
-          <w:right w:val="none" w:color="000000" w:sz="4" w:space="0"/>
-        </w:tcBorders>
-      </w:tcPr>
-    </w:tblStylePr>
-    <w:tblStylePr w:type="lastRow">
+    <w:tblStylePr w:type="firstRow">
       <w:rPr>
         <w:b/>
         <w:color w:val="404040"/>
@@ -26321,6 +26676,52 @@
         </w:tcBorders>
       </w:tcPr>
     </w:tblStylePr>
+    <w:tblStylePr w:type="lastCol">
+      <w:rPr>
+        <w:i/>
+        <w:color w:val="404040"/>
+      </w:rPr>
+      <w:pPr>
+        <w:pBdr/>
+        <w:spacing/>
+        <w:ind/>
+      </w:pPr>
+      <w:tblPr>
+        <w:tblBorders/>
+      </w:tblPr>
+      <w:tcPr>
+        <w:shd w:val="clear" w:color="ffffff"/>
+        <w:tcBorders>
+          <w:top w:val="none" w:color="000000" w:sz="4" w:space="0"/>
+          <w:left w:val="none" w:color="000000" w:sz="4" w:space="0"/>
+          <w:bottom w:val="none" w:color="000000" w:sz="4" w:space="0"/>
+          <w:right w:val="none" w:color="000000" w:sz="4" w:space="0"/>
+        </w:tcBorders>
+      </w:tcPr>
+    </w:tblStylePr>
+    <w:tblStylePr w:type="lastRow">
+      <w:rPr>
+        <w:b/>
+        <w:color w:val="404040"/>
+      </w:rPr>
+      <w:pPr>
+        <w:pBdr/>
+        <w:spacing/>
+        <w:ind/>
+      </w:pPr>
+      <w:tblPr>
+        <w:tblBorders/>
+      </w:tblPr>
+      <w:tcPr>
+        <w:shd w:val="clear" w:color="ffffff"/>
+        <w:tcBorders>
+          <w:top w:val="none" w:color="000000" w:sz="4" w:space="0"/>
+          <w:left w:val="none" w:color="000000" w:sz="4" w:space="0"/>
+          <w:bottom w:val="none" w:color="000000" w:sz="4" w:space="0"/>
+          <w:right w:val="none" w:color="000000" w:sz="4" w:space="0"/>
+        </w:tcBorders>
+      </w:tcPr>
+    </w:tblStylePr>
     <w:tblStylePr w:type="nwCell">
       <w:pPr>
         <w:pBdr/>
@@ -26387,9 +26788,9 @@
       </w:tcPr>
     </w:tblStylePr>
   </w:style>
-  <w:style w:type="table" w:styleId="35">
+  <w:style w:type="table" w:styleId="825">
     <w:name w:val="Grid Table 3 - Accent 2"/>
-    <w:basedOn w:val="809"/>
+    <w:basedOn w:val="961"/>
     <w:uiPriority w:val="99"/>
     <w:pPr>
       <w:pBdr/>
@@ -26488,29 +26889,6 @@
         <w:tblBorders/>
       </w:tblPr>
       <w:tcPr>
-        <w:shd w:color="ffffff"/>
-        <w:tcBorders>
-          <w:top w:val="none" w:color="000000" w:sz="4" w:space="0"/>
-          <w:left w:val="none" w:color="000000" w:sz="4" w:space="0"/>
-          <w:bottom w:val="none" w:color="000000" w:sz="4" w:space="0"/>
-          <w:right w:val="none" w:color="000000" w:sz="4" w:space="0"/>
-        </w:tcBorders>
-      </w:tcPr>
-    </w:tblStylePr>
-    <w:tblStylePr w:type="firstRow">
-      <w:rPr>
-        <w:b/>
-        <w:color w:val="404040"/>
-      </w:rPr>
-      <w:pPr>
-        <w:pBdr/>
-        <w:spacing/>
-        <w:ind/>
-      </w:pPr>
-      <w:tblPr>
-        <w:tblBorders/>
-      </w:tblPr>
-      <w:tcPr>
         <w:shd w:val="clear" w:color="ffffff"/>
         <w:tcBorders>
           <w:top w:val="none" w:color="000000" w:sz="4" w:space="0"/>
@@ -26520,30 +26898,7 @@
         </w:tcBorders>
       </w:tcPr>
     </w:tblStylePr>
-    <w:tblStylePr w:type="lastCol">
-      <w:rPr>
-        <w:i/>
-        <w:color w:val="404040"/>
-      </w:rPr>
-      <w:pPr>
-        <w:pBdr/>
-        <w:spacing/>
-        <w:ind/>
-      </w:pPr>
-      <w:tblPr>
-        <w:tblBorders/>
-      </w:tblPr>
-      <w:tcPr>
-        <w:shd w:color="ffffff"/>
-        <w:tcBorders>
-          <w:top w:val="none" w:color="000000" w:sz="4" w:space="0"/>
-          <w:left w:val="none" w:color="000000" w:sz="4" w:space="0"/>
-          <w:bottom w:val="none" w:color="000000" w:sz="4" w:space="0"/>
-          <w:right w:val="none" w:color="000000" w:sz="4" w:space="0"/>
-        </w:tcBorders>
-      </w:tcPr>
-    </w:tblStylePr>
-    <w:tblStylePr w:type="lastRow">
+    <w:tblStylePr w:type="firstRow">
       <w:rPr>
         <w:b/>
         <w:color w:val="404040"/>
@@ -26566,6 +26921,52 @@
         </w:tcBorders>
       </w:tcPr>
     </w:tblStylePr>
+    <w:tblStylePr w:type="lastCol">
+      <w:rPr>
+        <w:i/>
+        <w:color w:val="404040"/>
+      </w:rPr>
+      <w:pPr>
+        <w:pBdr/>
+        <w:spacing/>
+        <w:ind/>
+      </w:pPr>
+      <w:tblPr>
+        <w:tblBorders/>
+      </w:tblPr>
+      <w:tcPr>
+        <w:shd w:val="clear" w:color="ffffff"/>
+        <w:tcBorders>
+          <w:top w:val="none" w:color="000000" w:sz="4" w:space="0"/>
+          <w:left w:val="none" w:color="000000" w:sz="4" w:space="0"/>
+          <w:bottom w:val="none" w:color="000000" w:sz="4" w:space="0"/>
+          <w:right w:val="none" w:color="000000" w:sz="4" w:space="0"/>
+        </w:tcBorders>
+      </w:tcPr>
+    </w:tblStylePr>
+    <w:tblStylePr w:type="lastRow">
+      <w:rPr>
+        <w:b/>
+        <w:color w:val="404040"/>
+      </w:rPr>
+      <w:pPr>
+        <w:pBdr/>
+        <w:spacing/>
+        <w:ind/>
+      </w:pPr>
+      <w:tblPr>
+        <w:tblBorders/>
+      </w:tblPr>
+      <w:tcPr>
+        <w:shd w:val="clear" w:color="ffffff"/>
+        <w:tcBorders>
+          <w:top w:val="none" w:color="000000" w:sz="4" w:space="0"/>
+          <w:left w:val="none" w:color="000000" w:sz="4" w:space="0"/>
+          <w:bottom w:val="none" w:color="000000" w:sz="4" w:space="0"/>
+          <w:right w:val="none" w:color="000000" w:sz="4" w:space="0"/>
+        </w:tcBorders>
+      </w:tcPr>
+    </w:tblStylePr>
     <w:tblStylePr w:type="nwCell">
       <w:pPr>
         <w:pBdr/>
@@ -26632,9 +27033,9 @@
       </w:tcPr>
     </w:tblStylePr>
   </w:style>
-  <w:style w:type="table" w:styleId="36">
+  <w:style w:type="table" w:styleId="826">
     <w:name w:val="Grid Table 3 - Accent 3"/>
-    <w:basedOn w:val="809"/>
+    <w:basedOn w:val="961"/>
     <w:uiPriority w:val="99"/>
     <w:pPr>
       <w:pBdr/>
@@ -26733,29 +27134,6 @@
         <w:tblBorders/>
       </w:tblPr>
       <w:tcPr>
-        <w:shd w:color="ffffff"/>
-        <w:tcBorders>
-          <w:top w:val="none" w:color="000000" w:sz="4" w:space="0"/>
-          <w:left w:val="none" w:color="000000" w:sz="4" w:space="0"/>
-          <w:bottom w:val="none" w:color="000000" w:sz="4" w:space="0"/>
-          <w:right w:val="none" w:color="000000" w:sz="4" w:space="0"/>
-        </w:tcBorders>
-      </w:tcPr>
-    </w:tblStylePr>
-    <w:tblStylePr w:type="firstRow">
-      <w:rPr>
-        <w:b/>
-        <w:color w:val="404040"/>
-      </w:rPr>
-      <w:pPr>
-        <w:pBdr/>
-        <w:spacing/>
-        <w:ind/>
-      </w:pPr>
-      <w:tblPr>
-        <w:tblBorders/>
-      </w:tblPr>
-      <w:tcPr>
         <w:shd w:val="clear" w:color="ffffff"/>
         <w:tcBorders>
           <w:top w:val="none" w:color="000000" w:sz="4" w:space="0"/>
@@ -26765,30 +27143,7 @@
         </w:tcBorders>
       </w:tcPr>
     </w:tblStylePr>
-    <w:tblStylePr w:type="lastCol">
-      <w:rPr>
-        <w:i/>
-        <w:color w:val="404040"/>
-      </w:rPr>
-      <w:pPr>
-        <w:pBdr/>
-        <w:spacing/>
-        <w:ind/>
-      </w:pPr>
-      <w:tblPr>
-        <w:tblBorders/>
-      </w:tblPr>
-      <w:tcPr>
-        <w:shd w:color="ffffff"/>
-        <w:tcBorders>
-          <w:top w:val="none" w:color="000000" w:sz="4" w:space="0"/>
-          <w:left w:val="none" w:color="000000" w:sz="4" w:space="0"/>
-          <w:bottom w:val="none" w:color="000000" w:sz="4" w:space="0"/>
-          <w:right w:val="none" w:color="000000" w:sz="4" w:space="0"/>
-        </w:tcBorders>
-      </w:tcPr>
-    </w:tblStylePr>
-    <w:tblStylePr w:type="lastRow">
+    <w:tblStylePr w:type="firstRow">
       <w:rPr>
         <w:b/>
         <w:color w:val="404040"/>
@@ -26811,6 +27166,52 @@
         </w:tcBorders>
       </w:tcPr>
     </w:tblStylePr>
+    <w:tblStylePr w:type="lastCol">
+      <w:rPr>
+        <w:i/>
+        <w:color w:val="404040"/>
+      </w:rPr>
+      <w:pPr>
+        <w:pBdr/>
+        <w:spacing/>
+        <w:ind/>
+      </w:pPr>
+      <w:tblPr>
+        <w:tblBorders/>
+      </w:tblPr>
+      <w:tcPr>
+        <w:shd w:val="clear" w:color="ffffff"/>
+        <w:tcBorders>
+          <w:top w:val="none" w:color="000000" w:sz="4" w:space="0"/>
+          <w:left w:val="none" w:color="000000" w:sz="4" w:space="0"/>
+          <w:bottom w:val="none" w:color="000000" w:sz="4" w:space="0"/>
+          <w:right w:val="none" w:color="000000" w:sz="4" w:space="0"/>
+        </w:tcBorders>
+      </w:tcPr>
+    </w:tblStylePr>
+    <w:tblStylePr w:type="lastRow">
+      <w:rPr>
+        <w:b/>
+        <w:color w:val="404040"/>
+      </w:rPr>
+      <w:pPr>
+        <w:pBdr/>
+        <w:spacing/>
+        <w:ind/>
+      </w:pPr>
+      <w:tblPr>
+        <w:tblBorders/>
+      </w:tblPr>
+      <w:tcPr>
+        <w:shd w:val="clear" w:color="ffffff"/>
+        <w:tcBorders>
+          <w:top w:val="none" w:color="000000" w:sz="4" w:space="0"/>
+          <w:left w:val="none" w:color="000000" w:sz="4" w:space="0"/>
+          <w:bottom w:val="none" w:color="000000" w:sz="4" w:space="0"/>
+          <w:right w:val="none" w:color="000000" w:sz="4" w:space="0"/>
+        </w:tcBorders>
+      </w:tcPr>
+    </w:tblStylePr>
     <w:tblStylePr w:type="nwCell">
       <w:pPr>
         <w:pBdr/>
@@ -26877,9 +27278,9 @@
       </w:tcPr>
     </w:tblStylePr>
   </w:style>
-  <w:style w:type="table" w:styleId="37">
+  <w:style w:type="table" w:styleId="827">
     <w:name w:val="Grid Table 3 - Accent 4"/>
-    <w:basedOn w:val="809"/>
+    <w:basedOn w:val="961"/>
     <w:uiPriority w:val="99"/>
     <w:pPr>
       <w:pBdr/>
@@ -26978,29 +27379,6 @@
         <w:tblBorders/>
       </w:tblPr>
       <w:tcPr>
-        <w:shd w:color="ffffff"/>
-        <w:tcBorders>
-          <w:top w:val="none" w:color="000000" w:sz="4" w:space="0"/>
-          <w:left w:val="none" w:color="000000" w:sz="4" w:space="0"/>
-          <w:bottom w:val="none" w:color="000000" w:sz="4" w:space="0"/>
-          <w:right w:val="none" w:color="000000" w:sz="4" w:space="0"/>
-        </w:tcBorders>
-      </w:tcPr>
-    </w:tblStylePr>
-    <w:tblStylePr w:type="firstRow">
-      <w:rPr>
-        <w:b/>
-        <w:color w:val="404040"/>
-      </w:rPr>
-      <w:pPr>
-        <w:pBdr/>
-        <w:spacing/>
-        <w:ind/>
-      </w:pPr>
-      <w:tblPr>
-        <w:tblBorders/>
-      </w:tblPr>
-      <w:tcPr>
         <w:shd w:val="clear" w:color="ffffff"/>
         <w:tcBorders>
           <w:top w:val="none" w:color="000000" w:sz="4" w:space="0"/>
@@ -27010,30 +27388,7 @@
         </w:tcBorders>
       </w:tcPr>
     </w:tblStylePr>
-    <w:tblStylePr w:type="lastCol">
-      <w:rPr>
-        <w:i/>
-        <w:color w:val="404040"/>
-      </w:rPr>
-      <w:pPr>
-        <w:pBdr/>
-        <w:spacing/>
-        <w:ind/>
-      </w:pPr>
-      <w:tblPr>
-        <w:tblBorders/>
-      </w:tblPr>
-      <w:tcPr>
-        <w:shd w:color="ffffff"/>
-        <w:tcBorders>
-          <w:top w:val="none" w:color="000000" w:sz="4" w:space="0"/>
-          <w:left w:val="none" w:color="000000" w:sz="4" w:space="0"/>
-          <w:bottom w:val="none" w:color="000000" w:sz="4" w:space="0"/>
-          <w:right w:val="none" w:color="000000" w:sz="4" w:space="0"/>
-        </w:tcBorders>
-      </w:tcPr>
-    </w:tblStylePr>
-    <w:tblStylePr w:type="lastRow">
+    <w:tblStylePr w:type="firstRow">
       <w:rPr>
         <w:b/>
         <w:color w:val="404040"/>
@@ -27056,6 +27411,52 @@
         </w:tcBorders>
       </w:tcPr>
     </w:tblStylePr>
+    <w:tblStylePr w:type="lastCol">
+      <w:rPr>
+        <w:i/>
+        <w:color w:val="404040"/>
+      </w:rPr>
+      <w:pPr>
+        <w:pBdr/>
+        <w:spacing/>
+        <w:ind/>
+      </w:pPr>
+      <w:tblPr>
+        <w:tblBorders/>
+      </w:tblPr>
+      <w:tcPr>
+        <w:shd w:val="clear" w:color="ffffff"/>
+        <w:tcBorders>
+          <w:top w:val="none" w:color="000000" w:sz="4" w:space="0"/>
+          <w:left w:val="none" w:color="000000" w:sz="4" w:space="0"/>
+          <w:bottom w:val="none" w:color="000000" w:sz="4" w:space="0"/>
+          <w:right w:val="none" w:color="000000" w:sz="4" w:space="0"/>
+        </w:tcBorders>
+      </w:tcPr>
+    </w:tblStylePr>
+    <w:tblStylePr w:type="lastRow">
+      <w:rPr>
+        <w:b/>
+        <w:color w:val="404040"/>
+      </w:rPr>
+      <w:pPr>
+        <w:pBdr/>
+        <w:spacing/>
+        <w:ind/>
+      </w:pPr>
+      <w:tblPr>
+        <w:tblBorders/>
+      </w:tblPr>
+      <w:tcPr>
+        <w:shd w:val="clear" w:color="ffffff"/>
+        <w:tcBorders>
+          <w:top w:val="none" w:color="000000" w:sz="4" w:space="0"/>
+          <w:left w:val="none" w:color="000000" w:sz="4" w:space="0"/>
+          <w:bottom w:val="none" w:color="000000" w:sz="4" w:space="0"/>
+          <w:right w:val="none" w:color="000000" w:sz="4" w:space="0"/>
+        </w:tcBorders>
+      </w:tcPr>
+    </w:tblStylePr>
     <w:tblStylePr w:type="nwCell">
       <w:pPr>
         <w:pBdr/>
@@ -27122,9 +27523,9 @@
       </w:tcPr>
     </w:tblStylePr>
   </w:style>
-  <w:style w:type="table" w:styleId="38">
+  <w:style w:type="table" w:styleId="828">
     <w:name w:val="Grid Table 3 - Accent 5"/>
-    <w:basedOn w:val="809"/>
+    <w:basedOn w:val="961"/>
     <w:uiPriority w:val="99"/>
     <w:pPr>
       <w:pBdr/>
@@ -27223,29 +27624,6 @@
         <w:tblBorders/>
       </w:tblPr>
       <w:tcPr>
-        <w:shd w:color="ffffff"/>
-        <w:tcBorders>
-          <w:top w:val="none" w:color="000000" w:sz="4" w:space="0"/>
-          <w:left w:val="none" w:color="000000" w:sz="4" w:space="0"/>
-          <w:bottom w:val="none" w:color="000000" w:sz="4" w:space="0"/>
-          <w:right w:val="none" w:color="000000" w:sz="4" w:space="0"/>
-        </w:tcBorders>
-      </w:tcPr>
-    </w:tblStylePr>
-    <w:tblStylePr w:type="firstRow">
-      <w:rPr>
-        <w:b/>
-        <w:color w:val="404040"/>
-      </w:rPr>
-      <w:pPr>
-        <w:pBdr/>
-        <w:spacing/>
-        <w:ind/>
-      </w:pPr>
-      <w:tblPr>
-        <w:tblBorders/>
-      </w:tblPr>
-      <w:tcPr>
         <w:shd w:val="clear" w:color="ffffff"/>
         <w:tcBorders>
           <w:top w:val="none" w:color="000000" w:sz="4" w:space="0"/>
@@ -27255,30 +27633,7 @@
         </w:tcBorders>
       </w:tcPr>
     </w:tblStylePr>
-    <w:tblStylePr w:type="lastCol">
-      <w:rPr>
-        <w:i/>
-        <w:color w:val="404040"/>
-      </w:rPr>
-      <w:pPr>
-        <w:pBdr/>
-        <w:spacing/>
-        <w:ind/>
-      </w:pPr>
-      <w:tblPr>
-        <w:tblBorders/>
-      </w:tblPr>
-      <w:tcPr>
-        <w:shd w:color="ffffff"/>
-        <w:tcBorders>
-          <w:top w:val="none" w:color="000000" w:sz="4" w:space="0"/>
-          <w:left w:val="none" w:color="000000" w:sz="4" w:space="0"/>
-          <w:bottom w:val="none" w:color="000000" w:sz="4" w:space="0"/>
-          <w:right w:val="none" w:color="000000" w:sz="4" w:space="0"/>
-        </w:tcBorders>
-      </w:tcPr>
-    </w:tblStylePr>
-    <w:tblStylePr w:type="lastRow">
+    <w:tblStylePr w:type="firstRow">
       <w:rPr>
         <w:b/>
         <w:color w:val="404040"/>
@@ -27301,6 +27656,52 @@
         </w:tcBorders>
       </w:tcPr>
     </w:tblStylePr>
+    <w:tblStylePr w:type="lastCol">
+      <w:rPr>
+        <w:i/>
+        <w:color w:val="404040"/>
+      </w:rPr>
+      <w:pPr>
+        <w:pBdr/>
+        <w:spacing/>
+        <w:ind/>
+      </w:pPr>
+      <w:tblPr>
+        <w:tblBorders/>
+      </w:tblPr>
+      <w:tcPr>
+        <w:shd w:val="clear" w:color="ffffff"/>
+        <w:tcBorders>
+          <w:top w:val="none" w:color="000000" w:sz="4" w:space="0"/>
+          <w:left w:val="none" w:color="000000" w:sz="4" w:space="0"/>
+          <w:bottom w:val="none" w:color="000000" w:sz="4" w:space="0"/>
+          <w:right w:val="none" w:color="000000" w:sz="4" w:space="0"/>
+        </w:tcBorders>
+      </w:tcPr>
+    </w:tblStylePr>
+    <w:tblStylePr w:type="lastRow">
+      <w:rPr>
+        <w:b/>
+        <w:color w:val="404040"/>
+      </w:rPr>
+      <w:pPr>
+        <w:pBdr/>
+        <w:spacing/>
+        <w:ind/>
+      </w:pPr>
+      <w:tblPr>
+        <w:tblBorders/>
+      </w:tblPr>
+      <w:tcPr>
+        <w:shd w:val="clear" w:color="ffffff"/>
+        <w:tcBorders>
+          <w:top w:val="none" w:color="000000" w:sz="4" w:space="0"/>
+          <w:left w:val="none" w:color="000000" w:sz="4" w:space="0"/>
+          <w:bottom w:val="none" w:color="000000" w:sz="4" w:space="0"/>
+          <w:right w:val="none" w:color="000000" w:sz="4" w:space="0"/>
+        </w:tcBorders>
+      </w:tcPr>
+    </w:tblStylePr>
     <w:tblStylePr w:type="nwCell">
       <w:pPr>
         <w:pBdr/>
@@ -27367,9 +27768,9 @@
       </w:tcPr>
     </w:tblStylePr>
   </w:style>
-  <w:style w:type="table" w:styleId="39">
+  <w:style w:type="table" w:styleId="829">
     <w:name w:val="Grid Table 3 - Accent 6"/>
-    <w:basedOn w:val="809"/>
+    <w:basedOn w:val="961"/>
     <w:uiPriority w:val="99"/>
     <w:pPr>
       <w:pBdr/>
@@ -27468,29 +27869,6 @@
         <w:tblBorders/>
       </w:tblPr>
       <w:tcPr>
-        <w:shd w:color="ffffff"/>
-        <w:tcBorders>
-          <w:top w:val="none" w:color="000000" w:sz="4" w:space="0"/>
-          <w:left w:val="none" w:color="000000" w:sz="4" w:space="0"/>
-          <w:bottom w:val="none" w:color="000000" w:sz="4" w:space="0"/>
-          <w:right w:val="none" w:color="000000" w:sz="4" w:space="0"/>
-        </w:tcBorders>
-      </w:tcPr>
-    </w:tblStylePr>
-    <w:tblStylePr w:type="firstRow">
-      <w:rPr>
-        <w:b/>
-        <w:color w:val="404040"/>
-      </w:rPr>
-      <w:pPr>
-        <w:pBdr/>
-        <w:spacing/>
-        <w:ind/>
-      </w:pPr>
-      <w:tblPr>
-        <w:tblBorders/>
-      </w:tblPr>
-      <w:tcPr>
         <w:shd w:val="clear" w:color="ffffff"/>
         <w:tcBorders>
           <w:top w:val="none" w:color="000000" w:sz="4" w:space="0"/>
@@ -27500,30 +27878,7 @@
         </w:tcBorders>
       </w:tcPr>
     </w:tblStylePr>
-    <w:tblStylePr w:type="lastCol">
-      <w:rPr>
-        <w:i/>
-        <w:color w:val="404040"/>
-      </w:rPr>
-      <w:pPr>
-        <w:pBdr/>
-        <w:spacing/>
-        <w:ind/>
-      </w:pPr>
-      <w:tblPr>
-        <w:tblBorders/>
-      </w:tblPr>
-      <w:tcPr>
-        <w:shd w:color="ffffff"/>
-        <w:tcBorders>
-          <w:top w:val="none" w:color="000000" w:sz="4" w:space="0"/>
-          <w:left w:val="none" w:color="000000" w:sz="4" w:space="0"/>
-          <w:bottom w:val="none" w:color="000000" w:sz="4" w:space="0"/>
-          <w:right w:val="none" w:color="000000" w:sz="4" w:space="0"/>
-        </w:tcBorders>
-      </w:tcPr>
-    </w:tblStylePr>
-    <w:tblStylePr w:type="lastRow">
+    <w:tblStylePr w:type="firstRow">
       <w:rPr>
         <w:b/>
         <w:color w:val="404040"/>
@@ -27546,6 +27901,52 @@
         </w:tcBorders>
       </w:tcPr>
     </w:tblStylePr>
+    <w:tblStylePr w:type="lastCol">
+      <w:rPr>
+        <w:i/>
+        <w:color w:val="404040"/>
+      </w:rPr>
+      <w:pPr>
+        <w:pBdr/>
+        <w:spacing/>
+        <w:ind/>
+      </w:pPr>
+      <w:tblPr>
+        <w:tblBorders/>
+      </w:tblPr>
+      <w:tcPr>
+        <w:shd w:val="clear" w:color="ffffff"/>
+        <w:tcBorders>
+          <w:top w:val="none" w:color="000000" w:sz="4" w:space="0"/>
+          <w:left w:val="none" w:color="000000" w:sz="4" w:space="0"/>
+          <w:bottom w:val="none" w:color="000000" w:sz="4" w:space="0"/>
+          <w:right w:val="none" w:color="000000" w:sz="4" w:space="0"/>
+        </w:tcBorders>
+      </w:tcPr>
+    </w:tblStylePr>
+    <w:tblStylePr w:type="lastRow">
+      <w:rPr>
+        <w:b/>
+        <w:color w:val="404040"/>
+      </w:rPr>
+      <w:pPr>
+        <w:pBdr/>
+        <w:spacing/>
+        <w:ind/>
+      </w:pPr>
+      <w:tblPr>
+        <w:tblBorders/>
+      </w:tblPr>
+      <w:tcPr>
+        <w:shd w:val="clear" w:color="ffffff"/>
+        <w:tcBorders>
+          <w:top w:val="none" w:color="000000" w:sz="4" w:space="0"/>
+          <w:left w:val="none" w:color="000000" w:sz="4" w:space="0"/>
+          <w:bottom w:val="none" w:color="000000" w:sz="4" w:space="0"/>
+          <w:right w:val="none" w:color="000000" w:sz="4" w:space="0"/>
+        </w:tcBorders>
+      </w:tcPr>
+    </w:tblStylePr>
     <w:tblStylePr w:type="nwCell">
       <w:pPr>
         <w:pBdr/>
@@ -27612,9 +28013,9 @@
       </w:tcPr>
     </w:tblStylePr>
   </w:style>
-  <w:style w:type="table" w:styleId="40">
+  <w:style w:type="table" w:styleId="830">
     <w:name w:val="Grid Table 4"/>
-    <w:basedOn w:val="809"/>
+    <w:basedOn w:val="961"/>
     <w:uiPriority w:val="59"/>
     <w:pPr>
       <w:pBdr/>
@@ -27845,9 +28246,9 @@
       </w:tcPr>
     </w:tblStylePr>
   </w:style>
-  <w:style w:type="table" w:styleId="41">
+  <w:style w:type="table" w:styleId="831">
     <w:name w:val="Grid Table 4 - Accent 1"/>
-    <w:basedOn w:val="809"/>
+    <w:basedOn w:val="961"/>
     <w:uiPriority w:val="59"/>
     <w:pPr>
       <w:pBdr/>
@@ -28078,9 +28479,9 @@
       </w:tcPr>
     </w:tblStylePr>
   </w:style>
-  <w:style w:type="table" w:styleId="42">
+  <w:style w:type="table" w:styleId="832">
     <w:name w:val="Grid Table 4 - Accent 2"/>
-    <w:basedOn w:val="809"/>
+    <w:basedOn w:val="961"/>
     <w:uiPriority w:val="59"/>
     <w:pPr>
       <w:pBdr/>
@@ -28311,9 +28712,9 @@
       </w:tcPr>
     </w:tblStylePr>
   </w:style>
-  <w:style w:type="table" w:styleId="43">
+  <w:style w:type="table" w:styleId="833">
     <w:name w:val="Grid Table 4 - Accent 3"/>
-    <w:basedOn w:val="809"/>
+    <w:basedOn w:val="961"/>
     <w:uiPriority w:val="59"/>
     <w:pPr>
       <w:pBdr/>
@@ -28544,9 +28945,9 @@
       </w:tcPr>
     </w:tblStylePr>
   </w:style>
-  <w:style w:type="table" w:styleId="44">
+  <w:style w:type="table" w:styleId="834">
     <w:name w:val="Grid Table 4 - Accent 4"/>
-    <w:basedOn w:val="809"/>
+    <w:basedOn w:val="961"/>
     <w:uiPriority w:val="59"/>
     <w:pPr>
       <w:pBdr/>
@@ -28777,9 +29178,9 @@
       </w:tcPr>
     </w:tblStylePr>
   </w:style>
-  <w:style w:type="table" w:styleId="45">
+  <w:style w:type="table" w:styleId="835">
     <w:name w:val="Grid Table 4 - Accent 5"/>
-    <w:basedOn w:val="809"/>
+    <w:basedOn w:val="961"/>
     <w:uiPriority w:val="59"/>
     <w:pPr>
       <w:pBdr/>
@@ -29010,9 +29411,9 @@
       </w:tcPr>
     </w:tblStylePr>
   </w:style>
-  <w:style w:type="table" w:styleId="46">
+  <w:style w:type="table" w:styleId="836">
     <w:name w:val="Grid Table 4 - Accent 6"/>
-    <w:basedOn w:val="809"/>
+    <w:basedOn w:val="961"/>
     <w:uiPriority w:val="59"/>
     <w:pPr>
       <w:pBdr/>
@@ -29243,9 +29644,9 @@
       </w:tcPr>
     </w:tblStylePr>
   </w:style>
-  <w:style w:type="table" w:styleId="47">
+  <w:style w:type="table" w:styleId="837">
     <w:name w:val="Grid Table 5 Dark"/>
-    <w:basedOn w:val="809"/>
+    <w:basedOn w:val="961"/>
     <w:uiPriority w:val="99"/>
     <w:pPr>
       <w:pBdr/>
@@ -29471,9 +29872,9 @@
       </w:tcPr>
     </w:tblStylePr>
   </w:style>
-  <w:style w:type="table" w:styleId="48">
+  <w:style w:type="table" w:styleId="838">
     <w:name w:val="Grid Table 5 Dark- Accent 1"/>
-    <w:basedOn w:val="809"/>
+    <w:basedOn w:val="961"/>
     <w:uiPriority w:val="99"/>
     <w:pPr>
       <w:pBdr/>
@@ -29699,9 +30100,9 @@
       </w:tcPr>
     </w:tblStylePr>
   </w:style>
-  <w:style w:type="table" w:styleId="49">
+  <w:style w:type="table" w:styleId="839">
     <w:name w:val="Grid Table 5 Dark - Accent 2"/>
-    <w:basedOn w:val="809"/>
+    <w:basedOn w:val="961"/>
     <w:uiPriority w:val="99"/>
     <w:pPr>
       <w:pBdr/>
@@ -29927,9 +30328,9 @@
       </w:tcPr>
     </w:tblStylePr>
   </w:style>
-  <w:style w:type="table" w:styleId="50">
+  <w:style w:type="table" w:styleId="840">
     <w:name w:val="Grid Table 5 Dark - Accent 3"/>
-    <w:basedOn w:val="809"/>
+    <w:basedOn w:val="961"/>
     <w:uiPriority w:val="99"/>
     <w:pPr>
       <w:pBdr/>
@@ -30155,9 +30556,9 @@
       </w:tcPr>
     </w:tblStylePr>
   </w:style>
-  <w:style w:type="table" w:styleId="51">
+  <w:style w:type="table" w:styleId="841">
     <w:name w:val="Grid Table 5 Dark- Accent 4"/>
-    <w:basedOn w:val="809"/>
+    <w:basedOn w:val="961"/>
     <w:uiPriority w:val="99"/>
     <w:pPr>
       <w:pBdr/>
@@ -30383,9 +30784,9 @@
       </w:tcPr>
     </w:tblStylePr>
   </w:style>
-  <w:style w:type="table" w:styleId="52">
+  <w:style w:type="table" w:styleId="842">
     <w:name w:val="Grid Table 5 Dark - Accent 5"/>
-    <w:basedOn w:val="809"/>
+    <w:basedOn w:val="961"/>
     <w:uiPriority w:val="99"/>
     <w:pPr>
       <w:pBdr/>
@@ -30611,9 +31012,9 @@
       </w:tcPr>
     </w:tblStylePr>
   </w:style>
-  <w:style w:type="table" w:styleId="53">
+  <w:style w:type="table" w:styleId="843">
     <w:name w:val="Grid Table 5 Dark - Accent 6"/>
-    <w:basedOn w:val="809"/>
+    <w:basedOn w:val="961"/>
     <w:uiPriority w:val="99"/>
     <w:pPr>
       <w:pBdr/>
@@ -30839,9 +31240,9 @@
       </w:tcPr>
     </w:tblStylePr>
   </w:style>
-  <w:style w:type="table" w:styleId="54">
+  <w:style w:type="table" w:styleId="844">
     <w:name w:val="Grid Table 6 Colorful"/>
-    <w:basedOn w:val="809"/>
+    <w:basedOn w:val="961"/>
     <w:uiPriority w:val="99"/>
     <w:pPr>
       <w:pBdr/>
@@ -31069,9 +31470,9 @@
       </w:tcPr>
     </w:tblStylePr>
   </w:style>
-  <w:style w:type="table" w:styleId="55">
+  <w:style w:type="table" w:styleId="845">
     <w:name w:val="Grid Table 6 Colorful - Accent 1"/>
-    <w:basedOn w:val="809"/>
+    <w:basedOn w:val="961"/>
     <w:uiPriority w:val="99"/>
     <w:pPr>
       <w:pBdr/>
@@ -31299,9 +31700,9 @@
       </w:tcPr>
     </w:tblStylePr>
   </w:style>
-  <w:style w:type="table" w:styleId="56">
+  <w:style w:type="table" w:styleId="846">
     <w:name w:val="Grid Table 6 Colorful - Accent 2"/>
-    <w:basedOn w:val="809"/>
+    <w:basedOn w:val="961"/>
     <w:uiPriority w:val="99"/>
     <w:pPr>
       <w:pBdr/>
@@ -31529,9 +31930,9 @@
       </w:tcPr>
     </w:tblStylePr>
   </w:style>
-  <w:style w:type="table" w:styleId="57">
+  <w:style w:type="table" w:styleId="847">
     <w:name w:val="Grid Table 6 Colorful - Accent 3"/>
-    <w:basedOn w:val="809"/>
+    <w:basedOn w:val="961"/>
     <w:uiPriority w:val="99"/>
     <w:pPr>
       <w:pBdr/>
@@ -31759,9 +32160,9 @@
       </w:tcPr>
     </w:tblStylePr>
   </w:style>
-  <w:style w:type="table" w:styleId="58">
+  <w:style w:type="table" w:styleId="848">
     <w:name w:val="Grid Table 6 Colorful - Accent 4"/>
-    <w:basedOn w:val="809"/>
+    <w:basedOn w:val="961"/>
     <w:uiPriority w:val="99"/>
     <w:pPr>
       <w:pBdr/>
@@ -31989,9 +32390,9 @@
       </w:tcPr>
     </w:tblStylePr>
   </w:style>
-  <w:style w:type="table" w:styleId="59">
+  <w:style w:type="table" w:styleId="849">
     <w:name w:val="Grid Table 6 Colorful - Accent 5"/>
-    <w:basedOn w:val="809"/>
+    <w:basedOn w:val="961"/>
     <w:uiPriority w:val="99"/>
     <w:pPr>
       <w:pBdr/>
@@ -32219,9 +32620,9 @@
       </w:tcPr>
     </w:tblStylePr>
   </w:style>
-  <w:style w:type="table" w:styleId="60">
+  <w:style w:type="table" w:styleId="850">
     <w:name w:val="Grid Table 6 Colorful - Accent 6"/>
-    <w:basedOn w:val="809"/>
+    <w:basedOn w:val="961"/>
     <w:uiPriority w:val="99"/>
     <w:pPr>
       <w:pBdr/>
@@ -32449,9 +32850,9 @@
       </w:tcPr>
     </w:tblStylePr>
   </w:style>
-  <w:style w:type="table" w:styleId="61">
+  <w:style w:type="table" w:styleId="851">
     <w:name w:val="Grid Table 7 Colorful"/>
-    <w:basedOn w:val="809"/>
+    <w:basedOn w:val="961"/>
     <w:uiPriority w:val="99"/>
     <w:pPr>
       <w:pBdr/>
@@ -32553,11 +32954,11 @@
         <w:tblBorders/>
       </w:tblPr>
       <w:tcPr>
-        <w:shd w:color="ffffff"/>
+        <w:shd w:val="clear" w:color="ffffff"/>
         <w:tcBorders>
-          <w:top w:val="none"/>
-          <w:left w:val="none"/>
-          <w:bottom w:val="none"/>
+          <w:top w:val="none" w:color="000000" w:sz="4" w:space="0"/>
+          <w:left w:val="none" w:color="000000" w:sz="4" w:space="0"/>
+          <w:bottom w:val="none" w:color="000000" w:sz="4" w:space="0"/>
           <w:right w:val="single" w:color="000000" w:themeColor="text1" w:themeTint="80" w:sz="4" w:space="0"/>
         </w:tcBorders>
       </w:tcPr>
@@ -32580,10 +32981,10 @@
       <w:tcPr>
         <w:shd w:val="clear" w:color="ffffff" w:themeColor="light1" w:fill="ffffff" w:themeFill="light1"/>
         <w:tcBorders>
-          <w:top w:val="none"/>
-          <w:left w:val="none"/>
+          <w:top w:val="none" w:color="000000" w:sz="4" w:space="0"/>
+          <w:left w:val="none" w:color="000000" w:sz="4" w:space="0"/>
           <w:bottom w:val="single" w:color="000000" w:themeColor="text1" w:themeTint="80" w:sz="4" w:space="0"/>
-          <w:right w:val="none"/>
+          <w:right w:val="none" w:color="000000" w:sz="4" w:space="0"/>
         </w:tcBorders>
       </w:tcPr>
     </w:tblStylePr>
@@ -32603,12 +33004,12 @@
         <w:tblBorders/>
       </w:tblPr>
       <w:tcPr>
-        <w:shd w:color="ffffff"/>
+        <w:shd w:val="clear" w:color="ffffff"/>
         <w:tcBorders>
-          <w:top w:val="none"/>
+          <w:top w:val="none" w:color="000000" w:sz="4" w:space="0"/>
           <w:left w:val="single" w:color="000000" w:themeColor="text1" w:themeTint="80" w:sz="4" w:space="0"/>
-          <w:bottom w:val="none"/>
-          <w:right w:val="none"/>
+          <w:bottom w:val="none" w:color="000000" w:sz="4" w:space="0"/>
+          <w:right w:val="none" w:color="000000" w:sz="4" w:space="0"/>
         </w:tcBorders>
       </w:tcPr>
     </w:tblStylePr>
@@ -32631,9 +33032,9 @@
         <w:shd w:val="clear" w:color="ffffff" w:themeColor="light1" w:fill="ffffff" w:themeFill="light1"/>
         <w:tcBorders>
           <w:top w:val="single" w:color="000000" w:themeColor="text1" w:themeTint="80" w:sz="4" w:space="0"/>
-          <w:left w:val="none"/>
-          <w:bottom w:val="none"/>
-          <w:right w:val="none"/>
+          <w:left w:val="none" w:color="000000" w:sz="4" w:space="0"/>
+          <w:bottom w:val="none" w:color="000000" w:sz="4" w:space="0"/>
+          <w:right w:val="none" w:color="000000" w:sz="4" w:space="0"/>
         </w:tcBorders>
       </w:tcPr>
     </w:tblStylePr>
@@ -32703,9 +33104,9 @@
       </w:tcPr>
     </w:tblStylePr>
   </w:style>
-  <w:style w:type="table" w:styleId="62">
+  <w:style w:type="table" w:styleId="852">
     <w:name w:val="Grid Table 7 Colorful - Accent 1"/>
-    <w:basedOn w:val="809"/>
+    <w:basedOn w:val="961"/>
     <w:uiPriority w:val="99"/>
     <w:pPr>
       <w:pBdr/>
@@ -32807,11 +33208,11 @@
         <w:tblBorders/>
       </w:tblPr>
       <w:tcPr>
-        <w:shd w:color="ffffff"/>
+        <w:shd w:val="clear" w:color="ffffff"/>
         <w:tcBorders>
-          <w:top w:val="none"/>
-          <w:left w:val="none"/>
-          <w:bottom w:val="none"/>
+          <w:top w:val="none" w:color="000000" w:sz="4" w:space="0"/>
+          <w:left w:val="none" w:color="000000" w:sz="4" w:space="0"/>
+          <w:bottom w:val="none" w:color="000000" w:sz="4" w:space="0"/>
           <w:right w:val="single" w:color="000000" w:themeColor="accent1" w:themeTint="80" w:sz="4" w:space="0"/>
         </w:tcBorders>
       </w:tcPr>
@@ -32834,10 +33235,10 @@
       <w:tcPr>
         <w:shd w:val="clear" w:color="ffffff" w:themeColor="light1" w:fill="ffffff" w:themeFill="light1"/>
         <w:tcBorders>
-          <w:top w:val="none"/>
-          <w:left w:val="none"/>
+          <w:top w:val="none" w:color="000000" w:sz="4" w:space="0"/>
+          <w:left w:val="none" w:color="000000" w:sz="4" w:space="0"/>
           <w:bottom w:val="single" w:color="000000" w:themeColor="accent1" w:themeTint="80" w:sz="4" w:space="0"/>
-          <w:right w:val="none"/>
+          <w:right w:val="none" w:color="000000" w:sz="4" w:space="0"/>
         </w:tcBorders>
       </w:tcPr>
     </w:tblStylePr>
@@ -32857,12 +33258,12 @@
         <w:tblBorders/>
       </w:tblPr>
       <w:tcPr>
-        <w:shd w:color="ffffff"/>
+        <w:shd w:val="clear" w:color="ffffff"/>
         <w:tcBorders>
-          <w:top w:val="none"/>
+          <w:top w:val="none" w:color="000000" w:sz="4" w:space="0"/>
           <w:left w:val="single" w:color="000000" w:themeColor="accent1" w:themeTint="80" w:sz="4" w:space="0"/>
-          <w:bottom w:val="none"/>
-          <w:right w:val="none"/>
+          <w:bottom w:val="none" w:color="000000" w:sz="4" w:space="0"/>
+          <w:right w:val="none" w:color="000000" w:sz="4" w:space="0"/>
         </w:tcBorders>
       </w:tcPr>
     </w:tblStylePr>
@@ -32885,9 +33286,9 @@
         <w:shd w:val="clear" w:color="ffffff" w:themeColor="light1" w:fill="ffffff" w:themeFill="light1"/>
         <w:tcBorders>
           <w:top w:val="single" w:color="000000" w:themeColor="accent1" w:themeTint="80" w:sz="4" w:space="0"/>
-          <w:left w:val="none"/>
-          <w:bottom w:val="none"/>
-          <w:right w:val="none"/>
+          <w:left w:val="none" w:color="000000" w:sz="4" w:space="0"/>
+          <w:bottom w:val="none" w:color="000000" w:sz="4" w:space="0"/>
+          <w:right w:val="none" w:color="000000" w:sz="4" w:space="0"/>
         </w:tcBorders>
       </w:tcPr>
     </w:tblStylePr>
@@ -32957,9 +33358,9 @@
       </w:tcPr>
     </w:tblStylePr>
   </w:style>
-  <w:style w:type="table" w:styleId="63">
+  <w:style w:type="table" w:styleId="853">
     <w:name w:val="Grid Table 7 Colorful - Accent 2"/>
-    <w:basedOn w:val="809"/>
+    <w:basedOn w:val="961"/>
     <w:uiPriority w:val="99"/>
     <w:pPr>
       <w:pBdr/>
@@ -33061,11 +33462,11 @@
         <w:tblBorders/>
       </w:tblPr>
       <w:tcPr>
-        <w:shd w:color="ffffff"/>
+        <w:shd w:val="clear" w:color="ffffff"/>
         <w:tcBorders>
-          <w:top w:val="none"/>
-          <w:left w:val="none"/>
-          <w:bottom w:val="none"/>
+          <w:top w:val="none" w:color="000000" w:sz="4" w:space="0"/>
+          <w:left w:val="none" w:color="000000" w:sz="4" w:space="0"/>
+          <w:bottom w:val="none" w:color="000000" w:sz="4" w:space="0"/>
           <w:right w:val="single" w:color="000000" w:themeColor="accent2" w:themeTint="97" w:sz="4" w:space="0"/>
         </w:tcBorders>
       </w:tcPr>
@@ -33088,10 +33489,10 @@
       <w:tcPr>
         <w:shd w:val="clear" w:color="ffffff" w:themeColor="light1" w:fill="ffffff" w:themeFill="light1"/>
         <w:tcBorders>
-          <w:top w:val="none"/>
-          <w:left w:val="none"/>
+          <w:top w:val="none" w:color="000000" w:sz="4" w:space="0"/>
+          <w:left w:val="none" w:color="000000" w:sz="4" w:space="0"/>
           <w:bottom w:val="single" w:color="000000" w:themeColor="accent2" w:themeTint="97" w:sz="4" w:space="0"/>
-          <w:right w:val="none"/>
+          <w:right w:val="none" w:color="000000" w:sz="4" w:space="0"/>
         </w:tcBorders>
       </w:tcPr>
     </w:tblStylePr>
@@ -33111,12 +33512,12 @@
         <w:tblBorders/>
       </w:tblPr>
       <w:tcPr>
-        <w:shd w:color="ffffff"/>
+        <w:shd w:val="clear" w:color="ffffff"/>
         <w:tcBorders>
-          <w:top w:val="none"/>
+          <w:top w:val="none" w:color="000000" w:sz="4" w:space="0"/>
           <w:left w:val="single" w:color="000000" w:themeColor="accent2" w:themeTint="97" w:sz="4" w:space="0"/>
-          <w:bottom w:val="none"/>
-          <w:right w:val="none"/>
+          <w:bottom w:val="none" w:color="000000" w:sz="4" w:space="0"/>
+          <w:right w:val="none" w:color="000000" w:sz="4" w:space="0"/>
         </w:tcBorders>
       </w:tcPr>
     </w:tblStylePr>
@@ -33139,9 +33540,9 @@
         <w:shd w:val="clear" w:color="ffffff" w:themeColor="light1" w:fill="ffffff" w:themeFill="light1"/>
         <w:tcBorders>
           <w:top w:val="single" w:color="000000" w:themeColor="accent2" w:themeTint="97" w:sz="4" w:space="0"/>
-          <w:left w:val="none"/>
-          <w:bottom w:val="none"/>
-          <w:right w:val="none"/>
+          <w:left w:val="none" w:color="000000" w:sz="4" w:space="0"/>
+          <w:bottom w:val="none" w:color="000000" w:sz="4" w:space="0"/>
+          <w:right w:val="none" w:color="000000" w:sz="4" w:space="0"/>
         </w:tcBorders>
       </w:tcPr>
     </w:tblStylePr>
@@ -33211,9 +33612,9 @@
       </w:tcPr>
     </w:tblStylePr>
   </w:style>
-  <w:style w:type="table" w:styleId="64">
+  <w:style w:type="table" w:styleId="854">
     <w:name w:val="Grid Table 7 Colorful - Accent 3"/>
-    <w:basedOn w:val="809"/>
+    <w:basedOn w:val="961"/>
     <w:uiPriority w:val="99"/>
     <w:pPr>
       <w:pBdr/>
@@ -33315,11 +33716,11 @@
         <w:tblBorders/>
       </w:tblPr>
       <w:tcPr>
-        <w:shd w:color="ffffff"/>
+        <w:shd w:val="clear" w:color="ffffff"/>
         <w:tcBorders>
-          <w:top w:val="none"/>
-          <w:left w:val="none"/>
-          <w:bottom w:val="none"/>
+          <w:top w:val="none" w:color="000000" w:sz="4" w:space="0"/>
+          <w:left w:val="none" w:color="000000" w:sz="4" w:space="0"/>
+          <w:bottom w:val="none" w:color="000000" w:sz="4" w:space="0"/>
           <w:right w:val="single" w:color="000000" w:themeColor="accent3" w:themeTint="FE" w:sz="4" w:space="0"/>
         </w:tcBorders>
       </w:tcPr>
@@ -33342,10 +33743,10 @@
       <w:tcPr>
         <w:shd w:val="clear" w:color="ffffff" w:themeColor="light1" w:fill="ffffff" w:themeFill="light1"/>
         <w:tcBorders>
-          <w:top w:val="none"/>
-          <w:left w:val="none"/>
+          <w:top w:val="none" w:color="000000" w:sz="4" w:space="0"/>
+          <w:left w:val="none" w:color="000000" w:sz="4" w:space="0"/>
           <w:bottom w:val="single" w:color="000000" w:themeColor="accent3" w:themeTint="FE" w:sz="4" w:space="0"/>
-          <w:right w:val="none"/>
+          <w:right w:val="none" w:color="000000" w:sz="4" w:space="0"/>
         </w:tcBorders>
       </w:tcPr>
     </w:tblStylePr>
@@ -33365,12 +33766,12 @@
         <w:tblBorders/>
       </w:tblPr>
       <w:tcPr>
-        <w:shd w:color="ffffff"/>
+        <w:shd w:val="clear" w:color="ffffff"/>
         <w:tcBorders>
-          <w:top w:val="none"/>
+          <w:top w:val="none" w:color="000000" w:sz="4" w:space="0"/>
           <w:left w:val="single" w:color="000000" w:themeColor="accent3" w:themeTint="FE" w:sz="4" w:space="0"/>
-          <w:bottom w:val="none"/>
-          <w:right w:val="none"/>
+          <w:bottom w:val="none" w:color="000000" w:sz="4" w:space="0"/>
+          <w:right w:val="none" w:color="000000" w:sz="4" w:space="0"/>
         </w:tcBorders>
       </w:tcPr>
     </w:tblStylePr>
@@ -33393,9 +33794,9 @@
         <w:shd w:val="clear" w:color="ffffff" w:themeColor="light1" w:fill="ffffff" w:themeFill="light1"/>
         <w:tcBorders>
           <w:top w:val="single" w:color="000000" w:themeColor="accent3" w:themeTint="FE" w:sz="4" w:space="0"/>
-          <w:left w:val="none"/>
-          <w:bottom w:val="none"/>
-          <w:right w:val="none"/>
+          <w:left w:val="none" w:color="000000" w:sz="4" w:space="0"/>
+          <w:bottom w:val="none" w:color="000000" w:sz="4" w:space="0"/>
+          <w:right w:val="none" w:color="000000" w:sz="4" w:space="0"/>
         </w:tcBorders>
       </w:tcPr>
     </w:tblStylePr>
@@ -33465,9 +33866,9 @@
       </w:tcPr>
     </w:tblStylePr>
   </w:style>
-  <w:style w:type="table" w:styleId="65">
+  <w:style w:type="table" w:styleId="855">
     <w:name w:val="Grid Table 7 Colorful - Accent 4"/>
-    <w:basedOn w:val="809"/>
+    <w:basedOn w:val="961"/>
     <w:uiPriority w:val="99"/>
     <w:pPr>
       <w:pBdr/>
@@ -33569,11 +33970,11 @@
         <w:tblBorders/>
       </w:tblPr>
       <w:tcPr>
-        <w:shd w:color="ffffff"/>
+        <w:shd w:val="clear" w:color="ffffff"/>
         <w:tcBorders>
-          <w:top w:val="none"/>
-          <w:left w:val="none"/>
-          <w:bottom w:val="none"/>
+          <w:top w:val="none" w:color="000000" w:sz="4" w:space="0"/>
+          <w:left w:val="none" w:color="000000" w:sz="4" w:space="0"/>
+          <w:bottom w:val="none" w:color="000000" w:sz="4" w:space="0"/>
           <w:right w:val="single" w:color="000000" w:themeColor="accent4" w:themeTint="9A" w:sz="4" w:space="0"/>
         </w:tcBorders>
       </w:tcPr>
@@ -33596,10 +33997,10 @@
       <w:tcPr>
         <w:shd w:val="clear" w:color="ffffff" w:themeColor="light1" w:fill="ffffff" w:themeFill="light1"/>
         <w:tcBorders>
-          <w:top w:val="none"/>
-          <w:left w:val="none"/>
+          <w:top w:val="none" w:color="000000" w:sz="4" w:space="0"/>
+          <w:left w:val="none" w:color="000000" w:sz="4" w:space="0"/>
           <w:bottom w:val="single" w:color="000000" w:themeColor="accent4" w:themeTint="9A" w:sz="4" w:space="0"/>
-          <w:right w:val="none"/>
+          <w:right w:val="none" w:color="000000" w:sz="4" w:space="0"/>
         </w:tcBorders>
       </w:tcPr>
     </w:tblStylePr>
@@ -33619,12 +34020,12 @@
         <w:tblBorders/>
       </w:tblPr>
       <w:tcPr>
-        <w:shd w:color="ffffff"/>
+        <w:shd w:val="clear" w:color="ffffff"/>
         <w:tcBorders>
-          <w:top w:val="none"/>
+          <w:top w:val="none" w:color="000000" w:sz="4" w:space="0"/>
           <w:left w:val="single" w:color="000000" w:themeColor="accent4" w:themeTint="9A" w:sz="4" w:space="0"/>
-          <w:bottom w:val="none"/>
-          <w:right w:val="none"/>
+          <w:bottom w:val="none" w:color="000000" w:sz="4" w:space="0"/>
+          <w:right w:val="none" w:color="000000" w:sz="4" w:space="0"/>
         </w:tcBorders>
       </w:tcPr>
     </w:tblStylePr>
@@ -33647,9 +34048,9 @@
         <w:shd w:val="clear" w:color="ffffff" w:themeColor="light1" w:fill="ffffff" w:themeFill="light1"/>
         <w:tcBorders>
           <w:top w:val="single" w:color="000000" w:themeColor="accent4" w:themeTint="9A" w:sz="4" w:space="0"/>
-          <w:left w:val="none"/>
-          <w:bottom w:val="none"/>
-          <w:right w:val="none"/>
+          <w:left w:val="none" w:color="000000" w:sz="4" w:space="0"/>
+          <w:bottom w:val="none" w:color="000000" w:sz="4" w:space="0"/>
+          <w:right w:val="none" w:color="000000" w:sz="4" w:space="0"/>
         </w:tcBorders>
       </w:tcPr>
     </w:tblStylePr>
@@ -33719,9 +34120,9 @@
       </w:tcPr>
     </w:tblStylePr>
   </w:style>
-  <w:style w:type="table" w:styleId="66">
+  <w:style w:type="table" w:styleId="856">
     <w:name w:val="Grid Table 7 Colorful - Accent 5"/>
-    <w:basedOn w:val="809"/>
+    <w:basedOn w:val="961"/>
     <w:uiPriority w:val="99"/>
     <w:pPr>
       <w:pBdr/>
@@ -33823,11 +34224,11 @@
         <w:tblBorders/>
       </w:tblPr>
       <w:tcPr>
-        <w:shd w:color="ffffff"/>
+        <w:shd w:val="clear" w:color="ffffff"/>
         <w:tcBorders>
-          <w:top w:val="none"/>
-          <w:left w:val="none"/>
-          <w:bottom w:val="none"/>
+          <w:top w:val="none" w:color="000000" w:sz="4" w:space="0"/>
+          <w:left w:val="none" w:color="000000" w:sz="4" w:space="0"/>
+          <w:bottom w:val="none" w:color="000000" w:sz="4" w:space="0"/>
           <w:right w:val="single" w:color="000000" w:themeColor="accent5" w:themeTint="90" w:sz="4" w:space="0"/>
         </w:tcBorders>
       </w:tcPr>
@@ -33850,10 +34251,10 @@
       <w:tcPr>
         <w:shd w:val="clear" w:color="ffffff" w:themeColor="light1" w:fill="ffffff" w:themeFill="light1"/>
         <w:tcBorders>
-          <w:top w:val="none"/>
-          <w:left w:val="none"/>
+          <w:top w:val="none" w:color="000000" w:sz="4" w:space="0"/>
+          <w:left w:val="none" w:color="000000" w:sz="4" w:space="0"/>
           <w:bottom w:val="single" w:color="000000" w:themeColor="accent5" w:themeTint="90" w:sz="4" w:space="0"/>
-          <w:right w:val="none"/>
+          <w:right w:val="none" w:color="000000" w:sz="4" w:space="0"/>
         </w:tcBorders>
       </w:tcPr>
     </w:tblStylePr>
@@ -33873,12 +34274,12 @@
         <w:tblBorders/>
       </w:tblPr>
       <w:tcPr>
-        <w:shd w:color="ffffff"/>
+        <w:shd w:val="clear" w:color="ffffff"/>
         <w:tcBorders>
-          <w:top w:val="none"/>
+          <w:top w:val="none" w:color="000000" w:sz="4" w:space="0"/>
           <w:left w:val="single" w:color="000000" w:themeColor="accent5" w:themeTint="90" w:sz="4" w:space="0"/>
-          <w:bottom w:val="none"/>
-          <w:right w:val="none"/>
+          <w:bottom w:val="none" w:color="000000" w:sz="4" w:space="0"/>
+          <w:right w:val="none" w:color="000000" w:sz="4" w:space="0"/>
         </w:tcBorders>
       </w:tcPr>
     </w:tblStylePr>
@@ -33901,9 +34302,9 @@
         <w:shd w:val="clear" w:color="ffffff" w:themeColor="light1" w:fill="ffffff" w:themeFill="light1"/>
         <w:tcBorders>
           <w:top w:val="single" w:color="000000" w:themeColor="accent5" w:themeTint="90" w:sz="4" w:space="0"/>
-          <w:left w:val="none"/>
-          <w:bottom w:val="none"/>
-          <w:right w:val="none"/>
+          <w:left w:val="none" w:color="000000" w:sz="4" w:space="0"/>
+          <w:bottom w:val="none" w:color="000000" w:sz="4" w:space="0"/>
+          <w:right w:val="none" w:color="000000" w:sz="4" w:space="0"/>
         </w:tcBorders>
       </w:tcPr>
     </w:tblStylePr>
@@ -33973,9 +34374,9 @@
       </w:tcPr>
     </w:tblStylePr>
   </w:style>
-  <w:style w:type="table" w:styleId="67">
+  <w:style w:type="table" w:styleId="857">
     <w:name w:val="Grid Table 7 Colorful - Accent 6"/>
-    <w:basedOn w:val="809"/>
+    <w:basedOn w:val="961"/>
     <w:uiPriority w:val="99"/>
     <w:pPr>
       <w:pBdr/>
@@ -34077,11 +34478,11 @@
         <w:tblBorders/>
       </w:tblPr>
       <w:tcPr>
-        <w:shd w:color="ffffff"/>
+        <w:shd w:val="clear" w:color="ffffff"/>
         <w:tcBorders>
-          <w:top w:val="none"/>
-          <w:left w:val="none"/>
-          <w:bottom w:val="none"/>
+          <w:top w:val="none" w:color="000000" w:sz="4" w:space="0"/>
+          <w:left w:val="none" w:color="000000" w:sz="4" w:space="0"/>
+          <w:bottom w:val="none" w:color="000000" w:sz="4" w:space="0"/>
           <w:right w:val="single" w:color="000000" w:themeColor="accent6" w:themeTint="90" w:sz="4" w:space="0"/>
         </w:tcBorders>
       </w:tcPr>
@@ -34104,10 +34505,10 @@
       <w:tcPr>
         <w:shd w:val="clear" w:color="ffffff" w:themeColor="light1" w:fill="ffffff" w:themeFill="light1"/>
         <w:tcBorders>
-          <w:top w:val="none"/>
-          <w:left w:val="none"/>
+          <w:top w:val="none" w:color="000000" w:sz="4" w:space="0"/>
+          <w:left w:val="none" w:color="000000" w:sz="4" w:space="0"/>
           <w:bottom w:val="single" w:color="000000" w:themeColor="accent6" w:themeTint="90" w:sz="4" w:space="0"/>
-          <w:right w:val="none"/>
+          <w:right w:val="none" w:color="000000" w:sz="4" w:space="0"/>
         </w:tcBorders>
       </w:tcPr>
     </w:tblStylePr>
@@ -34127,12 +34528,12 @@
         <w:tblBorders/>
       </w:tblPr>
       <w:tcPr>
-        <w:shd w:color="ffffff"/>
+        <w:shd w:val="clear" w:color="ffffff"/>
         <w:tcBorders>
-          <w:top w:val="none"/>
+          <w:top w:val="none" w:color="000000" w:sz="4" w:space="0"/>
           <w:left w:val="single" w:color="000000" w:themeColor="accent6" w:themeTint="90" w:sz="4" w:space="0"/>
-          <w:bottom w:val="none"/>
-          <w:right w:val="none"/>
+          <w:bottom w:val="none" w:color="000000" w:sz="4" w:space="0"/>
+          <w:right w:val="none" w:color="000000" w:sz="4" w:space="0"/>
         </w:tcBorders>
       </w:tcPr>
     </w:tblStylePr>
@@ -34155,9 +34556,9 @@
         <w:shd w:val="clear" w:color="ffffff" w:themeColor="light1" w:fill="ffffff" w:themeFill="light1"/>
         <w:tcBorders>
           <w:top w:val="single" w:color="000000" w:themeColor="accent6" w:themeTint="90" w:sz="4" w:space="0"/>
-          <w:left w:val="none"/>
-          <w:bottom w:val="none"/>
-          <w:right w:val="none"/>
+          <w:left w:val="none" w:color="000000" w:sz="4" w:space="0"/>
+          <w:bottom w:val="none" w:color="000000" w:sz="4" w:space="0"/>
+          <w:right w:val="none" w:color="000000" w:sz="4" w:space="0"/>
         </w:tcBorders>
       </w:tcPr>
     </w:tblStylePr>
@@ -34227,9 +34628,9 @@
       </w:tcPr>
     </w:tblStylePr>
   </w:style>
-  <w:style w:type="table" w:styleId="68">
+  <w:style w:type="table" w:styleId="858">
     <w:name w:val="List Table 1 Light"/>
-    <w:basedOn w:val="809"/>
+    <w:basedOn w:val="961"/>
     <w:uiPriority w:val="99"/>
     <w:pPr>
       <w:pBdr/>
@@ -34443,9 +34844,9 @@
       </w:tcPr>
     </w:tblStylePr>
   </w:style>
-  <w:style w:type="table" w:styleId="69">
+  <w:style w:type="table" w:styleId="859">
     <w:name w:val="List Table 1 Light - Accent 1"/>
-    <w:basedOn w:val="809"/>
+    <w:basedOn w:val="961"/>
     <w:uiPriority w:val="99"/>
     <w:pPr>
       <w:pBdr/>
@@ -34659,9 +35060,9 @@
       </w:tcPr>
     </w:tblStylePr>
   </w:style>
-  <w:style w:type="table" w:styleId="70">
+  <w:style w:type="table" w:styleId="860">
     <w:name w:val="List Table 1 Light - Accent 2"/>
-    <w:basedOn w:val="809"/>
+    <w:basedOn w:val="961"/>
     <w:uiPriority w:val="99"/>
     <w:pPr>
       <w:pBdr/>
@@ -34875,9 +35276,9 @@
       </w:tcPr>
     </w:tblStylePr>
   </w:style>
-  <w:style w:type="table" w:styleId="71">
+  <w:style w:type="table" w:styleId="861">
     <w:name w:val="List Table 1 Light - Accent 3"/>
-    <w:basedOn w:val="809"/>
+    <w:basedOn w:val="961"/>
     <w:uiPriority w:val="99"/>
     <w:pPr>
       <w:pBdr/>
@@ -35091,9 +35492,9 @@
       </w:tcPr>
     </w:tblStylePr>
   </w:style>
-  <w:style w:type="table" w:styleId="72">
+  <w:style w:type="table" w:styleId="862">
     <w:name w:val="List Table 1 Light - Accent 4"/>
-    <w:basedOn w:val="809"/>
+    <w:basedOn w:val="961"/>
     <w:uiPriority w:val="99"/>
     <w:pPr>
       <w:pBdr/>
@@ -35307,9 +35708,9 @@
       </w:tcPr>
     </w:tblStylePr>
   </w:style>
-  <w:style w:type="table" w:styleId="73">
+  <w:style w:type="table" w:styleId="863">
     <w:name w:val="List Table 1 Light - Accent 5"/>
-    <w:basedOn w:val="809"/>
+    <w:basedOn w:val="961"/>
     <w:uiPriority w:val="99"/>
     <w:pPr>
       <w:pBdr/>
@@ -35523,9 +35924,9 @@
       </w:tcPr>
     </w:tblStylePr>
   </w:style>
-  <w:style w:type="table" w:styleId="74">
+  <w:style w:type="table" w:styleId="864">
     <w:name w:val="List Table 1 Light - Accent 6"/>
-    <w:basedOn w:val="809"/>
+    <w:basedOn w:val="961"/>
     <w:uiPriority w:val="99"/>
     <w:pPr>
       <w:pBdr/>
@@ -35739,9 +36140,9 @@
       </w:tcPr>
     </w:tblStylePr>
   </w:style>
-  <w:style w:type="table" w:styleId="75">
+  <w:style w:type="table" w:styleId="865">
     <w:name w:val="List Table 2"/>
-    <w:basedOn w:val="809"/>
+    <w:basedOn w:val="961"/>
     <w:uiPriority w:val="99"/>
     <w:pPr>
       <w:pBdr/>
@@ -35977,9 +36378,9 @@
       </w:tcPr>
     </w:tblStylePr>
   </w:style>
-  <w:style w:type="table" w:styleId="76">
+  <w:style w:type="table" w:styleId="866">
     <w:name w:val="List Table 2 - Accent 1"/>
-    <w:basedOn w:val="809"/>
+    <w:basedOn w:val="961"/>
     <w:uiPriority w:val="99"/>
     <w:pPr>
       <w:pBdr/>
@@ -36215,9 +36616,9 @@
       </w:tcPr>
     </w:tblStylePr>
   </w:style>
-  <w:style w:type="table" w:styleId="77">
+  <w:style w:type="table" w:styleId="867">
     <w:name w:val="List Table 2 - Accent 2"/>
-    <w:basedOn w:val="809"/>
+    <w:basedOn w:val="961"/>
     <w:uiPriority w:val="99"/>
     <w:pPr>
       <w:pBdr/>
@@ -36453,9 +36854,9 @@
       </w:tcPr>
     </w:tblStylePr>
   </w:style>
-  <w:style w:type="table" w:styleId="78">
+  <w:style w:type="table" w:styleId="868">
     <w:name w:val="List Table 2 - Accent 3"/>
-    <w:basedOn w:val="809"/>
+    <w:basedOn w:val="961"/>
     <w:uiPriority w:val="99"/>
     <w:pPr>
       <w:pBdr/>
@@ -36691,9 +37092,9 @@
       </w:tcPr>
     </w:tblStylePr>
   </w:style>
-  <w:style w:type="table" w:styleId="79">
+  <w:style w:type="table" w:styleId="869">
     <w:name w:val="List Table 2 - Accent 4"/>
-    <w:basedOn w:val="809"/>
+    <w:basedOn w:val="961"/>
     <w:uiPriority w:val="99"/>
     <w:pPr>
       <w:pBdr/>
@@ -36929,9 +37330,9 @@
       </w:tcPr>
     </w:tblStylePr>
   </w:style>
-  <w:style w:type="table" w:styleId="80">
+  <w:style w:type="table" w:styleId="870">
     <w:name w:val="List Table 2 - Accent 5"/>
-    <w:basedOn w:val="809"/>
+    <w:basedOn w:val="961"/>
     <w:uiPriority w:val="99"/>
     <w:pPr>
       <w:pBdr/>
@@ -37167,9 +37568,9 @@
       </w:tcPr>
     </w:tblStylePr>
   </w:style>
-  <w:style w:type="table" w:styleId="81">
+  <w:style w:type="table" w:styleId="871">
     <w:name w:val="List Table 2 - Accent 6"/>
-    <w:basedOn w:val="809"/>
+    <w:basedOn w:val="961"/>
     <w:uiPriority w:val="99"/>
     <w:pPr>
       <w:pBdr/>
@@ -37405,9 +37806,9 @@
       </w:tcPr>
     </w:tblStylePr>
   </w:style>
-  <w:style w:type="table" w:styleId="82">
+  <w:style w:type="table" w:styleId="872">
     <w:name w:val="List Table 3"/>
-    <w:basedOn w:val="809"/>
+    <w:basedOn w:val="961"/>
     <w:uiPriority w:val="99"/>
     <w:pPr>
       <w:pBdr/>
@@ -37633,9 +38034,9 @@
       </w:tcPr>
     </w:tblStylePr>
   </w:style>
-  <w:style w:type="table" w:styleId="83">
+  <w:style w:type="table" w:styleId="873">
     <w:name w:val="List Table 3 - Accent 1"/>
-    <w:basedOn w:val="809"/>
+    <w:basedOn w:val="961"/>
     <w:uiPriority w:val="99"/>
     <w:pPr>
       <w:pBdr/>
@@ -37861,9 +38262,9 @@
       </w:tcPr>
     </w:tblStylePr>
   </w:style>
-  <w:style w:type="table" w:styleId="84">
+  <w:style w:type="table" w:styleId="874">
     <w:name w:val="List Table 3 - Accent 2"/>
-    <w:basedOn w:val="809"/>
+    <w:basedOn w:val="961"/>
     <w:uiPriority w:val="99"/>
     <w:pPr>
       <w:pBdr/>
@@ -38089,9 +38490,9 @@
       </w:tcPr>
     </w:tblStylePr>
   </w:style>
-  <w:style w:type="table" w:styleId="85">
+  <w:style w:type="table" w:styleId="875">
     <w:name w:val="List Table 3 - Accent 3"/>
-    <w:basedOn w:val="809"/>
+    <w:basedOn w:val="961"/>
     <w:uiPriority w:val="99"/>
     <w:pPr>
       <w:pBdr/>
@@ -38317,9 +38718,9 @@
       </w:tcPr>
     </w:tblStylePr>
   </w:style>
-  <w:style w:type="table" w:styleId="86">
+  <w:style w:type="table" w:styleId="876">
     <w:name w:val="List Table 3 - Accent 4"/>
-    <w:basedOn w:val="809"/>
+    <w:basedOn w:val="961"/>
     <w:uiPriority w:val="99"/>
     <w:pPr>
       <w:pBdr/>
@@ -38545,9 +38946,9 @@
       </w:tcPr>
     </w:tblStylePr>
   </w:style>
-  <w:style w:type="table" w:styleId="87">
+  <w:style w:type="table" w:styleId="877">
     <w:name w:val="List Table 3 - Accent 5"/>
-    <w:basedOn w:val="809"/>
+    <w:basedOn w:val="961"/>
     <w:uiPriority w:val="99"/>
     <w:pPr>
       <w:pBdr/>
@@ -38773,9 +39174,9 @@
       </w:tcPr>
     </w:tblStylePr>
   </w:style>
-  <w:style w:type="table" w:styleId="88">
+  <w:style w:type="table" w:styleId="878">
     <w:name w:val="List Table 3 - Accent 6"/>
-    <w:basedOn w:val="809"/>
+    <w:basedOn w:val="961"/>
     <w:uiPriority w:val="99"/>
     <w:pPr>
       <w:pBdr/>
@@ -39001,9 +39402,9 @@
       </w:tcPr>
     </w:tblStylePr>
   </w:style>
-  <w:style w:type="table" w:styleId="89">
+  <w:style w:type="table" w:styleId="879">
     <w:name w:val="List Table 4"/>
-    <w:basedOn w:val="809"/>
+    <w:basedOn w:val="961"/>
     <w:uiPriority w:val="99"/>
     <w:pPr>
       <w:pBdr/>
@@ -39226,9 +39627,9 @@
       </w:tcPr>
     </w:tblStylePr>
   </w:style>
-  <w:style w:type="table" w:styleId="90">
+  <w:style w:type="table" w:styleId="880">
     <w:name w:val="List Table 4 - Accent 1"/>
-    <w:basedOn w:val="809"/>
+    <w:basedOn w:val="961"/>
     <w:uiPriority w:val="99"/>
     <w:pPr>
       <w:pBdr/>
@@ -39451,9 +39852,9 @@
       </w:tcPr>
     </w:tblStylePr>
   </w:style>
-  <w:style w:type="table" w:styleId="91">
+  <w:style w:type="table" w:styleId="881">
     <w:name w:val="List Table 4 - Accent 2"/>
-    <w:basedOn w:val="809"/>
+    <w:basedOn w:val="961"/>
     <w:uiPriority w:val="99"/>
     <w:pPr>
       <w:pBdr/>
@@ -39676,9 +40077,9 @@
       </w:tcPr>
     </w:tblStylePr>
   </w:style>
-  <w:style w:type="table" w:styleId="92">
+  <w:style w:type="table" w:styleId="882">
     <w:name w:val="List Table 4 - Accent 3"/>
-    <w:basedOn w:val="809"/>
+    <w:basedOn w:val="961"/>
     <w:uiPriority w:val="99"/>
     <w:pPr>
       <w:pBdr/>
@@ -39901,9 +40302,9 @@
       </w:tcPr>
     </w:tblStylePr>
   </w:style>
-  <w:style w:type="table" w:styleId="93">
+  <w:style w:type="table" w:styleId="883">
     <w:name w:val="List Table 4 - Accent 4"/>
-    <w:basedOn w:val="809"/>
+    <w:basedOn w:val="961"/>
     <w:uiPriority w:val="99"/>
     <w:pPr>
       <w:pBdr/>
@@ -40126,9 +40527,9 @@
       </w:tcPr>
     </w:tblStylePr>
   </w:style>
-  <w:style w:type="table" w:styleId="94">
+  <w:style w:type="table" w:styleId="884">
     <w:name w:val="List Table 4 - Accent 5"/>
-    <w:basedOn w:val="809"/>
+    <w:basedOn w:val="961"/>
     <w:uiPriority w:val="99"/>
     <w:pPr>
       <w:pBdr/>
@@ -40351,9 +40752,9 @@
       </w:tcPr>
     </w:tblStylePr>
   </w:style>
-  <w:style w:type="table" w:styleId="95">
+  <w:style w:type="table" w:styleId="885">
     <w:name w:val="List Table 4 - Accent 6"/>
-    <w:basedOn w:val="809"/>
+    <w:basedOn w:val="961"/>
     <w:uiPriority w:val="99"/>
     <w:pPr>
       <w:pBdr/>
@@ -40576,9 +40977,9 @@
       </w:tcPr>
     </w:tblStylePr>
   </w:style>
-  <w:style w:type="table" w:styleId="96">
+  <w:style w:type="table" w:styleId="886">
     <w:name w:val="List Table 5 Dark"/>
-    <w:basedOn w:val="809"/>
+    <w:basedOn w:val="961"/>
     <w:uiPriority w:val="99"/>
     <w:pPr>
       <w:pBdr/>
@@ -40818,9 +41219,9 @@
       </w:tcPr>
     </w:tblStylePr>
   </w:style>
-  <w:style w:type="table" w:styleId="97">
+  <w:style w:type="table" w:styleId="887">
     <w:name w:val="List Table 5 Dark - Accent 1"/>
-    <w:basedOn w:val="809"/>
+    <w:basedOn w:val="961"/>
     <w:uiPriority w:val="99"/>
     <w:pPr>
       <w:pBdr/>
@@ -41060,9 +41461,9 @@
       </w:tcPr>
     </w:tblStylePr>
   </w:style>
-  <w:style w:type="table" w:styleId="98">
+  <w:style w:type="table" w:styleId="888">
     <w:name w:val="List Table 5 Dark - Accent 2"/>
-    <w:basedOn w:val="809"/>
+    <w:basedOn w:val="961"/>
     <w:uiPriority w:val="99"/>
     <w:pPr>
       <w:pBdr/>
@@ -41302,9 +41703,9 @@
       </w:tcPr>
     </w:tblStylePr>
   </w:style>
-  <w:style w:type="table" w:styleId="99">
+  <w:style w:type="table" w:styleId="889">
     <w:name w:val="List Table 5 Dark - Accent 3"/>
-    <w:basedOn w:val="809"/>
+    <w:basedOn w:val="961"/>
     <w:uiPriority w:val="99"/>
     <w:pPr>
       <w:pBdr/>
@@ -41544,9 +41945,9 @@
       </w:tcPr>
     </w:tblStylePr>
   </w:style>
-  <w:style w:type="table" w:styleId="100">
+  <w:style w:type="table" w:styleId="890">
     <w:name w:val="List Table 5 Dark - Accent 4"/>
-    <w:basedOn w:val="809"/>
+    <w:basedOn w:val="961"/>
     <w:uiPriority w:val="99"/>
     <w:pPr>
       <w:pBdr/>
@@ -41786,9 +42187,9 @@
       </w:tcPr>
     </w:tblStylePr>
   </w:style>
-  <w:style w:type="table" w:styleId="101">
+  <w:style w:type="table" w:styleId="891">
     <w:name w:val="List Table 5 Dark - Accent 5"/>
-    <w:basedOn w:val="809"/>
+    <w:basedOn w:val="961"/>
     <w:uiPriority w:val="99"/>
     <w:pPr>
       <w:pBdr/>
@@ -42028,9 +42429,9 @@
       </w:tcPr>
     </w:tblStylePr>
   </w:style>
-  <w:style w:type="table" w:styleId="102">
+  <w:style w:type="table" w:styleId="892">
     <w:name w:val="List Table 5 Dark - Accent 6"/>
-    <w:basedOn w:val="809"/>
+    <w:basedOn w:val="961"/>
     <w:uiPriority w:val="99"/>
     <w:pPr>
       <w:pBdr/>
@@ -42270,9 +42671,9 @@
       </w:tcPr>
     </w:tblStylePr>
   </w:style>
-  <w:style w:type="table" w:styleId="103">
+  <w:style w:type="table" w:styleId="893">
     <w:name w:val="List Table 6 Colorful"/>
-    <w:basedOn w:val="809"/>
+    <w:basedOn w:val="961"/>
     <w:uiPriority w:val="99"/>
     <w:pPr>
       <w:pBdr/>
@@ -42493,9 +42894,9 @@
       </w:tcPr>
     </w:tblStylePr>
   </w:style>
-  <w:style w:type="table" w:styleId="104">
+  <w:style w:type="table" w:styleId="894">
     <w:name w:val="List Table 6 Colorful - Accent 1"/>
-    <w:basedOn w:val="809"/>
+    <w:basedOn w:val="961"/>
     <w:uiPriority w:val="99"/>
     <w:pPr>
       <w:pBdr/>
@@ -42716,9 +43117,9 @@
       </w:tcPr>
     </w:tblStylePr>
   </w:style>
-  <w:style w:type="table" w:styleId="105">
+  <w:style w:type="table" w:styleId="895">
     <w:name w:val="List Table 6 Colorful - Accent 2"/>
-    <w:basedOn w:val="809"/>
+    <w:basedOn w:val="961"/>
     <w:uiPriority w:val="99"/>
     <w:pPr>
       <w:pBdr/>
@@ -42939,9 +43340,9 @@
       </w:tcPr>
     </w:tblStylePr>
   </w:style>
-  <w:style w:type="table" w:styleId="106">
+  <w:style w:type="table" w:styleId="896">
     <w:name w:val="List Table 6 Colorful - Accent 3"/>
-    <w:basedOn w:val="809"/>
+    <w:basedOn w:val="961"/>
     <w:uiPriority w:val="99"/>
     <w:pPr>
       <w:pBdr/>
@@ -43162,9 +43563,9 @@
       </w:tcPr>
     </w:tblStylePr>
   </w:style>
-  <w:style w:type="table" w:styleId="107">
+  <w:style w:type="table" w:styleId="897">
     <w:name w:val="List Table 6 Colorful - Accent 4"/>
-    <w:basedOn w:val="809"/>
+    <w:basedOn w:val="961"/>
     <w:uiPriority w:val="99"/>
     <w:pPr>
       <w:pBdr/>
@@ -43385,9 +43786,9 @@
       </w:tcPr>
     </w:tblStylePr>
   </w:style>
-  <w:style w:type="table" w:styleId="108">
+  <w:style w:type="table" w:styleId="898">
     <w:name w:val="List Table 6 Colorful - Accent 5"/>
-    <w:basedOn w:val="809"/>
+    <w:basedOn w:val="961"/>
     <w:uiPriority w:val="99"/>
     <w:pPr>
       <w:pBdr/>
@@ -43608,9 +44009,9 @@
       </w:tcPr>
     </w:tblStylePr>
   </w:style>
-  <w:style w:type="table" w:styleId="109">
+  <w:style w:type="table" w:styleId="899">
     <w:name w:val="List Table 6 Colorful - Accent 6"/>
-    <w:basedOn w:val="809"/>
+    <w:basedOn w:val="961"/>
     <w:uiPriority w:val="99"/>
     <w:pPr>
       <w:pBdr/>
@@ -43831,9 +44232,9 @@
       </w:tcPr>
     </w:tblStylePr>
   </w:style>
-  <w:style w:type="table" w:styleId="110">
+  <w:style w:type="table" w:styleId="900">
     <w:name w:val="List Table 7 Colorful"/>
-    <w:basedOn w:val="809"/>
+    <w:basedOn w:val="961"/>
     <w:uiPriority w:val="99"/>
     <w:pPr>
       <w:pBdr/>
@@ -43932,11 +44333,11 @@
         <w:tblBorders/>
       </w:tblPr>
       <w:tcPr>
-        <w:shd w:color="ffffff"/>
+        <w:shd w:val="clear" w:color="ffffff"/>
         <w:tcBorders>
-          <w:top w:val="none"/>
-          <w:left w:val="none"/>
-          <w:bottom w:val="none"/>
+          <w:top w:val="none" w:color="000000" w:sz="4" w:space="0"/>
+          <w:left w:val="none" w:color="000000" w:sz="4" w:space="0"/>
+          <w:bottom w:val="none" w:color="000000" w:sz="4" w:space="0"/>
           <w:right w:val="single" w:color="000000" w:themeColor="text1" w:themeTint="80" w:sz="4" w:space="0"/>
         </w:tcBorders>
       </w:tcPr>
@@ -43959,10 +44360,10 @@
       <w:tcPr>
         <w:shd w:val="clear" w:color="ffffff" w:themeColor="light1" w:fill="ffffff" w:themeFill="light1"/>
         <w:tcBorders>
-          <w:top w:val="none"/>
-          <w:left w:val="none"/>
+          <w:top w:val="none" w:color="000000" w:sz="4" w:space="0"/>
+          <w:left w:val="none" w:color="000000" w:sz="4" w:space="0"/>
           <w:bottom w:val="single" w:color="000000" w:themeColor="text1" w:themeTint="80" w:sz="4" w:space="0"/>
-          <w:right w:val="none"/>
+          <w:right w:val="none" w:color="000000" w:sz="4" w:space="0"/>
         </w:tcBorders>
       </w:tcPr>
     </w:tblStylePr>
@@ -43982,12 +44383,12 @@
         <w:tblBorders/>
       </w:tblPr>
       <w:tcPr>
-        <w:shd w:color="ffffff"/>
+        <w:shd w:val="clear" w:color="ffffff"/>
         <w:tcBorders>
-          <w:top w:val="none"/>
+          <w:top w:val="none" w:color="000000" w:sz="4" w:space="0"/>
           <w:left w:val="single" w:color="000000" w:themeColor="text1" w:themeTint="80" w:sz="4" w:space="0"/>
-          <w:bottom w:val="none"/>
-          <w:right w:val="none"/>
+          <w:bottom w:val="none" w:color="000000" w:sz="4" w:space="0"/>
+          <w:right w:val="none" w:color="000000" w:sz="4" w:space="0"/>
         </w:tcBorders>
       </w:tcPr>
     </w:tblStylePr>
@@ -44010,9 +44411,9 @@
         <w:shd w:val="clear" w:color="ffffff" w:themeColor="light1" w:fill="ffffff" w:themeFill="light1"/>
         <w:tcBorders>
           <w:top w:val="single" w:color="000000" w:themeColor="text1" w:themeTint="80" w:sz="4" w:space="0"/>
-          <w:left w:val="none"/>
-          <w:bottom w:val="none"/>
-          <w:right w:val="none"/>
+          <w:left w:val="none" w:color="000000" w:sz="4" w:space="0"/>
+          <w:bottom w:val="none" w:color="000000" w:sz="4" w:space="0"/>
+          <w:right w:val="none" w:color="000000" w:sz="4" w:space="0"/>
         </w:tcBorders>
       </w:tcPr>
     </w:tblStylePr>
@@ -44087,9 +44488,9 @@
       </w:tcPr>
     </w:tblStylePr>
   </w:style>
-  <w:style w:type="table" w:styleId="111">
+  <w:style w:type="table" w:styleId="901">
     <w:name w:val="List Table 7 Colorful - Accent 1"/>
-    <w:basedOn w:val="809"/>
+    <w:basedOn w:val="961"/>
     <w:uiPriority w:val="99"/>
     <w:pPr>
       <w:pBdr/>
@@ -44188,11 +44589,11 @@
         <w:tblBorders/>
       </w:tblPr>
       <w:tcPr>
-        <w:shd w:color="ffffff"/>
+        <w:shd w:val="clear" w:color="ffffff"/>
         <w:tcBorders>
-          <w:top w:val="none"/>
-          <w:left w:val="none"/>
-          <w:bottom w:val="none"/>
+          <w:top w:val="none" w:color="000000" w:sz="4" w:space="0"/>
+          <w:left w:val="none" w:color="000000" w:sz="4" w:space="0"/>
+          <w:bottom w:val="none" w:color="000000" w:sz="4" w:space="0"/>
           <w:right w:val="single" w:color="000000" w:themeColor="accent1" w:sz="4" w:space="0"/>
         </w:tcBorders>
       </w:tcPr>
@@ -44215,10 +44616,10 @@
       <w:tcPr>
         <w:shd w:val="clear" w:color="ffffff" w:themeColor="light1" w:fill="ffffff" w:themeFill="light1"/>
         <w:tcBorders>
-          <w:top w:val="none"/>
-          <w:left w:val="none"/>
+          <w:top w:val="none" w:color="000000" w:sz="4" w:space="0"/>
+          <w:left w:val="none" w:color="000000" w:sz="4" w:space="0"/>
           <w:bottom w:val="single" w:color="000000" w:themeColor="accent1" w:sz="4" w:space="0"/>
-          <w:right w:val="none"/>
+          <w:right w:val="none" w:color="000000" w:sz="4" w:space="0"/>
         </w:tcBorders>
       </w:tcPr>
     </w:tblStylePr>
@@ -44238,12 +44639,12 @@
         <w:tblBorders/>
       </w:tblPr>
       <w:tcPr>
-        <w:shd w:color="ffffff"/>
+        <w:shd w:val="clear" w:color="ffffff"/>
         <w:tcBorders>
-          <w:top w:val="none"/>
+          <w:top w:val="none" w:color="000000" w:sz="4" w:space="0"/>
           <w:left w:val="single" w:color="000000" w:themeColor="accent1" w:sz="4" w:space="0"/>
-          <w:bottom w:val="none"/>
-          <w:right w:val="none"/>
+          <w:bottom w:val="none" w:color="000000" w:sz="4" w:space="0"/>
+          <w:right w:val="none" w:color="000000" w:sz="4" w:space="0"/>
         </w:tcBorders>
       </w:tcPr>
     </w:tblStylePr>
@@ -44266,9 +44667,9 @@
         <w:shd w:val="clear" w:color="ffffff" w:themeColor="light1" w:fill="ffffff" w:themeFill="light1"/>
         <w:tcBorders>
           <w:top w:val="single" w:color="000000" w:themeColor="accent1" w:sz="4" w:space="0"/>
-          <w:left w:val="none"/>
-          <w:bottom w:val="none"/>
-          <w:right w:val="none"/>
+          <w:left w:val="none" w:color="000000" w:sz="4" w:space="0"/>
+          <w:bottom w:val="none" w:color="000000" w:sz="4" w:space="0"/>
+          <w:right w:val="none" w:color="000000" w:sz="4" w:space="0"/>
         </w:tcBorders>
       </w:tcPr>
     </w:tblStylePr>
@@ -44343,9 +44744,9 @@
       </w:tcPr>
     </w:tblStylePr>
   </w:style>
-  <w:style w:type="table" w:styleId="112">
+  <w:style w:type="table" w:styleId="902">
     <w:name w:val="List Table 7 Colorful - Accent 2"/>
-    <w:basedOn w:val="809"/>
+    <w:basedOn w:val="961"/>
     <w:uiPriority w:val="99"/>
     <w:pPr>
       <w:pBdr/>
@@ -44444,11 +44845,11 @@
         <w:tblBorders/>
       </w:tblPr>
       <w:tcPr>
-        <w:shd w:color="ffffff"/>
+        <w:shd w:val="clear" w:color="ffffff"/>
         <w:tcBorders>
-          <w:top w:val="none"/>
-          <w:left w:val="none"/>
-          <w:bottom w:val="none"/>
+          <w:top w:val="none" w:color="000000" w:sz="4" w:space="0"/>
+          <w:left w:val="none" w:color="000000" w:sz="4" w:space="0"/>
+          <w:bottom w:val="none" w:color="000000" w:sz="4" w:space="0"/>
           <w:right w:val="single" w:color="000000" w:themeColor="accent2" w:themeTint="97" w:sz="4" w:space="0"/>
         </w:tcBorders>
       </w:tcPr>
@@ -44471,10 +44872,10 @@
       <w:tcPr>
         <w:shd w:val="clear" w:color="ffffff" w:themeColor="light1" w:fill="ffffff" w:themeFill="light1"/>
         <w:tcBorders>
-          <w:top w:val="none"/>
-          <w:left w:val="none"/>
+          <w:top w:val="none" w:color="000000" w:sz="4" w:space="0"/>
+          <w:left w:val="none" w:color="000000" w:sz="4" w:space="0"/>
           <w:bottom w:val="single" w:color="000000" w:themeColor="accent2" w:themeTint="97" w:sz="4" w:space="0"/>
-          <w:right w:val="none"/>
+          <w:right w:val="none" w:color="000000" w:sz="4" w:space="0"/>
         </w:tcBorders>
       </w:tcPr>
     </w:tblStylePr>
@@ -44494,12 +44895,12 @@
         <w:tblBorders/>
       </w:tblPr>
       <w:tcPr>
-        <w:shd w:color="ffffff"/>
+        <w:shd w:val="clear" w:color="ffffff"/>
         <w:tcBorders>
-          <w:top w:val="none"/>
+          <w:top w:val="none" w:color="000000" w:sz="4" w:space="0"/>
           <w:left w:val="single" w:color="000000" w:themeColor="accent2" w:themeTint="97" w:sz="4" w:space="0"/>
-          <w:bottom w:val="none"/>
-          <w:right w:val="none"/>
+          <w:bottom w:val="none" w:color="000000" w:sz="4" w:space="0"/>
+          <w:right w:val="none" w:color="000000" w:sz="4" w:space="0"/>
         </w:tcBorders>
       </w:tcPr>
     </w:tblStylePr>
@@ -44522,9 +44923,9 @@
         <w:shd w:val="clear" w:color="ffffff" w:themeColor="light1" w:fill="ffffff" w:themeFill="light1"/>
         <w:tcBorders>
           <w:top w:val="single" w:color="000000" w:themeColor="accent2" w:themeTint="97" w:sz="4" w:space="0"/>
-          <w:left w:val="none"/>
-          <w:bottom w:val="none"/>
-          <w:right w:val="none"/>
+          <w:left w:val="none" w:color="000000" w:sz="4" w:space="0"/>
+          <w:bottom w:val="none" w:color="000000" w:sz="4" w:space="0"/>
+          <w:right w:val="none" w:color="000000" w:sz="4" w:space="0"/>
         </w:tcBorders>
       </w:tcPr>
     </w:tblStylePr>
@@ -44599,9 +45000,9 @@
       </w:tcPr>
     </w:tblStylePr>
   </w:style>
-  <w:style w:type="table" w:styleId="113">
+  <w:style w:type="table" w:styleId="903">
     <w:name w:val="List Table 7 Colorful - Accent 3"/>
-    <w:basedOn w:val="809"/>
+    <w:basedOn w:val="961"/>
     <w:uiPriority w:val="99"/>
     <w:pPr>
       <w:pBdr/>
@@ -44700,11 +45101,11 @@
         <w:tblBorders/>
       </w:tblPr>
       <w:tcPr>
-        <w:shd w:color="ffffff"/>
+        <w:shd w:val="clear" w:color="ffffff"/>
         <w:tcBorders>
-          <w:top w:val="none"/>
-          <w:left w:val="none"/>
-          <w:bottom w:val="none"/>
+          <w:top w:val="none" w:color="000000" w:sz="4" w:space="0"/>
+          <w:left w:val="none" w:color="000000" w:sz="4" w:space="0"/>
+          <w:bottom w:val="none" w:color="000000" w:sz="4" w:space="0"/>
           <w:right w:val="single" w:color="000000" w:themeColor="accent3" w:themeTint="98" w:sz="4" w:space="0"/>
         </w:tcBorders>
       </w:tcPr>
@@ -44727,10 +45128,10 @@
       <w:tcPr>
         <w:shd w:val="clear" w:color="ffffff" w:themeColor="light1" w:fill="ffffff" w:themeFill="light1"/>
         <w:tcBorders>
-          <w:top w:val="none"/>
-          <w:left w:val="none"/>
+          <w:top w:val="none" w:color="000000" w:sz="4" w:space="0"/>
+          <w:left w:val="none" w:color="000000" w:sz="4" w:space="0"/>
           <w:bottom w:val="single" w:color="000000" w:themeColor="accent3" w:themeTint="98" w:sz="4" w:space="0"/>
-          <w:right w:val="none"/>
+          <w:right w:val="none" w:color="000000" w:sz="4" w:space="0"/>
         </w:tcBorders>
       </w:tcPr>
     </w:tblStylePr>
@@ -44750,12 +45151,12 @@
         <w:tblBorders/>
       </w:tblPr>
       <w:tcPr>
-        <w:shd w:color="ffffff"/>
+        <w:shd w:val="clear" w:color="ffffff"/>
         <w:tcBorders>
-          <w:top w:val="none"/>
+          <w:top w:val="none" w:color="000000" w:sz="4" w:space="0"/>
           <w:left w:val="single" w:color="000000" w:themeColor="accent3" w:themeTint="98" w:sz="4" w:space="0"/>
-          <w:bottom w:val="none"/>
-          <w:right w:val="none"/>
+          <w:bottom w:val="none" w:color="000000" w:sz="4" w:space="0"/>
+          <w:right w:val="none" w:color="000000" w:sz="4" w:space="0"/>
         </w:tcBorders>
       </w:tcPr>
     </w:tblStylePr>
@@ -44778,9 +45179,9 @@
         <w:shd w:val="clear" w:color="ffffff" w:themeColor="light1" w:fill="ffffff" w:themeFill="light1"/>
         <w:tcBorders>
           <w:top w:val="single" w:color="000000" w:themeColor="accent3" w:themeTint="98" w:sz="4" w:space="0"/>
-          <w:left w:val="none"/>
-          <w:bottom w:val="none"/>
-          <w:right w:val="none"/>
+          <w:left w:val="none" w:color="000000" w:sz="4" w:space="0"/>
+          <w:bottom w:val="none" w:color="000000" w:sz="4" w:space="0"/>
+          <w:right w:val="none" w:color="000000" w:sz="4" w:space="0"/>
         </w:tcBorders>
       </w:tcPr>
     </w:tblStylePr>
@@ -44855,9 +45256,9 @@
       </w:tcPr>
     </w:tblStylePr>
   </w:style>
-  <w:style w:type="table" w:styleId="114">
+  <w:style w:type="table" w:styleId="904">
     <w:name w:val="List Table 7 Colorful - Accent 4"/>
-    <w:basedOn w:val="809"/>
+    <w:basedOn w:val="961"/>
     <w:uiPriority w:val="99"/>
     <w:pPr>
       <w:pBdr/>
@@ -44956,11 +45357,11 @@
         <w:tblBorders/>
       </w:tblPr>
       <w:tcPr>
-        <w:shd w:color="ffffff"/>
+        <w:shd w:val="clear" w:color="ffffff"/>
         <w:tcBorders>
-          <w:top w:val="none"/>
-          <w:left w:val="none"/>
-          <w:bottom w:val="none"/>
+          <w:top w:val="none" w:color="000000" w:sz="4" w:space="0"/>
+          <w:left w:val="none" w:color="000000" w:sz="4" w:space="0"/>
+          <w:bottom w:val="none" w:color="000000" w:sz="4" w:space="0"/>
           <w:right w:val="single" w:color="000000" w:themeColor="accent4" w:themeTint="9A" w:sz="4" w:space="0"/>
         </w:tcBorders>
       </w:tcPr>
@@ -44983,10 +45384,10 @@
       <w:tcPr>
         <w:shd w:val="clear" w:color="ffffff" w:themeColor="light1" w:fill="ffffff" w:themeFill="light1"/>
         <w:tcBorders>
-          <w:top w:val="none"/>
-          <w:left w:val="none"/>
+          <w:top w:val="none" w:color="000000" w:sz="4" w:space="0"/>
+          <w:left w:val="none" w:color="000000" w:sz="4" w:space="0"/>
           <w:bottom w:val="single" w:color="000000" w:themeColor="accent4" w:themeTint="9A" w:sz="4" w:space="0"/>
-          <w:right w:val="none"/>
+          <w:right w:val="none" w:color="000000" w:sz="4" w:space="0"/>
         </w:tcBorders>
       </w:tcPr>
     </w:tblStylePr>
@@ -45006,12 +45407,12 @@
         <w:tblBorders/>
       </w:tblPr>
       <w:tcPr>
-        <w:shd w:color="ffffff"/>
+        <w:shd w:val="clear" w:color="ffffff"/>
         <w:tcBorders>
-          <w:top w:val="none"/>
+          <w:top w:val="none" w:color="000000" w:sz="4" w:space="0"/>
           <w:left w:val="single" w:color="000000" w:themeColor="accent4" w:themeTint="9A" w:sz="4" w:space="0"/>
-          <w:bottom w:val="none"/>
-          <w:right w:val="none"/>
+          <w:bottom w:val="none" w:color="000000" w:sz="4" w:space="0"/>
+          <w:right w:val="none" w:color="000000" w:sz="4" w:space="0"/>
         </w:tcBorders>
       </w:tcPr>
     </w:tblStylePr>
@@ -45034,9 +45435,9 @@
         <w:shd w:val="clear" w:color="ffffff" w:themeColor="light1" w:fill="ffffff" w:themeFill="light1"/>
         <w:tcBorders>
           <w:top w:val="single" w:color="000000" w:themeColor="accent4" w:themeTint="9A" w:sz="4" w:space="0"/>
-          <w:left w:val="none"/>
-          <w:bottom w:val="none"/>
-          <w:right w:val="none"/>
+          <w:left w:val="none" w:color="000000" w:sz="4" w:space="0"/>
+          <w:bottom w:val="none" w:color="000000" w:sz="4" w:space="0"/>
+          <w:right w:val="none" w:color="000000" w:sz="4" w:space="0"/>
         </w:tcBorders>
       </w:tcPr>
     </w:tblStylePr>
@@ -45111,9 +45512,9 @@
       </w:tcPr>
     </w:tblStylePr>
   </w:style>
-  <w:style w:type="table" w:styleId="115">
+  <w:style w:type="table" w:styleId="905">
     <w:name w:val="List Table 7 Colorful - Accent 5"/>
-    <w:basedOn w:val="809"/>
+    <w:basedOn w:val="961"/>
     <w:uiPriority w:val="99"/>
     <w:pPr>
       <w:pBdr/>
@@ -45212,11 +45613,11 @@
         <w:tblBorders/>
       </w:tblPr>
       <w:tcPr>
-        <w:shd w:color="ffffff"/>
+        <w:shd w:val="clear" w:color="ffffff"/>
         <w:tcBorders>
-          <w:top w:val="none"/>
-          <w:left w:val="none"/>
-          <w:bottom w:val="none"/>
+          <w:top w:val="none" w:color="000000" w:sz="4" w:space="0"/>
+          <w:left w:val="none" w:color="000000" w:sz="4" w:space="0"/>
+          <w:bottom w:val="none" w:color="000000" w:sz="4" w:space="0"/>
           <w:right w:val="single" w:color="000000" w:themeColor="accent5" w:themeTint="9A" w:sz="4" w:space="0"/>
         </w:tcBorders>
       </w:tcPr>
@@ -45239,10 +45640,10 @@
       <w:tcPr>
         <w:shd w:val="clear" w:color="ffffff" w:themeColor="light1" w:fill="ffffff" w:themeFill="light1"/>
         <w:tcBorders>
-          <w:top w:val="none"/>
-          <w:left w:val="none"/>
+          <w:top w:val="none" w:color="000000" w:sz="4" w:space="0"/>
+          <w:left w:val="none" w:color="000000" w:sz="4" w:space="0"/>
           <w:bottom w:val="single" w:color="000000" w:themeColor="accent5" w:themeTint="9A" w:sz="4" w:space="0"/>
-          <w:right w:val="none"/>
+          <w:right w:val="none" w:color="000000" w:sz="4" w:space="0"/>
         </w:tcBorders>
       </w:tcPr>
     </w:tblStylePr>
@@ -45262,12 +45663,12 @@
         <w:tblBorders/>
       </w:tblPr>
       <w:tcPr>
-        <w:shd w:color="ffffff"/>
+        <w:shd w:val="clear" w:color="ffffff"/>
         <w:tcBorders>
-          <w:top w:val="none"/>
+          <w:top w:val="none" w:color="000000" w:sz="4" w:space="0"/>
           <w:left w:val="single" w:color="000000" w:themeColor="accent5" w:themeTint="9A" w:sz="4" w:space="0"/>
-          <w:bottom w:val="none"/>
-          <w:right w:val="none"/>
+          <w:bottom w:val="none" w:color="000000" w:sz="4" w:space="0"/>
+          <w:right w:val="none" w:color="000000" w:sz="4" w:space="0"/>
         </w:tcBorders>
       </w:tcPr>
     </w:tblStylePr>
@@ -45290,9 +45691,9 @@
         <w:shd w:val="clear" w:color="ffffff" w:themeColor="light1" w:fill="ffffff" w:themeFill="light1"/>
         <w:tcBorders>
           <w:top w:val="single" w:color="000000" w:themeColor="accent5" w:themeTint="9A" w:sz="4" w:space="0"/>
-          <w:left w:val="none"/>
-          <w:bottom w:val="none"/>
-          <w:right w:val="none"/>
+          <w:left w:val="none" w:color="000000" w:sz="4" w:space="0"/>
+          <w:bottom w:val="none" w:color="000000" w:sz="4" w:space="0"/>
+          <w:right w:val="none" w:color="000000" w:sz="4" w:space="0"/>
         </w:tcBorders>
       </w:tcPr>
     </w:tblStylePr>
@@ -45367,9 +45768,9 @@
       </w:tcPr>
     </w:tblStylePr>
   </w:style>
-  <w:style w:type="table" w:styleId="116">
+  <w:style w:type="table" w:styleId="906">
     <w:name w:val="List Table 7 Colorful - Accent 6"/>
-    <w:basedOn w:val="809"/>
+    <w:basedOn w:val="961"/>
     <w:uiPriority w:val="99"/>
     <w:pPr>
       <w:pBdr/>
@@ -45468,11 +45869,11 @@
         <w:tblBorders/>
       </w:tblPr>
       <w:tcPr>
-        <w:shd w:color="ffffff"/>
+        <w:shd w:val="clear" w:color="ffffff"/>
         <w:tcBorders>
-          <w:top w:val="none"/>
-          <w:left w:val="none"/>
-          <w:bottom w:val="none"/>
+          <w:top w:val="none" w:color="000000" w:sz="4" w:space="0"/>
+          <w:left w:val="none" w:color="000000" w:sz="4" w:space="0"/>
+          <w:bottom w:val="none" w:color="000000" w:sz="4" w:space="0"/>
           <w:right w:val="single" w:color="000000" w:themeColor="accent6" w:themeTint="98" w:sz="4" w:space="0"/>
         </w:tcBorders>
       </w:tcPr>
@@ -45495,10 +45896,10 @@
       <w:tcPr>
         <w:shd w:val="clear" w:color="ffffff" w:themeColor="light1" w:fill="ffffff" w:themeFill="light1"/>
         <w:tcBorders>
-          <w:top w:val="none"/>
-          <w:left w:val="none"/>
+          <w:top w:val="none" w:color="000000" w:sz="4" w:space="0"/>
+          <w:left w:val="none" w:color="000000" w:sz="4" w:space="0"/>
           <w:bottom w:val="single" w:color="000000" w:themeColor="accent6" w:themeTint="98" w:sz="4" w:space="0"/>
-          <w:right w:val="none"/>
+          <w:right w:val="none" w:color="000000" w:sz="4" w:space="0"/>
         </w:tcBorders>
       </w:tcPr>
     </w:tblStylePr>
@@ -45518,12 +45919,12 @@
         <w:tblBorders/>
       </w:tblPr>
       <w:tcPr>
-        <w:shd w:color="ffffff"/>
+        <w:shd w:val="clear" w:color="ffffff"/>
         <w:tcBorders>
-          <w:top w:val="none"/>
+          <w:top w:val="none" w:color="000000" w:sz="4" w:space="0"/>
           <w:left w:val="single" w:color="000000" w:themeColor="accent6" w:themeTint="98" w:sz="4" w:space="0"/>
-          <w:bottom w:val="none"/>
-          <w:right w:val="none"/>
+          <w:bottom w:val="none" w:color="000000" w:sz="4" w:space="0"/>
+          <w:right w:val="none" w:color="000000" w:sz="4" w:space="0"/>
         </w:tcBorders>
       </w:tcPr>
     </w:tblStylePr>
@@ -45546,9 +45947,9 @@
         <w:shd w:val="clear" w:color="ffffff" w:themeColor="light1" w:fill="ffffff" w:themeFill="light1"/>
         <w:tcBorders>
           <w:top w:val="single" w:color="000000" w:themeColor="accent6" w:themeTint="98" w:sz="4" w:space="0"/>
-          <w:left w:val="none"/>
-          <w:bottom w:val="none"/>
-          <w:right w:val="none"/>
+          <w:left w:val="none" w:color="000000" w:sz="4" w:space="0"/>
+          <w:bottom w:val="none" w:color="000000" w:sz="4" w:space="0"/>
+          <w:right w:val="none" w:color="000000" w:sz="4" w:space="0"/>
         </w:tcBorders>
       </w:tcPr>
     </w:tblStylePr>
@@ -45623,9 +46024,9 @@
       </w:tcPr>
     </w:tblStylePr>
   </w:style>
-  <w:style w:type="table" w:styleId="117">
+  <w:style w:type="table" w:styleId="907">
     <w:name w:val="Lined - Accent"/>
-    <w:basedOn w:val="809"/>
+    <w:basedOn w:val="961"/>
     <w:uiPriority w:val="99"/>
     <w:pPr>
       <w:pBdr/>
@@ -45860,9 +46261,9 @@
       </w:tcPr>
     </w:tblStylePr>
   </w:style>
-  <w:style w:type="table" w:styleId="118">
+  <w:style w:type="table" w:styleId="908">
     <w:name w:val="Lined - Accent 1"/>
-    <w:basedOn w:val="809"/>
+    <w:basedOn w:val="961"/>
     <w:uiPriority w:val="99"/>
     <w:pPr>
       <w:pBdr/>
@@ -46097,9 +46498,9 @@
       </w:tcPr>
     </w:tblStylePr>
   </w:style>
-  <w:style w:type="table" w:styleId="119">
+  <w:style w:type="table" w:styleId="909">
     <w:name w:val="Lined - Accent 2"/>
-    <w:basedOn w:val="809"/>
+    <w:basedOn w:val="961"/>
     <w:uiPriority w:val="99"/>
     <w:pPr>
       <w:pBdr/>
@@ -46334,9 +46735,9 @@
       </w:tcPr>
     </w:tblStylePr>
   </w:style>
-  <w:style w:type="table" w:styleId="120">
+  <w:style w:type="table" w:styleId="910">
     <w:name w:val="Lined - Accent 3"/>
-    <w:basedOn w:val="809"/>
+    <w:basedOn w:val="961"/>
     <w:uiPriority w:val="99"/>
     <w:pPr>
       <w:pBdr/>
@@ -46571,9 +46972,9 @@
       </w:tcPr>
     </w:tblStylePr>
   </w:style>
-  <w:style w:type="table" w:styleId="121">
+  <w:style w:type="table" w:styleId="911">
     <w:name w:val="Lined - Accent 4"/>
-    <w:basedOn w:val="809"/>
+    <w:basedOn w:val="961"/>
     <w:uiPriority w:val="99"/>
     <w:pPr>
       <w:pBdr/>
@@ -46808,9 +47209,9 @@
       </w:tcPr>
     </w:tblStylePr>
   </w:style>
-  <w:style w:type="table" w:styleId="122">
+  <w:style w:type="table" w:styleId="912">
     <w:name w:val="Lined - Accent 5"/>
-    <w:basedOn w:val="809"/>
+    <w:basedOn w:val="961"/>
     <w:uiPriority w:val="99"/>
     <w:pPr>
       <w:pBdr/>
@@ -47045,9 +47446,9 @@
       </w:tcPr>
     </w:tblStylePr>
   </w:style>
-  <w:style w:type="table" w:styleId="123">
+  <w:style w:type="table" w:styleId="913">
     <w:name w:val="Lined - Accent 6"/>
-    <w:basedOn w:val="809"/>
+    <w:basedOn w:val="961"/>
     <w:uiPriority w:val="99"/>
     <w:pPr>
       <w:pBdr/>
@@ -47282,9 +47683,9 @@
       </w:tcPr>
     </w:tblStylePr>
   </w:style>
-  <w:style w:type="table" w:styleId="124">
+  <w:style w:type="table" w:styleId="914">
     <w:name w:val="Bordered &amp; Lined - Accent"/>
-    <w:basedOn w:val="809"/>
+    <w:basedOn w:val="961"/>
     <w:uiPriority w:val="99"/>
     <w:pPr>
       <w:pBdr/>
@@ -47526,9 +47927,9 @@
       </w:tcPr>
     </w:tblStylePr>
   </w:style>
-  <w:style w:type="table" w:styleId="125">
+  <w:style w:type="table" w:styleId="915">
     <w:name w:val="Bordered &amp; Lined - Accent 1"/>
-    <w:basedOn w:val="809"/>
+    <w:basedOn w:val="961"/>
     <w:uiPriority w:val="99"/>
     <w:pPr>
       <w:pBdr/>
@@ -47770,9 +48171,9 @@
       </w:tcPr>
     </w:tblStylePr>
   </w:style>
-  <w:style w:type="table" w:styleId="126">
+  <w:style w:type="table" w:styleId="916">
     <w:name w:val="Bordered &amp; Lined - Accent 2"/>
-    <w:basedOn w:val="809"/>
+    <w:basedOn w:val="961"/>
     <w:uiPriority w:val="99"/>
     <w:pPr>
       <w:pBdr/>
@@ -48014,9 +48415,9 @@
       </w:tcPr>
     </w:tblStylePr>
   </w:style>
-  <w:style w:type="table" w:styleId="127">
+  <w:style w:type="table" w:styleId="917">
     <w:name w:val="Bordered &amp; Lined - Accent 3"/>
-    <w:basedOn w:val="809"/>
+    <w:basedOn w:val="961"/>
     <w:uiPriority w:val="99"/>
     <w:pPr>
       <w:pBdr/>
@@ -48258,9 +48659,9 @@
       </w:tcPr>
     </w:tblStylePr>
   </w:style>
-  <w:style w:type="table" w:styleId="128">
+  <w:style w:type="table" w:styleId="918">
     <w:name w:val="Bordered &amp; Lined - Accent 4"/>
-    <w:basedOn w:val="809"/>
+    <w:basedOn w:val="961"/>
     <w:uiPriority w:val="99"/>
     <w:pPr>
       <w:pBdr/>
@@ -48502,9 +48903,9 @@
       </w:tcPr>
     </w:tblStylePr>
   </w:style>
-  <w:style w:type="table" w:styleId="129">
+  <w:style w:type="table" w:styleId="919">
     <w:name w:val="Bordered &amp; Lined - Accent 5"/>
-    <w:basedOn w:val="809"/>
+    <w:basedOn w:val="961"/>
     <w:uiPriority w:val="99"/>
     <w:pPr>
       <w:pBdr/>
@@ -48746,9 +49147,9 @@
       </w:tcPr>
     </w:tblStylePr>
   </w:style>
-  <w:style w:type="table" w:styleId="130">
+  <w:style w:type="table" w:styleId="920">
     <w:name w:val="Bordered &amp; Lined - Accent 6"/>
-    <w:basedOn w:val="809"/>
+    <w:basedOn w:val="961"/>
     <w:uiPriority w:val="99"/>
     <w:pPr>
       <w:pBdr/>
@@ -48990,9 +49391,9 @@
       </w:tcPr>
     </w:tblStylePr>
   </w:style>
-  <w:style w:type="table" w:styleId="131">
+  <w:style w:type="table" w:styleId="921">
     <w:name w:val="Bordered"/>
-    <w:basedOn w:val="809"/>
+    <w:basedOn w:val="961"/>
     <w:uiPriority w:val="99"/>
     <w:pPr>
       <w:pBdr/>
@@ -49221,9 +49622,9 @@
       </w:tcPr>
     </w:tblStylePr>
   </w:style>
-  <w:style w:type="table" w:styleId="132">
+  <w:style w:type="table" w:styleId="922">
     <w:name w:val="Bordered - Accent 1"/>
-    <w:basedOn w:val="809"/>
+    <w:basedOn w:val="961"/>
     <w:uiPriority w:val="99"/>
     <w:pPr>
       <w:pBdr/>
@@ -49452,9 +49853,9 @@
       </w:tcPr>
     </w:tblStylePr>
   </w:style>
-  <w:style w:type="table" w:styleId="133">
+  <w:style w:type="table" w:styleId="923">
     <w:name w:val="Bordered - Accent 2"/>
-    <w:basedOn w:val="809"/>
+    <w:basedOn w:val="961"/>
     <w:uiPriority w:val="99"/>
     <w:pPr>
       <w:pBdr/>
@@ -49683,9 +50084,9 @@
       </w:tcPr>
     </w:tblStylePr>
   </w:style>
-  <w:style w:type="table" w:styleId="134">
+  <w:style w:type="table" w:styleId="924">
     <w:name w:val="Bordered - Accent 3"/>
-    <w:basedOn w:val="809"/>
+    <w:basedOn w:val="961"/>
     <w:uiPriority w:val="99"/>
     <w:pPr>
       <w:pBdr/>
@@ -49914,9 +50315,9 @@
       </w:tcPr>
     </w:tblStylePr>
   </w:style>
-  <w:style w:type="table" w:styleId="135">
+  <w:style w:type="table" w:styleId="925">
     <w:name w:val="Bordered - Accent 4"/>
-    <w:basedOn w:val="809"/>
+    <w:basedOn w:val="961"/>
     <w:uiPriority w:val="99"/>
     <w:pPr>
       <w:pBdr/>
@@ -50145,9 +50546,9 @@
       </w:tcPr>
     </w:tblStylePr>
   </w:style>
-  <w:style w:type="table" w:styleId="136">
+  <w:style w:type="table" w:styleId="926">
     <w:name w:val="Bordered - Accent 5"/>
-    <w:basedOn w:val="809"/>
+    <w:basedOn w:val="961"/>
     <w:uiPriority w:val="99"/>
     <w:pPr>
       <w:pBdr/>
@@ -50376,9 +50777,9 @@
       </w:tcPr>
     </w:tblStylePr>
   </w:style>
-  <w:style w:type="table" w:styleId="137">
+  <w:style w:type="table" w:styleId="927">
     <w:name w:val="Bordered - Accent 6"/>
-    <w:basedOn w:val="809"/>
+    <w:basedOn w:val="961"/>
     <w:uiPriority w:val="99"/>
     <w:pPr>
       <w:pBdr/>
@@ -50607,9 +51008,9 @@
       </w:tcPr>
     </w:tblStylePr>
   </w:style>
-  <w:style w:type="character" w:styleId="169">
+  <w:style w:type="character" w:styleId="928">
     <w:name w:val="Intense Reference"/>
-    <w:basedOn w:val="808"/>
+    <w:basedOn w:val="960"/>
     <w:uiPriority w:val="32"/>
     <w:qFormat/>
     <w:pPr>
@@ -50625,9 +51026,9 @@
       <w:spacing w:val="5"/>
     </w:rPr>
   </w:style>
-  <w:style w:type="character" w:styleId="174">
+  <w:style w:type="character" w:styleId="929">
     <w:name w:val="Subtle Reference"/>
-    <w:basedOn w:val="808"/>
+    <w:basedOn w:val="960"/>
     <w:uiPriority w:val="31"/>
     <w:qFormat/>
     <w:pPr>
@@ -50640,9 +51041,9 @@
       <w:color w:val="5a5a5a" w:themeColor="text1" w:themeTint="A5"/>
     </w:rPr>
   </w:style>
-  <w:style w:type="character" w:styleId="175">
+  <w:style w:type="character" w:styleId="930">
     <w:name w:val="Book Title"/>
-    <w:basedOn w:val="808"/>
+    <w:basedOn w:val="960"/>
     <w:uiPriority w:val="33"/>
     <w:qFormat/>
     <w:pPr>
@@ -50658,10 +51059,10 @@
       <w:spacing w:val="5"/>
     </w:rPr>
   </w:style>
-  <w:style w:type="paragraph" w:styleId="180">
+  <w:style w:type="paragraph" w:styleId="931">
     <w:name w:val="Caption"/>
-    <w:basedOn w:val="798"/>
-    <w:next w:val="798"/>
+    <w:basedOn w:val="950"/>
+    <w:next w:val="950"/>
     <w:uiPriority w:val="35"/>
     <w:unhideWhenUsed/>
     <w:qFormat/>
@@ -50678,10 +51079,10 @@
       <w:szCs w:val="18"/>
     </w:rPr>
   </w:style>
-  <w:style w:type="paragraph" w:styleId="181">
+  <w:style w:type="paragraph" w:styleId="932">
     <w:name w:val="footnote text"/>
-    <w:basedOn w:val="798"/>
-    <w:link w:val="182"/>
+    <w:basedOn w:val="950"/>
+    <w:link w:val="933"/>
     <w:uiPriority w:val="99"/>
     <w:semiHidden/>
     <w:unhideWhenUsed/>
@@ -50695,10 +51096,10 @@
       <w:szCs w:val="20"/>
     </w:rPr>
   </w:style>
-  <w:style w:type="character" w:styleId="182">
+  <w:style w:type="character" w:styleId="933">
     <w:name w:val="Footnote Text Char"/>
-    <w:basedOn w:val="808"/>
-    <w:link w:val="181"/>
+    <w:basedOn w:val="960"/>
+    <w:link w:val="932"/>
     <w:uiPriority w:val="99"/>
     <w:semiHidden/>
     <w:pPr>
@@ -50711,9 +51112,9 @@
       <w:szCs w:val="20"/>
     </w:rPr>
   </w:style>
-  <w:style w:type="character" w:styleId="183">
+  <w:style w:type="character" w:styleId="934">
     <w:name w:val="footnote reference"/>
-    <w:basedOn w:val="808"/>
+    <w:basedOn w:val="960"/>
     <w:uiPriority w:val="99"/>
     <w:semiHidden/>
     <w:unhideWhenUsed/>
@@ -50726,10 +51127,10 @@
       <w:vertAlign w:val="superscript"/>
     </w:rPr>
   </w:style>
-  <w:style w:type="paragraph" w:styleId="184">
+  <w:style w:type="paragraph" w:styleId="935">
     <w:name w:val="endnote text"/>
-    <w:basedOn w:val="798"/>
-    <w:link w:val="185"/>
+    <w:basedOn w:val="950"/>
+    <w:link w:val="936"/>
     <w:uiPriority w:val="99"/>
     <w:semiHidden/>
     <w:unhideWhenUsed/>
@@ -50743,10 +51144,10 @@
       <w:szCs w:val="20"/>
     </w:rPr>
   </w:style>
-  <w:style w:type="character" w:styleId="185">
+  <w:style w:type="character" w:styleId="936">
     <w:name w:val="Endnote Text Char"/>
-    <w:basedOn w:val="808"/>
-    <w:link w:val="184"/>
+    <w:basedOn w:val="960"/>
+    <w:link w:val="935"/>
     <w:uiPriority w:val="99"/>
     <w:semiHidden/>
     <w:pPr>
@@ -50759,9 +51160,9 @@
       <w:szCs w:val="20"/>
     </w:rPr>
   </w:style>
-  <w:style w:type="character" w:styleId="186">
+  <w:style w:type="character" w:styleId="937">
     <w:name w:val="endnote reference"/>
-    <w:basedOn w:val="808"/>
+    <w:basedOn w:val="960"/>
     <w:uiPriority w:val="99"/>
     <w:semiHidden/>
     <w:unhideWhenUsed/>
@@ -50774,10 +51175,10 @@
       <w:vertAlign w:val="superscript"/>
     </w:rPr>
   </w:style>
-  <w:style w:type="paragraph" w:styleId="189">
+  <w:style w:type="paragraph" w:styleId="938">
     <w:name w:val="toc 1"/>
-    <w:basedOn w:val="798"/>
-    <w:next w:val="798"/>
+    <w:basedOn w:val="950"/>
+    <w:next w:val="950"/>
     <w:uiPriority w:val="39"/>
     <w:unhideWhenUsed/>
     <w:pPr>
@@ -50786,10 +51187,10 @@
       <w:ind/>
     </w:pPr>
   </w:style>
-  <w:style w:type="paragraph" w:styleId="190">
+  <w:style w:type="paragraph" w:styleId="939">
     <w:name w:val="toc 2"/>
-    <w:basedOn w:val="798"/>
-    <w:next w:val="798"/>
+    <w:basedOn w:val="950"/>
+    <w:next w:val="950"/>
     <w:uiPriority w:val="39"/>
     <w:unhideWhenUsed/>
     <w:pPr>
@@ -50798,10 +51199,10 @@
       <w:ind w:left="220"/>
     </w:pPr>
   </w:style>
-  <w:style w:type="paragraph" w:styleId="191">
+  <w:style w:type="paragraph" w:styleId="940">
     <w:name w:val="toc 3"/>
-    <w:basedOn w:val="798"/>
-    <w:next w:val="798"/>
+    <w:basedOn w:val="950"/>
+    <w:next w:val="950"/>
     <w:uiPriority w:val="39"/>
     <w:unhideWhenUsed/>
     <w:pPr>
@@ -50810,10 +51211,10 @@
       <w:ind w:left="440"/>
     </w:pPr>
   </w:style>
-  <w:style w:type="paragraph" w:styleId="192">
+  <w:style w:type="paragraph" w:styleId="941">
     <w:name w:val="toc 4"/>
-    <w:basedOn w:val="798"/>
-    <w:next w:val="798"/>
+    <w:basedOn w:val="950"/>
+    <w:next w:val="950"/>
     <w:uiPriority w:val="39"/>
     <w:unhideWhenUsed/>
     <w:pPr>
@@ -50822,10 +51223,10 @@
       <w:ind w:left="660"/>
     </w:pPr>
   </w:style>
-  <w:style w:type="paragraph" w:styleId="193">
+  <w:style w:type="paragraph" w:styleId="942">
     <w:name w:val="toc 5"/>
-    <w:basedOn w:val="798"/>
-    <w:next w:val="798"/>
+    <w:basedOn w:val="950"/>
+    <w:next w:val="950"/>
     <w:uiPriority w:val="39"/>
     <w:unhideWhenUsed/>
     <w:pPr>
@@ -50834,10 +51235,10 @@
       <w:ind w:left="880"/>
     </w:pPr>
   </w:style>
-  <w:style w:type="paragraph" w:styleId="194">
+  <w:style w:type="paragraph" w:styleId="943">
     <w:name w:val="toc 6"/>
-    <w:basedOn w:val="798"/>
-    <w:next w:val="798"/>
+    <w:basedOn w:val="950"/>
+    <w:next w:val="950"/>
     <w:uiPriority w:val="39"/>
     <w:unhideWhenUsed/>
     <w:pPr>
@@ -50846,10 +51247,10 @@
       <w:ind w:left="1100"/>
     </w:pPr>
   </w:style>
-  <w:style w:type="paragraph" w:styleId="195">
+  <w:style w:type="paragraph" w:styleId="944">
     <w:name w:val="toc 7"/>
-    <w:basedOn w:val="798"/>
-    <w:next w:val="798"/>
+    <w:basedOn w:val="950"/>
+    <w:next w:val="950"/>
     <w:uiPriority w:val="39"/>
     <w:unhideWhenUsed/>
     <w:pPr>
@@ -50858,10 +51259,10 @@
       <w:ind w:left="1320"/>
     </w:pPr>
   </w:style>
-  <w:style w:type="paragraph" w:styleId="196">
+  <w:style w:type="paragraph" w:styleId="945">
     <w:name w:val="toc 8"/>
-    <w:basedOn w:val="798"/>
-    <w:next w:val="798"/>
+    <w:basedOn w:val="950"/>
+    <w:next w:val="950"/>
     <w:uiPriority w:val="39"/>
     <w:unhideWhenUsed/>
     <w:pPr>
@@ -50870,10 +51271,10 @@
       <w:ind w:left="1540"/>
     </w:pPr>
   </w:style>
-  <w:style w:type="paragraph" w:styleId="197">
+  <w:style w:type="paragraph" w:styleId="946">
     <w:name w:val="toc 9"/>
-    <w:basedOn w:val="798"/>
-    <w:next w:val="798"/>
+    <w:basedOn w:val="950"/>
+    <w:next w:val="950"/>
     <w:uiPriority w:val="39"/>
     <w:unhideWhenUsed/>
     <w:pPr>
@@ -50882,9 +51283,9 @@
       <w:ind w:left="1760"/>
     </w:pPr>
   </w:style>
-  <w:style w:type="character" w:styleId="198">
+  <w:style w:type="character" w:styleId="947">
     <w:name w:val="Placeholder Text"/>
-    <w:basedOn w:val="808"/>
+    <w:basedOn w:val="960"/>
     <w:uiPriority w:val="99"/>
     <w:semiHidden/>
     <w:pPr>
@@ -50896,7 +51297,7 @@
       <w:color w:val="666666"/>
     </w:rPr>
   </w:style>
-  <w:style w:type="paragraph" w:styleId="208">
+  <w:style w:type="paragraph" w:styleId="948">
     <w:name w:val="TOC Heading"/>
     <w:uiPriority w:val="39"/>
     <w:unhideWhenUsed/>
@@ -50906,10 +51307,10 @@
       <w:ind/>
     </w:pPr>
   </w:style>
-  <w:style w:type="paragraph" w:styleId="209">
+  <w:style w:type="paragraph" w:styleId="949">
     <w:name w:val="table of figures"/>
-    <w:basedOn w:val="798"/>
-    <w:next w:val="798"/>
+    <w:basedOn w:val="950"/>
+    <w:next w:val="950"/>
     <w:uiPriority w:val="99"/>
     <w:unhideWhenUsed/>
     <w:pPr>
@@ -50918,7 +51319,7 @@
       <w:ind/>
     </w:pPr>
   </w:style>
-  <w:style w:type="paragraph" w:styleId="798" w:default="1">
+  <w:style w:type="paragraph" w:styleId="950" w:default="1">
     <w:name w:val="Normal"/>
     <w:qFormat/>
     <w:pPr>
@@ -50933,11 +51334,11 @@
       <w:lang w:val="en-US"/>
     </w:rPr>
   </w:style>
-  <w:style w:type="paragraph" w:styleId="799">
+  <w:style w:type="paragraph" w:styleId="951">
     <w:name w:val="Heading 1"/>
-    <w:basedOn w:val="798"/>
-    <w:next w:val="798"/>
-    <w:link w:val="817"/>
+    <w:basedOn w:val="950"/>
+    <w:next w:val="950"/>
+    <w:link w:val="969"/>
     <w:qFormat/>
     <w:pPr>
       <w:pBdr/>
@@ -50952,11 +51353,11 @@
       <w:szCs w:val="32"/>
     </w:rPr>
   </w:style>
-  <w:style w:type="paragraph" w:styleId="800">
+  <w:style w:type="paragraph" w:styleId="952">
     <w:name w:val="Heading 2"/>
-    <w:basedOn w:val="798"/>
-    <w:next w:val="798"/>
-    <w:link w:val="820"/>
+    <w:basedOn w:val="950"/>
+    <w:next w:val="950"/>
+    <w:link w:val="972"/>
     <w:unhideWhenUsed/>
     <w:qFormat/>
     <w:pPr>
@@ -50973,11 +51374,11 @@
       <w:u w:val="single"/>
     </w:rPr>
   </w:style>
-  <w:style w:type="paragraph" w:styleId="801">
+  <w:style w:type="paragraph" w:styleId="953">
     <w:name w:val="Heading 3"/>
-    <w:basedOn w:val="798"/>
-    <w:next w:val="798"/>
-    <w:link w:val="822"/>
+    <w:basedOn w:val="950"/>
+    <w:next w:val="950"/>
+    <w:link w:val="974"/>
     <w:unhideWhenUsed/>
     <w:qFormat/>
     <w:pPr>
@@ -50990,11 +51391,11 @@
       <w:u w:val="single"/>
     </w:rPr>
   </w:style>
-  <w:style w:type="paragraph" w:styleId="802">
+  <w:style w:type="paragraph" w:styleId="954">
     <w:name w:val="Heading 4"/>
-    <w:basedOn w:val="798"/>
-    <w:next w:val="798"/>
-    <w:link w:val="836"/>
+    <w:basedOn w:val="950"/>
+    <w:next w:val="950"/>
+    <w:link w:val="988"/>
     <w:unhideWhenUsed/>
     <w:qFormat/>
     <w:pPr>
@@ -51009,11 +51410,11 @@
       <w:iCs/>
     </w:rPr>
   </w:style>
-  <w:style w:type="paragraph" w:styleId="803">
+  <w:style w:type="paragraph" w:styleId="955">
     <w:name w:val="Heading 5"/>
-    <w:basedOn w:val="798"/>
-    <w:next w:val="798"/>
-    <w:link w:val="838"/>
+    <w:basedOn w:val="950"/>
+    <w:next w:val="950"/>
+    <w:link w:val="990"/>
     <w:unhideWhenUsed/>
     <w:qFormat/>
     <w:pPr>
@@ -51027,11 +51428,11 @@
       <w:color w:val="2e74b5" w:themeColor="accent1" w:themeShade="BF"/>
     </w:rPr>
   </w:style>
-  <w:style w:type="paragraph" w:styleId="804">
+  <w:style w:type="paragraph" w:styleId="956">
     <w:name w:val="Heading 6"/>
-    <w:basedOn w:val="798"/>
-    <w:next w:val="798"/>
-    <w:link w:val="844"/>
+    <w:basedOn w:val="950"/>
+    <w:next w:val="950"/>
+    <w:link w:val="996"/>
     <w:qFormat/>
     <w:pPr>
       <w:pBdr/>
@@ -51049,11 +51450,11 @@
       <w:lang w:eastAsia="ar-SA"/>
     </w:rPr>
   </w:style>
-  <w:style w:type="paragraph" w:styleId="805">
+  <w:style w:type="paragraph" w:styleId="957">
     <w:name w:val="Heading 7"/>
-    <w:basedOn w:val="798"/>
-    <w:next w:val="798"/>
-    <w:link w:val="851"/>
+    <w:basedOn w:val="950"/>
+    <w:next w:val="950"/>
+    <w:link w:val="1003"/>
     <w:uiPriority w:val="9"/>
     <w:unhideWhenUsed/>
     <w:qFormat/>
@@ -51072,11 +51473,11 @@
       <w:color w:val="1f4d78" w:themeColor="accent1" w:themeShade="7F"/>
     </w:rPr>
   </w:style>
-  <w:style w:type="paragraph" w:styleId="806">
+  <w:style w:type="paragraph" w:styleId="958">
     <w:name w:val="Heading 8"/>
-    <w:basedOn w:val="798"/>
-    <w:next w:val="798"/>
-    <w:link w:val="818"/>
+    <w:basedOn w:val="950"/>
+    <w:next w:val="950"/>
+    <w:link w:val="970"/>
     <w:unhideWhenUsed/>
     <w:qFormat/>
     <w:pPr>
@@ -51091,11 +51492,11 @@
       <w:szCs w:val="21"/>
     </w:rPr>
   </w:style>
-  <w:style w:type="paragraph" w:styleId="807">
+  <w:style w:type="paragraph" w:styleId="959">
     <w:name w:val="Heading 9"/>
-    <w:basedOn w:val="798"/>
-    <w:next w:val="798"/>
-    <w:link w:val="819"/>
+    <w:basedOn w:val="950"/>
+    <w:next w:val="950"/>
+    <w:link w:val="971"/>
     <w:uiPriority w:val="9"/>
     <w:semiHidden/>
     <w:unhideWhenUsed/>
@@ -51114,7 +51515,7 @@
       <w:szCs w:val="21"/>
     </w:rPr>
   </w:style>
-  <w:style w:type="character" w:styleId="808" w:default="1">
+  <w:style w:type="character" w:styleId="960" w:default="1">
     <w:name w:val="Default Paragraph Font"/>
     <w:uiPriority w:val="1"/>
     <w:semiHidden/>
@@ -51125,7 +51526,7 @@
       <w:ind/>
     </w:pPr>
   </w:style>
-  <w:style w:type="table" w:styleId="809" w:default="1">
+  <w:style w:type="table" w:styleId="961" w:default="1">
     <w:name w:val="Normal Table"/>
     <w:uiPriority w:val="99"/>
     <w:semiHidden/>
@@ -51318,7 +51719,7 @@
       </w:tcPr>
     </w:tblStylePr>
   </w:style>
-  <w:style w:type="numbering" w:styleId="810" w:default="1">
+  <w:style w:type="numbering" w:styleId="962" w:default="1">
     <w:name w:val="No List"/>
     <w:uiPriority w:val="99"/>
     <w:semiHidden/>
@@ -51329,11 +51730,11 @@
       <w:ind/>
     </w:pPr>
   </w:style>
-  <w:style w:type="paragraph" w:styleId="811">
+  <w:style w:type="paragraph" w:styleId="963">
     <w:name w:val="Title"/>
-    <w:basedOn w:val="798"/>
-    <w:next w:val="798"/>
-    <w:link w:val="812"/>
+    <w:basedOn w:val="950"/>
+    <w:next w:val="950"/>
+    <w:link w:val="964"/>
     <w:uiPriority w:val="10"/>
     <w:qFormat/>
     <w:pPr>
@@ -51349,10 +51750,10 @@
       <w:szCs w:val="56"/>
     </w:rPr>
   </w:style>
-  <w:style w:type="character" w:styleId="812" w:customStyle="1">
+  <w:style w:type="character" w:styleId="964" w:customStyle="1">
     <w:name w:val="Title Char"/>
-    <w:basedOn w:val="808"/>
-    <w:link w:val="811"/>
+    <w:basedOn w:val="960"/>
+    <w:link w:val="963"/>
     <w:uiPriority w:val="10"/>
     <w:pPr>
       <w:pBdr/>
@@ -51367,11 +51768,11 @@
       <w:lang w:val="en-US"/>
     </w:rPr>
   </w:style>
-  <w:style w:type="paragraph" w:styleId="813">
+  <w:style w:type="paragraph" w:styleId="965">
     <w:name w:val="Subtitle"/>
-    <w:basedOn w:val="798"/>
-    <w:next w:val="798"/>
-    <w:link w:val="814"/>
+    <w:basedOn w:val="950"/>
+    <w:next w:val="950"/>
+    <w:link w:val="966"/>
     <w:uiPriority w:val="11"/>
     <w:qFormat/>
     <w:pPr>
@@ -51388,10 +51789,10 @@
       <w:spacing w:val="15"/>
     </w:rPr>
   </w:style>
-  <w:style w:type="character" w:styleId="814" w:customStyle="1">
+  <w:style w:type="character" w:styleId="966" w:customStyle="1">
     <w:name w:val="Subtitle Char"/>
-    <w:basedOn w:val="808"/>
-    <w:link w:val="813"/>
+    <w:basedOn w:val="960"/>
+    <w:link w:val="965"/>
     <w:uiPriority w:val="11"/>
     <w:pPr>
       <w:pBdr/>
@@ -51404,9 +51805,9 @@
       <w:spacing w:val="15"/>
     </w:rPr>
   </w:style>
-  <w:style w:type="paragraph" w:styleId="815">
+  <w:style w:type="paragraph" w:styleId="967">
     <w:name w:val="List Paragraph"/>
-    <w:basedOn w:val="798"/>
+    <w:basedOn w:val="950"/>
     <w:uiPriority w:val="34"/>
     <w:qFormat/>
     <w:pPr>
@@ -51416,9 +51817,9 @@
       <w:contextualSpacing w:val="true"/>
     </w:pPr>
   </w:style>
-  <w:style w:type="character" w:styleId="816">
+  <w:style w:type="character" w:styleId="968">
     <w:name w:val="Hyperlink"/>
-    <w:basedOn w:val="808"/>
+    <w:basedOn w:val="960"/>
     <w:uiPriority w:val="99"/>
     <w:unhideWhenUsed/>
     <w:pPr>
@@ -51431,10 +51832,10 @@
       <w:u w:val="single"/>
     </w:rPr>
   </w:style>
-  <w:style w:type="character" w:styleId="817" w:customStyle="1">
+  <w:style w:type="character" w:styleId="969" w:customStyle="1">
     <w:name w:val="Heading 1 Char"/>
-    <w:basedOn w:val="808"/>
-    <w:link w:val="799"/>
+    <w:basedOn w:val="960"/>
+    <w:link w:val="951"/>
     <w:pPr>
       <w:pBdr/>
       <w:spacing/>
@@ -51448,10 +51849,10 @@
       <w:lang w:val="en-US"/>
     </w:rPr>
   </w:style>
-  <w:style w:type="character" w:styleId="818" w:customStyle="1">
+  <w:style w:type="character" w:styleId="970" w:customStyle="1">
     <w:name w:val="Heading 8 Char"/>
-    <w:basedOn w:val="808"/>
-    <w:link w:val="806"/>
+    <w:basedOn w:val="960"/>
+    <w:link w:val="958"/>
     <w:uiPriority w:val="9"/>
     <w:semiHidden/>
     <w:pPr>
@@ -51466,10 +51867,10 @@
       <w:szCs w:val="21"/>
     </w:rPr>
   </w:style>
-  <w:style w:type="character" w:styleId="819" w:customStyle="1">
+  <w:style w:type="character" w:styleId="971" w:customStyle="1">
     <w:name w:val="Heading 9 Char"/>
-    <w:basedOn w:val="808"/>
-    <w:link w:val="807"/>
+    <w:basedOn w:val="960"/>
+    <w:link w:val="959"/>
     <w:uiPriority w:val="9"/>
     <w:semiHidden/>
     <w:pPr>
@@ -51486,10 +51887,10 @@
       <w:szCs w:val="21"/>
     </w:rPr>
   </w:style>
-  <w:style w:type="character" w:styleId="820" w:customStyle="1">
+  <w:style w:type="character" w:styleId="972" w:customStyle="1">
     <w:name w:val="Heading 2 Char"/>
-    <w:basedOn w:val="808"/>
-    <w:link w:val="800"/>
+    <w:basedOn w:val="960"/>
+    <w:link w:val="952"/>
     <w:pPr>
       <w:pBdr/>
       <w:spacing/>
@@ -51504,9 +51905,9 @@
       <w:lang w:val="en-US"/>
     </w:rPr>
   </w:style>
-  <w:style w:type="character" w:styleId="821">
+  <w:style w:type="character" w:styleId="973">
     <w:name w:val="Emphasis"/>
-    <w:basedOn w:val="808"/>
+    <w:basedOn w:val="960"/>
     <w:uiPriority w:val="20"/>
     <w:qFormat/>
     <w:pPr>
@@ -51520,10 +51921,10 @@
       <w:iCs/>
     </w:rPr>
   </w:style>
-  <w:style w:type="character" w:styleId="822" w:customStyle="1">
+  <w:style w:type="character" w:styleId="974" w:customStyle="1">
     <w:name w:val="Heading 3 Char"/>
-    <w:basedOn w:val="808"/>
-    <w:link w:val="801"/>
+    <w:basedOn w:val="960"/>
+    <w:link w:val="953"/>
     <w:pPr>
       <w:pBdr/>
       <w:spacing/>
@@ -51537,10 +51938,10 @@
       <w:lang w:val="en-US"/>
     </w:rPr>
   </w:style>
-  <w:style w:type="paragraph" w:styleId="823">
+  <w:style w:type="paragraph" w:styleId="975">
     <w:name w:val="Balloon Text"/>
-    <w:basedOn w:val="798"/>
-    <w:link w:val="824"/>
+    <w:basedOn w:val="950"/>
+    <w:link w:val="976"/>
     <w:uiPriority w:val="99"/>
     <w:semiHidden/>
     <w:unhideWhenUsed/>
@@ -51555,10 +51956,10 @@
       <w:szCs w:val="18"/>
     </w:rPr>
   </w:style>
-  <w:style w:type="character" w:styleId="824" w:customStyle="1">
+  <w:style w:type="character" w:styleId="976" w:customStyle="1">
     <w:name w:val="Balloon Text Char"/>
-    <w:basedOn w:val="808"/>
-    <w:link w:val="823"/>
+    <w:basedOn w:val="960"/>
+    <w:link w:val="975"/>
     <w:uiPriority w:val="99"/>
     <w:semiHidden/>
     <w:pPr>
@@ -51572,9 +51973,9 @@
       <w:szCs w:val="18"/>
     </w:rPr>
   </w:style>
-  <w:style w:type="character" w:styleId="825">
+  <w:style w:type="character" w:styleId="977">
     <w:name w:val="Intense Emphasis"/>
-    <w:basedOn w:val="808"/>
+    <w:basedOn w:val="960"/>
     <w:uiPriority w:val="21"/>
     <w:qFormat/>
     <w:pPr>
@@ -51588,9 +51989,9 @@
       <w:color w:val="5b9bd5" w:themeColor="accent1"/>
     </w:rPr>
   </w:style>
-  <w:style w:type="character" w:styleId="826">
+  <w:style w:type="character" w:styleId="978">
     <w:name w:val="Strong"/>
-    <w:basedOn w:val="808"/>
+    <w:basedOn w:val="960"/>
     <w:uiPriority w:val="22"/>
     <w:qFormat/>
     <w:pPr>
@@ -51603,11 +52004,11 @@
       <w:bCs/>
     </w:rPr>
   </w:style>
-  <w:style w:type="paragraph" w:styleId="827">
+  <w:style w:type="paragraph" w:styleId="979">
     <w:name w:val="Intense Quote"/>
-    <w:basedOn w:val="798"/>
-    <w:next w:val="798"/>
-    <w:link w:val="828"/>
+    <w:basedOn w:val="950"/>
+    <w:next w:val="950"/>
+    <w:link w:val="980"/>
     <w:uiPriority w:val="30"/>
     <w:qFormat/>
     <w:pPr>
@@ -51626,10 +52027,10 @@
       <w:sz w:val="32"/>
     </w:rPr>
   </w:style>
-  <w:style w:type="character" w:styleId="828" w:customStyle="1">
+  <w:style w:type="character" w:styleId="980" w:customStyle="1">
     <w:name w:val="Intense Quote Char"/>
-    <w:basedOn w:val="808"/>
-    <w:link w:val="827"/>
+    <w:basedOn w:val="960"/>
+    <w:link w:val="979"/>
     <w:uiPriority w:val="30"/>
     <w:pPr>
       <w:pBdr/>
@@ -51643,11 +52044,11 @@
       <w:sz w:val="32"/>
     </w:rPr>
   </w:style>
-  <w:style w:type="paragraph" w:styleId="829">
+  <w:style w:type="paragraph" w:styleId="981">
     <w:name w:val="Quote"/>
-    <w:basedOn w:val="798"/>
-    <w:next w:val="798"/>
-    <w:link w:val="830"/>
+    <w:basedOn w:val="950"/>
+    <w:next w:val="950"/>
+    <w:link w:val="982"/>
     <w:uiPriority w:val="29"/>
     <w:qFormat/>
     <w:pPr>
@@ -51662,10 +52063,10 @@
       <w:color w:val="404040" w:themeColor="text1" w:themeTint="BF"/>
     </w:rPr>
   </w:style>
-  <w:style w:type="character" w:styleId="830" w:customStyle="1">
+  <w:style w:type="character" w:styleId="982" w:customStyle="1">
     <w:name w:val="Quote Char"/>
-    <w:basedOn w:val="808"/>
-    <w:link w:val="829"/>
+    <w:basedOn w:val="960"/>
+    <w:link w:val="981"/>
     <w:uiPriority w:val="29"/>
     <w:pPr>
       <w:pBdr/>
@@ -51679,9 +52080,9 @@
       <w:sz w:val="24"/>
     </w:rPr>
   </w:style>
-  <w:style w:type="table" w:styleId="831">
+  <w:style w:type="table" w:styleId="983">
     <w:name w:val="Table Grid"/>
-    <w:basedOn w:val="809"/>
+    <w:basedOn w:val="961"/>
     <w:uiPriority w:val="39"/>
     <w:pPr>
       <w:pBdr/>
@@ -51871,9 +52272,9 @@
       </w:tcPr>
     </w:tblStylePr>
   </w:style>
-  <w:style w:type="paragraph" w:styleId="832">
+  <w:style w:type="paragraph" w:styleId="984">
     <w:name w:val="Body Text 3"/>
-    <w:link w:val="833"/>
+    <w:link w:val="985"/>
     <w:uiPriority w:val="99"/>
     <w:unhideWhenUsed/>
     <w:pPr>
@@ -51893,10 +52294,10 @@
       <w14:ligatures w14:val="standard"/>
     </w:rPr>
   </w:style>
-  <w:style w:type="character" w:styleId="833" w:customStyle="1">
+  <w:style w:type="character" w:styleId="985" w:customStyle="1">
     <w:name w:val="Body Text 3 Char"/>
-    <w:basedOn w:val="808"/>
-    <w:link w:val="832"/>
+    <w:basedOn w:val="960"/>
+    <w:link w:val="984"/>
     <w:uiPriority w:val="99"/>
     <w:pPr>
       <w:pBdr/>
@@ -51912,7 +52313,7 @@
       <w14:ligatures w14:val="standard"/>
     </w:rPr>
   </w:style>
-  <w:style w:type="paragraph" w:styleId="834">
+  <w:style w:type="paragraph" w:styleId="986">
     <w:name w:val="No Spacing"/>
     <w:uiPriority w:val="1"/>
     <w:qFormat/>
@@ -51931,9 +52332,9 @@
       <w:lang w:val="en-US"/>
     </w:rPr>
   </w:style>
-  <w:style w:type="character" w:styleId="835">
+  <w:style w:type="character" w:styleId="987">
     <w:name w:val="FollowedHyperlink"/>
-    <w:basedOn w:val="808"/>
+    <w:basedOn w:val="960"/>
     <w:uiPriority w:val="99"/>
     <w:semiHidden/>
     <w:unhideWhenUsed/>
@@ -51947,10 +52348,10 @@
       <w:u w:val="single"/>
     </w:rPr>
   </w:style>
-  <w:style w:type="character" w:styleId="836" w:customStyle="1">
+  <w:style w:type="character" w:styleId="988" w:customStyle="1">
     <w:name w:val="Heading 4 Char"/>
-    <w:basedOn w:val="808"/>
-    <w:link w:val="802"/>
+    <w:basedOn w:val="960"/>
+    <w:link w:val="954"/>
     <w:pPr>
       <w:pBdr/>
       <w:spacing/>
@@ -51965,9 +52366,9 @@
       <w:lang w:val="en-US"/>
     </w:rPr>
   </w:style>
-  <w:style w:type="character" w:styleId="837">
+  <w:style w:type="character" w:styleId="989">
     <w:name w:val="Subtle Emphasis"/>
-    <w:basedOn w:val="808"/>
+    <w:basedOn w:val="960"/>
     <w:uiPriority w:val="19"/>
     <w:qFormat/>
     <w:pPr>
@@ -51981,10 +52382,10 @@
       <w:color w:val="404040" w:themeColor="text1" w:themeTint="BF"/>
     </w:rPr>
   </w:style>
-  <w:style w:type="character" w:styleId="838" w:customStyle="1">
+  <w:style w:type="character" w:styleId="990" w:customStyle="1">
     <w:name w:val="Heading 5 Char"/>
-    <w:basedOn w:val="808"/>
-    <w:link w:val="803"/>
+    <w:basedOn w:val="960"/>
+    <w:link w:val="955"/>
     <w:uiPriority w:val="9"/>
     <w:pPr>
       <w:pBdr/>
@@ -51999,27 +52400,27 @@
       <w:lang w:val="en-US"/>
     </w:rPr>
   </w:style>
-  <w:style w:type="character" w:styleId="839" w:customStyle="1">
+  <w:style w:type="character" w:styleId="991" w:customStyle="1">
     <w:name w:val="tx"/>
-    <w:basedOn w:val="808"/>
+    <w:basedOn w:val="960"/>
     <w:pPr>
       <w:pBdr/>
       <w:spacing/>
       <w:ind/>
     </w:pPr>
   </w:style>
-  <w:style w:type="character" w:styleId="840" w:customStyle="1">
+  <w:style w:type="character" w:styleId="992" w:customStyle="1">
     <w:name w:val="apple-converted-space"/>
-    <w:basedOn w:val="808"/>
+    <w:basedOn w:val="960"/>
     <w:pPr>
       <w:pBdr/>
       <w:spacing/>
       <w:ind/>
     </w:pPr>
   </w:style>
-  <w:style w:type="paragraph" w:styleId="841">
+  <w:style w:type="paragraph" w:styleId="993">
     <w:name w:val="Normal (Web)"/>
-    <w:basedOn w:val="798"/>
+    <w:basedOn w:val="950"/>
     <w:uiPriority w:val="99"/>
     <w:unhideWhenUsed/>
     <w:pPr>
@@ -52031,10 +52432,10 @@
       <w:rFonts w:ascii="Times New Roman" w:hAnsi="Times New Roman" w:eastAsia="Times New Roman" w:cs="Times New Roman"/>
     </w:rPr>
   </w:style>
-  <w:style w:type="paragraph" w:styleId="842">
+  <w:style w:type="paragraph" w:styleId="994">
     <w:name w:val="Body Text"/>
-    <w:basedOn w:val="798"/>
-    <w:link w:val="843"/>
+    <w:basedOn w:val="950"/>
+    <w:link w:val="995"/>
     <w:uiPriority w:val="99"/>
     <w:semiHidden/>
     <w:unhideWhenUsed/>
@@ -52044,10 +52445,10 @@
       <w:ind/>
     </w:pPr>
   </w:style>
-  <w:style w:type="character" w:styleId="843" w:customStyle="1">
+  <w:style w:type="character" w:styleId="995" w:customStyle="1">
     <w:name w:val="Body Text Char"/>
-    <w:basedOn w:val="808"/>
-    <w:link w:val="842"/>
+    <w:basedOn w:val="960"/>
+    <w:link w:val="994"/>
     <w:uiPriority w:val="99"/>
     <w:semiHidden/>
     <w:pPr>
@@ -52062,10 +52463,10 @@
       <w:lang w:val="en-US"/>
     </w:rPr>
   </w:style>
-  <w:style w:type="character" w:styleId="844" w:customStyle="1">
+  <w:style w:type="character" w:styleId="996" w:customStyle="1">
     <w:name w:val="Heading 6 Char"/>
-    <w:basedOn w:val="808"/>
-    <w:link w:val="804"/>
+    <w:basedOn w:val="960"/>
+    <w:link w:val="956"/>
     <w:pPr>
       <w:pBdr/>
       <w:spacing/>
@@ -52079,7 +52480,7 @@
       <w:lang w:val="en-US" w:eastAsia="ar-SA"/>
     </w:rPr>
   </w:style>
-  <w:style w:type="character" w:styleId="845" w:customStyle="1">
+  <w:style w:type="character" w:styleId="997" w:customStyle="1">
     <w:name w:val="normal1"/>
     <w:pPr>
       <w:pBdr/>
@@ -52092,9 +52493,9 @@
       <w:bCs w:val="0"/>
     </w:rPr>
   </w:style>
-  <w:style w:type="paragraph" w:styleId="846" w:customStyle="1">
+  <w:style w:type="paragraph" w:styleId="998" w:customStyle="1">
     <w:name w:val="Colorful List - Accent 11"/>
-    <w:basedOn w:val="798"/>
+    <w:basedOn w:val="950"/>
     <w:uiPriority w:val="72"/>
     <w:qFormat/>
     <w:pPr>
@@ -52107,18 +52508,18 @@
       <w:lang w:eastAsia="ar-SA"/>
     </w:rPr>
   </w:style>
-  <w:style w:type="character" w:styleId="847" w:customStyle="1">
+  <w:style w:type="character" w:styleId="999" w:customStyle="1">
     <w:name w:val="screenreader-only"/>
-    <w:basedOn w:val="808"/>
+    <w:basedOn w:val="960"/>
     <w:pPr>
       <w:pBdr/>
       <w:spacing/>
       <w:ind/>
     </w:pPr>
   </w:style>
-  <w:style w:type="paragraph" w:styleId="848" w:customStyle="1">
+  <w:style w:type="paragraph" w:styleId="1000" w:customStyle="1">
     <w:name w:val="desc"/>
-    <w:basedOn w:val="798"/>
+    <w:basedOn w:val="950"/>
     <w:pPr>
       <w:pBdr/>
       <w:spacing w:line="240" w:lineRule="auto"/>
@@ -52130,28 +52531,28 @@
       <w14:ligatures w14:val="standard"/>
     </w:rPr>
   </w:style>
-  <w:style w:type="character" w:styleId="849" w:customStyle="1">
+  <w:style w:type="character" w:styleId="1001" w:customStyle="1">
     <w:name w:val="instructure_file_link_holder"/>
-    <w:basedOn w:val="808"/>
+    <w:basedOn w:val="960"/>
     <w:pPr>
       <w:pBdr/>
       <w:spacing/>
       <w:ind/>
     </w:pPr>
   </w:style>
-  <w:style w:type="character" w:styleId="850" w:customStyle="1">
+  <w:style w:type="character" w:styleId="1002" w:customStyle="1">
     <w:name w:val="instructure_scribd_file_holder"/>
-    <w:basedOn w:val="808"/>
+    <w:basedOn w:val="960"/>
     <w:pPr>
       <w:pBdr/>
       <w:spacing/>
       <w:ind/>
     </w:pPr>
   </w:style>
-  <w:style w:type="character" w:styleId="851" w:customStyle="1">
+  <w:style w:type="character" w:styleId="1003" w:customStyle="1">
     <w:name w:val="Heading 7 Char"/>
-    <w:basedOn w:val="808"/>
-    <w:link w:val="805"/>
+    <w:basedOn w:val="960"/>
+    <w:link w:val="957"/>
     <w:uiPriority w:val="9"/>
     <w:pPr>
       <w:pBdr/>
@@ -52168,9 +52569,9 @@
       <w:lang w:val="en-US"/>
     </w:rPr>
   </w:style>
-  <w:style w:type="character" w:styleId="852">
+  <w:style w:type="character" w:styleId="1004">
     <w:name w:val="annotation reference"/>
-    <w:basedOn w:val="808"/>
+    <w:basedOn w:val="960"/>
     <w:uiPriority w:val="99"/>
     <w:semiHidden/>
     <w:unhideWhenUsed/>
@@ -52184,10 +52585,10 @@
       <w:szCs w:val="16"/>
     </w:rPr>
   </w:style>
-  <w:style w:type="paragraph" w:styleId="853">
+  <w:style w:type="paragraph" w:styleId="1005">
     <w:name w:val="annotation text"/>
-    <w:basedOn w:val="798"/>
-    <w:link w:val="854"/>
+    <w:basedOn w:val="950"/>
+    <w:link w:val="1006"/>
     <w:uiPriority w:val="99"/>
     <w:semiHidden/>
     <w:unhideWhenUsed/>
@@ -52201,10 +52602,10 @@
       <w:szCs w:val="20"/>
     </w:rPr>
   </w:style>
-  <w:style w:type="character" w:styleId="854" w:customStyle="1">
+  <w:style w:type="character" w:styleId="1006" w:customStyle="1">
     <w:name w:val="Comment Text Char"/>
-    <w:basedOn w:val="808"/>
-    <w:link w:val="853"/>
+    <w:basedOn w:val="960"/>
+    <w:link w:val="1005"/>
     <w:uiPriority w:val="99"/>
     <w:semiHidden/>
     <w:pPr>
@@ -52219,11 +52620,11 @@
       <w:lang w:val="en-US"/>
     </w:rPr>
   </w:style>
-  <w:style w:type="paragraph" w:styleId="855">
+  <w:style w:type="paragraph" w:styleId="1007">
     <w:name w:val="annotation subject"/>
-    <w:basedOn w:val="853"/>
-    <w:next w:val="853"/>
-    <w:link w:val="856"/>
+    <w:basedOn w:val="1005"/>
+    <w:next w:val="1005"/>
+    <w:link w:val="1008"/>
     <w:uiPriority w:val="99"/>
     <w:semiHidden/>
     <w:unhideWhenUsed/>
@@ -52237,10 +52638,10 @@
       <w:bCs/>
     </w:rPr>
   </w:style>
-  <w:style w:type="character" w:styleId="856" w:customStyle="1">
+  <w:style w:type="character" w:styleId="1008" w:customStyle="1">
     <w:name w:val="Comment Subject Char"/>
-    <w:basedOn w:val="854"/>
-    <w:link w:val="855"/>
+    <w:basedOn w:val="1006"/>
+    <w:link w:val="1007"/>
     <w:uiPriority w:val="99"/>
     <w:semiHidden/>
     <w:pPr>
@@ -52257,10 +52658,10 @@
       <w:lang w:val="en-US"/>
     </w:rPr>
   </w:style>
-  <w:style w:type="paragraph" w:styleId="857">
+  <w:style w:type="paragraph" w:styleId="1009">
     <w:name w:val="Header"/>
-    <w:basedOn w:val="798"/>
-    <w:link w:val="858"/>
+    <w:basedOn w:val="950"/>
+    <w:link w:val="1010"/>
     <w:uiPriority w:val="99"/>
     <w:unhideWhenUsed/>
     <w:pPr>
@@ -52273,10 +52674,10 @@
       <w:ind/>
     </w:pPr>
   </w:style>
-  <w:style w:type="character" w:styleId="858" w:customStyle="1">
+  <w:style w:type="character" w:styleId="1010" w:customStyle="1">
     <w:name w:val="Header Char"/>
-    <w:basedOn w:val="808"/>
-    <w:link w:val="857"/>
+    <w:basedOn w:val="960"/>
+    <w:link w:val="1009"/>
     <w:uiPriority w:val="99"/>
     <w:pPr>
       <w:pBdr/>
@@ -52290,10 +52691,10 @@
       <w:lang w:val="en-US"/>
     </w:rPr>
   </w:style>
-  <w:style w:type="paragraph" w:styleId="859">
+  <w:style w:type="paragraph" w:styleId="1011">
     <w:name w:val="Footer"/>
-    <w:basedOn w:val="798"/>
-    <w:link w:val="860"/>
+    <w:basedOn w:val="950"/>
+    <w:link w:val="1012"/>
     <w:uiPriority w:val="99"/>
     <w:unhideWhenUsed/>
     <w:pPr>
@@ -52306,10 +52707,10 @@
       <w:ind/>
     </w:pPr>
   </w:style>
-  <w:style w:type="character" w:styleId="860" w:customStyle="1">
+  <w:style w:type="character" w:styleId="1012" w:customStyle="1">
     <w:name w:val="Footer Char"/>
-    <w:basedOn w:val="808"/>
-    <w:link w:val="859"/>
+    <w:basedOn w:val="960"/>
+    <w:link w:val="1011"/>
     <w:uiPriority w:val="99"/>
     <w:pPr>
       <w:pBdr/>
@@ -52323,9 +52724,9 @@
       <w:lang w:val="en-US"/>
     </w:rPr>
   </w:style>
-  <w:style w:type="character" w:styleId="861">
+  <w:style w:type="character" w:styleId="1013">
     <w:name w:val="Unresolved Mention"/>
-    <w:basedOn w:val="808"/>
+    <w:basedOn w:val="960"/>
     <w:uiPriority w:val="99"/>
     <w:semiHidden/>
     <w:unhideWhenUsed/>
@@ -52339,18 +52740,18 @@
       <w:shd w:val="clear" w:color="auto" w:fill="e1dfdd"/>
     </w:rPr>
   </w:style>
-  <w:style w:type="character" w:styleId="862" w:customStyle="1">
+  <w:style w:type="character" w:styleId="1014" w:customStyle="1">
     <w:name w:val="external_link_icon"/>
-    <w:basedOn w:val="808"/>
+    <w:basedOn w:val="960"/>
     <w:pPr>
       <w:pBdr/>
       <w:spacing/>
       <w:ind/>
     </w:pPr>
   </w:style>
-  <w:style w:type="character" w:styleId="863" w:customStyle="1">
+  <w:style w:type="character" w:styleId="1015" w:customStyle="1">
     <w:name w:val="normaltextrun"/>
-    <w:basedOn w:val="808"/>
+    <w:basedOn w:val="960"/>
     <w:pPr>
       <w:pBdr/>
       <w:spacing/>
@@ -52660,7 +53061,7 @@
   <xsd:schema xmlns:xsd="http://www.w3.org/2001/XMLSchema" xmlns:xs="http://www.w3.org/2001/XMLSchema" xmlns:dms="http://schemas.microsoft.com/office/2006/documentManagement/types" xmlns:pc="http://schemas.microsoft.com/office/infopath/2007/PartnerControls" targetNamespace="5d8e7d0e-128a-4ea6-a84b-a16b134dda19" elementFormDefault="qualified">
     <xsd:import namespace="http://schemas.microsoft.com/office/2006/documentManagement/types"/>
     <xsd:import namespace="http://schemas.microsoft.com/office/infopath/2007/PartnerControls"/>
-    <xsd:element name="gbe826e304d04e1481e58682562a40ed" ma:index="15" ma:taxonomy="true" ma:internalName="gbe826e304d04e1481e58682562a40ed" ma:taxonomyFieldName="File_x005F_x0020_Category" ma:displayName="File Category" ma:readOnly="false" ma:default="" ma:fieldId="{0be826e3-04d0-4e14-81e5-8682562a40ed}" ma:sspId="a1a3adb0-97c5-4630-9776-e3f84a4f78a3" ma:termSetId="944b2a31-f31a-40d7-b975-b13d3dbd5573" ma:anchorId="00000000-0000-0000-0000-000000000000" ma:open="false" ma:isKeyword="false">
+    <xsd:element name="gbe826e304d04e1481e58682562a40ed" ma:index="15" ma:taxonomy="true" ma:internalName="gbe826e304d04e1481e58682562a40ed" ma:taxonomyFieldName="File_x005F_x005F_x005F_x0020_Category" ma:displayName="File Category" ma:readOnly="false" ma:default="" ma:fieldId="{0be826e3-04d0-4e14-81e5-8682562a40ed}" ma:sspId="a1a3adb0-97c5-4630-9776-e3f84a4f78a3" ma:termSetId="944b2a31-f31a-40d7-b975-b13d3dbd5573" ma:anchorId="00000000-0000-0000-0000-000000000000" ma:open="false" ma:isKeyword="false">
       <xsd:complexType>
         <xsd:sequence>
           <xsd:element ref="pc:Terms" minOccurs="0" maxOccurs="1"/>
